--- a/New Microsoft Word Document.docx
+++ b/New Microsoft Word Document.docx
@@ -58,7 +58,7 @@
       <w:pPr>
         <w:numPr>
           <w:ilvl w:val="0"/>
-          <w:numId w:val="28"/>
+          <w:numId w:val="3"/>
         </w:numPr>
       </w:pPr>
       <w:r>
@@ -76,7 +76,7 @@
       <w:pPr>
         <w:numPr>
           <w:ilvl w:val="1"/>
-          <w:numId w:val="28"/>
+          <w:numId w:val="3"/>
         </w:numPr>
       </w:pPr>
       <w:r>
@@ -87,14 +87,22 @@
         <w:t>Local / Evaluation Mode</w:t>
       </w:r>
       <w:r>
-        <w:t>: Uses SQLite via Prisma (DATABASE_URL="file:./dev.db"), zero setup, zero dependencies, full relational foreign keys and ACID transactions.</w:t>
+        <w:t>: Uses SQLite via Prisma (DATABASE_URL="file:./</w:t>
+      </w:r>
+      <w:proofErr w:type="spellStart"/>
+      <w:r>
+        <w:t>dev.db</w:t>
+      </w:r>
+      <w:proofErr w:type="spellEnd"/>
+      <w:r>
+        <w:t>"), zero setup, zero dependencies, full relational foreign keys and ACID transactions.</w:t>
       </w:r>
     </w:p>
     <w:p>
       <w:pPr>
         <w:numPr>
           <w:ilvl w:val="1"/>
-          <w:numId w:val="28"/>
+          <w:numId w:val="3"/>
         </w:numPr>
       </w:pPr>
       <w:r>
@@ -105,7 +113,23 @@
         <w:t>Production / Deployment Mode</w:t>
       </w:r>
       <w:r>
-        <w:t>: Easily connects to PostgreSQL (Neon, Supabase, AWS RDS, Docker) simply by setting DATABASE_URL="postgresql://...". We provide a production PostgreSQL schema and migration script as well!</w:t>
+        <w:t xml:space="preserve">: Easily connects to PostgreSQL (Neon, </w:t>
+      </w:r>
+      <w:proofErr w:type="spellStart"/>
+      <w:r>
+        <w:t>Supabase</w:t>
+      </w:r>
+      <w:proofErr w:type="spellEnd"/>
+      <w:r>
+        <w:t>, AWS RDS, Docker) simply by setting DATABASE_URL="</w:t>
+      </w:r>
+      <w:proofErr w:type="spellStart"/>
+      <w:r>
+        <w:t>postgresql</w:t>
+      </w:r>
+      <w:proofErr w:type="spellEnd"/>
+      <w:r>
+        <w:t>://...". We provide a production PostgreSQL schema and migration script as well!</w:t>
       </w:r>
     </w:p>
     <w:p>
@@ -124,7 +148,7 @@
       <w:pPr>
         <w:numPr>
           <w:ilvl w:val="0"/>
-          <w:numId w:val="29"/>
+          <w:numId w:val="4"/>
         </w:numPr>
       </w:pPr>
       <w:r>
@@ -135,7 +159,7 @@
       <w:pPr>
         <w:numPr>
           <w:ilvl w:val="0"/>
-          <w:numId w:val="29"/>
+          <w:numId w:val="4"/>
         </w:numPr>
       </w:pPr>
       <w:r>
@@ -146,7 +170,7 @@
       <w:pPr>
         <w:numPr>
           <w:ilvl w:val="0"/>
-          <w:numId w:val="29"/>
+          <w:numId w:val="4"/>
         </w:numPr>
       </w:pPr>
       <w:r>
@@ -169,18 +193,26 @@
       <w:pPr>
         <w:numPr>
           <w:ilvl w:val="0"/>
-          <w:numId w:val="30"/>
-        </w:numPr>
-      </w:pPr>
-      <w:r>
-        <w:t>Reports have a weekly deadline (Friday 18:00 UTC / configured deadline). Reports submitted after deadline are automatically flagged as isLate: true with latency metrics (submitted on-time vs late).</w:t>
+          <w:numId w:val="5"/>
+        </w:numPr>
+      </w:pPr>
+      <w:r>
+        <w:t>Reports have a weekly deadline (Friday 18:00 UTC / configured deadline). Reports submitted after deadline are automatically flagged as </w:t>
+      </w:r>
+      <w:proofErr w:type="spellStart"/>
+      <w:r>
+        <w:t>isLate</w:t>
+      </w:r>
+      <w:proofErr w:type="spellEnd"/>
+      <w:r>
+        <w:t>: true with latency metrics (submitted on-time vs late).</w:t>
       </w:r>
     </w:p>
     <w:p>
       <w:pPr>
         <w:numPr>
           <w:ilvl w:val="0"/>
-          <w:numId w:val="30"/>
+          <w:numId w:val="5"/>
         </w:numPr>
       </w:pPr>
       <w:r>
@@ -204,11 +236,43 @@
       <w:pPr>
         <w:numPr>
           <w:ilvl w:val="0"/>
-          <w:numId w:val="31"/>
-        </w:numPr>
-      </w:pPr>
-      <w:r>
-        <w:t>Report list endpoints support page, limit, search, userId, projectId, status, startDate, endDate, and isLate, returning { data, pagination: { total, page, limit, totalPages } }.</w:t>
+          <w:numId w:val="6"/>
+        </w:numPr>
+      </w:pPr>
+      <w:r>
+        <w:t>Report list endpoints support page, limit, search, userId, projectId, status, </w:t>
+      </w:r>
+      <w:proofErr w:type="spellStart"/>
+      <w:r>
+        <w:t>startDate</w:t>
+      </w:r>
+      <w:proofErr w:type="spellEnd"/>
+      <w:r>
+        <w:t>, </w:t>
+      </w:r>
+      <w:proofErr w:type="spellStart"/>
+      <w:r>
+        <w:t>endDate</w:t>
+      </w:r>
+      <w:proofErr w:type="spellEnd"/>
+      <w:r>
+        <w:t>, and </w:t>
+      </w:r>
+      <w:proofErr w:type="spellStart"/>
+      <w:r>
+        <w:t>isLate</w:t>
+      </w:r>
+      <w:proofErr w:type="spellEnd"/>
+      <w:r>
+        <w:t xml:space="preserve">, returning { data, pagination: { total, page, limit, </w:t>
+      </w:r>
+      <w:proofErr w:type="spellStart"/>
+      <w:r>
+        <w:t>totalPages</w:t>
+      </w:r>
+      <w:proofErr w:type="spellEnd"/>
+      <w:r>
+        <w:t xml:space="preserve"> } }.</w:t>
       </w:r>
     </w:p>
     <w:p>
@@ -227,11 +291,27 @@
       <w:pPr>
         <w:numPr>
           <w:ilvl w:val="0"/>
-          <w:numId w:val="32"/>
-        </w:numPr>
-      </w:pPr>
-      <w:r>
-        <w:t>Each ReportVersion stores the exact snapshot of the report at submission time and is explicitly linked to the review comment (reviewCommentId) created during that review cycle. Both manager and team member can view which comment belongs to which version.</w:t>
+          <w:numId w:val="7"/>
+        </w:numPr>
+      </w:pPr>
+      <w:r>
+        <w:t>Each </w:t>
+      </w:r>
+      <w:proofErr w:type="spellStart"/>
+      <w:r>
+        <w:t>ReportVersion</w:t>
+      </w:r>
+      <w:proofErr w:type="spellEnd"/>
+      <w:r>
+        <w:t> stores the exact snapshot of the report at submission time and is explicitly linked to the review comment (</w:t>
+      </w:r>
+      <w:proofErr w:type="spellStart"/>
+      <w:r>
+        <w:t>reviewCommentId</w:t>
+      </w:r>
+      <w:proofErr w:type="spellEnd"/>
+      <w:r>
+        <w:t>) created during that review cycle. Both manager and team member can view which comment belongs to which version.</w:t>
       </w:r>
     </w:p>
     <w:p>
@@ -250,11 +330,27 @@
       <w:pPr>
         <w:numPr>
           <w:ilvl w:val="0"/>
-          <w:numId w:val="33"/>
-        </w:numPr>
-      </w:pPr>
-      <w:r>
-        <w:t>Swagger / OpenAPI interactive documentation at /api/docs plus complete markdown API reference in README.md.</w:t>
+          <w:numId w:val="8"/>
+        </w:numPr>
+      </w:pPr>
+      <w:r>
+        <w:t xml:space="preserve">Swagger / </w:t>
+      </w:r>
+      <w:proofErr w:type="spellStart"/>
+      <w:r>
+        <w:t>OpenAPI</w:t>
+      </w:r>
+      <w:proofErr w:type="spellEnd"/>
+      <w:r>
+        <w:t xml:space="preserve"> interactive documentation at /</w:t>
+      </w:r>
+      <w:proofErr w:type="spellStart"/>
+      <w:r>
+        <w:t>api</w:t>
+      </w:r>
+      <w:proofErr w:type="spellEnd"/>
+      <w:r>
+        <w:t>/docs plus complete markdown API reference in README.md.</w:t>
       </w:r>
     </w:p>
     <w:p>
@@ -311,7 +407,15 @@
         <w:t>──</w:t>
       </w:r>
       <w:r>
-        <w:t xml:space="preserve"> src/</w:t>
+        <w:t xml:space="preserve"> </w:t>
+      </w:r>
+      <w:proofErr w:type="spellStart"/>
+      <w:r>
+        <w:t>src</w:t>
+      </w:r>
+      <w:proofErr w:type="spellEnd"/>
+      <w:r>
+        <w:t>/</w:t>
       </w:r>
     </w:p>
     <w:p>
@@ -371,8 +475,29 @@
         <w:t>──</w:t>
       </w:r>
       <w:r>
-        <w:t xml:space="preserve"> middleware/         # authMiddleware (JWT), rbacMiddleware, errorHandler</w:t>
-      </w:r>
+        <w:t xml:space="preserve"> middleware/         # </w:t>
+      </w:r>
+      <w:proofErr w:type="spellStart"/>
+      <w:r>
+        <w:t>authMiddleware</w:t>
+      </w:r>
+      <w:proofErr w:type="spellEnd"/>
+      <w:r>
+        <w:t xml:space="preserve"> (JWT), </w:t>
+      </w:r>
+      <w:proofErr w:type="spellStart"/>
+      <w:r>
+        <w:t>rbacMiddleware</w:t>
+      </w:r>
+      <w:proofErr w:type="spellEnd"/>
+      <w:r>
+        <w:t xml:space="preserve">, </w:t>
+      </w:r>
+      <w:proofErr w:type="spellStart"/>
+      <w:r>
+        <w:t>errorHandler</w:t>
+      </w:r>
+      <w:proofErr w:type="spellEnd"/>
     </w:p>
     <w:p>
       <w:r>
@@ -391,7 +516,15 @@
         <w:t>──</w:t>
       </w:r>
       <w:r>
-        <w:t xml:space="preserve"> models/ or db/      # SQLite schema, queries, migrations</w:t>
+        <w:t xml:space="preserve"> models/ or </w:t>
+      </w:r>
+      <w:proofErr w:type="spellStart"/>
+      <w:r>
+        <w:t>db</w:t>
+      </w:r>
+      <w:proofErr w:type="spellEnd"/>
+      <w:r>
+        <w:t>/      # SQLite schema, queries, migrations</w:t>
       </w:r>
     </w:p>
     <w:p>
@@ -476,14 +609,27 @@
         <w:t>──</w:t>
       </w:r>
       <w:r>
-        <w:t xml:space="preserve"> tests/                  # Automated Jest/Supertest for RBAC and Review Workflow</w:t>
+        <w:t xml:space="preserve"> tests/                  # Automated Jest/</w:t>
+      </w:r>
+      <w:proofErr w:type="spellStart"/>
+      <w:r>
+        <w:t>Supertest</w:t>
+      </w:r>
+      <w:proofErr w:type="spellEnd"/>
+      <w:r>
+        <w:t xml:space="preserve"> for RBAC and Review Workflow</w:t>
       </w:r>
     </w:p>
     <w:p>
       <w:r>
         <w:lastRenderedPageBreak/>
-        <w:t>│   └── package.json</w:t>
-      </w:r>
+        <w:t xml:space="preserve">│   └── </w:t>
+      </w:r>
+      <w:proofErr w:type="spellStart"/>
+      <w:r>
+        <w:t>package.json</w:t>
+      </w:r>
+      <w:proofErr w:type="spellEnd"/>
     </w:p>
     <w:p>
       <w:r>
@@ -519,7 +665,15 @@
         <w:t>──</w:t>
       </w:r>
       <w:r>
-        <w:t xml:space="preserve"> src/</w:t>
+        <w:t xml:space="preserve"> </w:t>
+      </w:r>
+      <w:proofErr w:type="spellStart"/>
+      <w:r>
+        <w:t>src</w:t>
+      </w:r>
+      <w:proofErr w:type="spellEnd"/>
+      <w:r>
+        <w:t>/</w:t>
       </w:r>
     </w:p>
     <w:p>
@@ -559,7 +713,31 @@
         <w:t>──</w:t>
       </w:r>
       <w:r>
-        <w:t xml:space="preserve"> components/         # Navbar, Sidebar, TaskTable, StatusBadge, AIWidget, Charts</w:t>
+        <w:t xml:space="preserve"> components/         # Navbar, Sidebar, </w:t>
+      </w:r>
+      <w:proofErr w:type="spellStart"/>
+      <w:r>
+        <w:t>TaskTable</w:t>
+      </w:r>
+      <w:proofErr w:type="spellEnd"/>
+      <w:r>
+        <w:t xml:space="preserve">, </w:t>
+      </w:r>
+      <w:proofErr w:type="spellStart"/>
+      <w:r>
+        <w:t>StatusBadge</w:t>
+      </w:r>
+      <w:proofErr w:type="spellEnd"/>
+      <w:r>
+        <w:t xml:space="preserve">, </w:t>
+      </w:r>
+      <w:proofErr w:type="spellStart"/>
+      <w:r>
+        <w:t>AIWidget</w:t>
+      </w:r>
+      <w:proofErr w:type="spellEnd"/>
+      <w:r>
+        <w:t>, Charts</w:t>
       </w:r>
     </w:p>
     <w:p>
@@ -579,8 +757,21 @@
         <w:t>──</w:t>
       </w:r>
       <w:r>
-        <w:t xml:space="preserve"> context/            # AuthContext, ToastContext</w:t>
-      </w:r>
+        <w:t xml:space="preserve"> context/            # </w:t>
+      </w:r>
+      <w:proofErr w:type="spellStart"/>
+      <w:r>
+        <w:t>AuthContext</w:t>
+      </w:r>
+      <w:proofErr w:type="spellEnd"/>
+      <w:r>
+        <w:t xml:space="preserve">, </w:t>
+      </w:r>
+      <w:proofErr w:type="spellStart"/>
+      <w:r>
+        <w:t>ToastContext</w:t>
+      </w:r>
+      <w:proofErr w:type="spellEnd"/>
     </w:p>
     <w:p>
       <w:r>
@@ -619,8 +810,13 @@
         <w:t>──</w:t>
       </w:r>
       <w:r>
-        <w:t xml:space="preserve"> LoginPage.jsx</w:t>
-      </w:r>
+        <w:t xml:space="preserve"> </w:t>
+      </w:r>
+      <w:proofErr w:type="spellStart"/>
+      <w:r>
+        <w:t>LoginPage.jsx</w:t>
+      </w:r>
+      <w:proofErr w:type="spellEnd"/>
     </w:p>
     <w:p>
       <w:r>
@@ -639,8 +835,13 @@
         <w:t>──</w:t>
       </w:r>
       <w:r>
-        <w:t xml:space="preserve"> RegisterPage.jsx</w:t>
-      </w:r>
+        <w:t xml:space="preserve"> </w:t>
+      </w:r>
+      <w:proofErr w:type="spellStart"/>
+      <w:r>
+        <w:t>RegisterPage.jsx</w:t>
+      </w:r>
+      <w:proofErr w:type="spellEnd"/>
     </w:p>
     <w:p>
       <w:r>
@@ -659,7 +860,15 @@
         <w:t>──</w:t>
       </w:r>
       <w:r>
-        <w:t xml:space="preserve"> PersonalReportPage.jsx (Create / Edit structured report)</w:t>
+        <w:t xml:space="preserve"> </w:t>
+      </w:r>
+      <w:proofErr w:type="spellStart"/>
+      <w:r>
+        <w:t>PersonalReportPage.jsx</w:t>
+      </w:r>
+      <w:proofErr w:type="spellEnd"/>
+      <w:r>
+        <w:t xml:space="preserve"> (Create / Edit structured report)</w:t>
       </w:r>
     </w:p>
     <w:p>
@@ -679,7 +888,15 @@
         <w:t>──</w:t>
       </w:r>
       <w:r>
-        <w:t xml:space="preserve"> ReportHistoryPage.jsx (User list of reports)</w:t>
+        <w:t xml:space="preserve"> </w:t>
+      </w:r>
+      <w:proofErr w:type="spellStart"/>
+      <w:r>
+        <w:t>ReportHistoryPage.jsx</w:t>
+      </w:r>
+      <w:proofErr w:type="spellEnd"/>
+      <w:r>
+        <w:t xml:space="preserve"> (User list of reports)</w:t>
       </w:r>
     </w:p>
     <w:p>
@@ -699,7 +916,15 @@
         <w:t>──</w:t>
       </w:r>
       <w:r>
-        <w:t xml:space="preserve"> ReportDetailPage.jsx (Read-only + version history)</w:t>
+        <w:t xml:space="preserve"> </w:t>
+      </w:r>
+      <w:proofErr w:type="spellStart"/>
+      <w:r>
+        <w:t>ReportDetailPage.jsx</w:t>
+      </w:r>
+      <w:proofErr w:type="spellEnd"/>
+      <w:r>
+        <w:t xml:space="preserve"> (Read-only + version history)</w:t>
       </w:r>
     </w:p>
     <w:p>
@@ -719,7 +944,15 @@
         <w:t>──</w:t>
       </w:r>
       <w:r>
-        <w:t xml:space="preserve"> TeamDashboardPage.jsx (Manager view + filters + side-by-side section comparator)</w:t>
+        <w:t xml:space="preserve"> </w:t>
+      </w:r>
+      <w:proofErr w:type="spellStart"/>
+      <w:r>
+        <w:t>TeamDashboardPage.jsx</w:t>
+      </w:r>
+      <w:proofErr w:type="spellEnd"/>
+      <w:r>
+        <w:t xml:space="preserve"> (Manager view + filters + side-by-side section comparator)</w:t>
       </w:r>
     </w:p>
     <w:p>
@@ -739,7 +972,15 @@
         <w:t>──</w:t>
       </w:r>
       <w:r>
-        <w:t xml:space="preserve"> VisualInsightsPage.jsx (Manager charts &amp; activity feed)</w:t>
+        <w:t xml:space="preserve"> </w:t>
+      </w:r>
+      <w:proofErr w:type="spellStart"/>
+      <w:r>
+        <w:t>VisualInsightsPage.jsx</w:t>
+      </w:r>
+      <w:proofErr w:type="spellEnd"/>
+      <w:r>
+        <w:t xml:space="preserve"> (Manager charts &amp; activity feed)</w:t>
       </w:r>
     </w:p>
     <w:p>
@@ -759,7 +1000,15 @@
         <w:t>──</w:t>
       </w:r>
       <w:r>
-        <w:t xml:space="preserve"> TeamMemberProfilePage.jsx (Manager view of member history &amp; metrics)</w:t>
+        <w:t xml:space="preserve"> </w:t>
+      </w:r>
+      <w:proofErr w:type="spellStart"/>
+      <w:r>
+        <w:t>TeamMemberProfilePage.jsx</w:t>
+      </w:r>
+      <w:proofErr w:type="spellEnd"/>
+      <w:r>
+        <w:t xml:space="preserve"> (Manager view of member history &amp; metrics)</w:t>
       </w:r>
     </w:p>
     <w:p>
@@ -779,7 +1028,15 @@
         <w:t>──</w:t>
       </w:r>
       <w:r>
-        <w:t xml:space="preserve"> ProjectManagementPage.jsx (CRUD for projects &amp; categories)</w:t>
+        <w:t xml:space="preserve"> </w:t>
+      </w:r>
+      <w:proofErr w:type="spellStart"/>
+      <w:r>
+        <w:t>ProjectManagementPage.jsx</w:t>
+      </w:r>
+      <w:proofErr w:type="spellEnd"/>
+      <w:r>
+        <w:t xml:space="preserve"> (CRUD for projects &amp; categories)</w:t>
       </w:r>
     </w:p>
     <w:p>
@@ -799,12 +1056,28 @@
         <w:t>──</w:t>
       </w:r>
       <w:r>
-        <w:t xml:space="preserve"> UserManagementPage.jsx (Admin user &amp; role management)</w:t>
-      </w:r>
-    </w:p>
-    <w:p>
-      <w:r>
-        <w:t>│   │   │   └── ManagerReviewPage.jsx (Dedicated review workspace)</w:t>
+        <w:t xml:space="preserve"> </w:t>
+      </w:r>
+      <w:proofErr w:type="spellStart"/>
+      <w:r>
+        <w:t>UserManagementPage.jsx</w:t>
+      </w:r>
+      <w:proofErr w:type="spellEnd"/>
+      <w:r>
+        <w:t xml:space="preserve"> (Admin user &amp; role management)</w:t>
+      </w:r>
+    </w:p>
+    <w:p>
+      <w:r>
+        <w:t xml:space="preserve">│   │   │   └── </w:t>
+      </w:r>
+      <w:proofErr w:type="spellStart"/>
+      <w:r>
+        <w:t>ManagerReviewPage.jsx</w:t>
+      </w:r>
+      <w:proofErr w:type="spellEnd"/>
+      <w:r>
+        <w:t xml:space="preserve"> (Dedicated review workspace)</w:t>
       </w:r>
     </w:p>
     <w:p>
@@ -864,13 +1137,23 @@
         <w:t>──</w:t>
       </w:r>
       <w:r>
-        <w:t xml:space="preserve"> App.jsx</w:t>
-      </w:r>
-    </w:p>
-    <w:p>
-      <w:r>
-        <w:t>│   │   └── main.jsx</w:t>
-      </w:r>
+        <w:t xml:space="preserve"> </w:t>
+      </w:r>
+      <w:proofErr w:type="spellStart"/>
+      <w:r>
+        <w:t>App.jsx</w:t>
+      </w:r>
+      <w:proofErr w:type="spellEnd"/>
+    </w:p>
+    <w:p>
+      <w:r>
+        <w:t xml:space="preserve">│   │   └── </w:t>
+      </w:r>
+      <w:proofErr w:type="spellStart"/>
+      <w:r>
+        <w:t>main.jsx</w:t>
+      </w:r>
+      <w:proofErr w:type="spellEnd"/>
     </w:p>
     <w:p>
       <w:r>
@@ -915,8 +1198,13 @@
     <w:p>
       <w:r>
         <w:lastRenderedPageBreak/>
-        <w:t>│   └── package.json</w:t>
-      </w:r>
+        <w:t xml:space="preserve">│   └── </w:t>
+      </w:r>
+      <w:proofErr w:type="spellStart"/>
+      <w:r>
+        <w:t>package.json</w:t>
+      </w:r>
+      <w:proofErr w:type="spellEnd"/>
     </w:p>
     <w:p>
       <w:r>
@@ -952,7 +1240,15 @@
         <w:t>──</w:t>
       </w:r>
       <w:r>
-        <w:t xml:space="preserve"> ER_DIAGRAM.png / .svg   # Visual ER diagram deliverable</w:t>
+        <w:t xml:space="preserve"> ER_DIAGRAM.png / .</w:t>
+      </w:r>
+      <w:proofErr w:type="spellStart"/>
+      <w:r>
+        <w:t>svg</w:t>
+      </w:r>
+      <w:proofErr w:type="spellEnd"/>
+      <w:r>
+        <w:t xml:space="preserve">   # Visual ER diagram deliverable</w:t>
       </w:r>
     </w:p>
     <w:p>
@@ -1007,8 +1303,8 @@
     </w:p>
     <w:p>
       <w:r>
-        <w:pict w14:anchorId="767E2F70">
-          <v:rect id="_x0000_i1065" style="width:377.4pt;height:.75pt" o:hrpct="0" o:hralign="center" o:hrstd="t" o:hr="t" fillcolor="#a0a0a0" stroked="f"/>
+        <w:pict w14:anchorId="3343F709">
+          <v:rect id="_x0000_i1025" style="width:377.4pt;height:.75pt" o:hrpct="0" o:hralign="center" o:hrstd="t" o:hr="t" fillcolor="#a0a0a0" stroked="f"/>
         </w:pict>
       </w:r>
     </w:p>
@@ -1036,7 +1332,7 @@
       <w:pPr>
         <w:numPr>
           <w:ilvl w:val="0"/>
-          <w:numId w:val="34"/>
+          <w:numId w:val="9"/>
         </w:numPr>
       </w:pPr>
       <w:r>
@@ -1054,7 +1350,7 @@
       <w:pPr>
         <w:numPr>
           <w:ilvl w:val="0"/>
-          <w:numId w:val="34"/>
+          <w:numId w:val="9"/>
         </w:numPr>
       </w:pPr>
       <w:r>
@@ -1065,14 +1361,22 @@
         <w:t>JWT Authentication</w:t>
       </w:r>
       <w:r>
-        <w:t>: Passwords hashed with bcryptjs, signed JWT tokens, authenticated request middleware.</w:t>
+        <w:t>: Passwords hashed with </w:t>
+      </w:r>
+      <w:proofErr w:type="spellStart"/>
+      <w:r>
+        <w:t>bcryptjs</w:t>
+      </w:r>
+      <w:proofErr w:type="spellEnd"/>
+      <w:r>
+        <w:t>, signed JWT tokens, authenticated request middleware.</w:t>
       </w:r>
     </w:p>
     <w:p>
       <w:pPr>
         <w:numPr>
           <w:ilvl w:val="0"/>
-          <w:numId w:val="34"/>
+          <w:numId w:val="9"/>
         </w:numPr>
       </w:pPr>
       <w:r>
@@ -1090,18 +1394,26 @@
       <w:pPr>
         <w:numPr>
           <w:ilvl w:val="1"/>
-          <w:numId w:val="34"/>
-        </w:numPr>
-      </w:pPr>
-      <w:r>
-        <w:t>Team members can ONLY view and edit their own reports (req.user.id === report.userId).</w:t>
+          <w:numId w:val="9"/>
+        </w:numPr>
+      </w:pPr>
+      <w:r>
+        <w:t xml:space="preserve">Team members can ONLY view and edit their own reports (req.user.id === </w:t>
+      </w:r>
+      <w:proofErr w:type="spellStart"/>
+      <w:r>
+        <w:t>report.userId</w:t>
+      </w:r>
+      <w:proofErr w:type="spellEnd"/>
+      <w:r>
+        <w:t>).</w:t>
       </w:r>
     </w:p>
     <w:p>
       <w:pPr>
         <w:numPr>
           <w:ilvl w:val="1"/>
-          <w:numId w:val="34"/>
+          <w:numId w:val="9"/>
         </w:numPr>
       </w:pPr>
       <w:r>
@@ -1112,7 +1424,7 @@
       <w:pPr>
         <w:numPr>
           <w:ilvl w:val="1"/>
-          <w:numId w:val="34"/>
+          <w:numId w:val="9"/>
         </w:numPr>
       </w:pPr>
       <w:r>
@@ -1123,7 +1435,7 @@
       <w:pPr>
         <w:numPr>
           <w:ilvl w:val="1"/>
-          <w:numId w:val="34"/>
+          <w:numId w:val="9"/>
         </w:numPr>
       </w:pPr>
       <w:r>
@@ -1144,7 +1456,7 @@
       <w:pPr>
         <w:numPr>
           <w:ilvl w:val="0"/>
-          <w:numId w:val="35"/>
+          <w:numId w:val="10"/>
         </w:numPr>
       </w:pPr>
       <w:r>
@@ -1162,7 +1474,7 @@
       <w:pPr>
         <w:numPr>
           <w:ilvl w:val="0"/>
-          <w:numId w:val="35"/>
+          <w:numId w:val="10"/>
         </w:numPr>
       </w:pPr>
       <w:r>
@@ -1180,7 +1492,7 @@
       <w:pPr>
         <w:numPr>
           <w:ilvl w:val="0"/>
-          <w:numId w:val="35"/>
+          <w:numId w:val="10"/>
         </w:numPr>
       </w:pPr>
       <w:r>
@@ -1198,7 +1510,7 @@
       <w:pPr>
         <w:numPr>
           <w:ilvl w:val="1"/>
-          <w:numId w:val="35"/>
+          <w:numId w:val="10"/>
         </w:numPr>
       </w:pPr>
       <w:r>
@@ -1209,7 +1521,7 @@
       <w:pPr>
         <w:numPr>
           <w:ilvl w:val="1"/>
-          <w:numId w:val="35"/>
+          <w:numId w:val="10"/>
         </w:numPr>
       </w:pPr>
       <w:r>
@@ -1221,7 +1533,7 @@
       <w:pPr>
         <w:numPr>
           <w:ilvl w:val="1"/>
-          <w:numId w:val="35"/>
+          <w:numId w:val="10"/>
         </w:numPr>
       </w:pPr>
       <w:r>
@@ -1232,7 +1544,7 @@
       <w:pPr>
         <w:numPr>
           <w:ilvl w:val="1"/>
-          <w:numId w:val="35"/>
+          <w:numId w:val="10"/>
         </w:numPr>
       </w:pPr>
       <w:r>
@@ -1243,18 +1555,34 @@
       <w:pPr>
         <w:numPr>
           <w:ilvl w:val="1"/>
-          <w:numId w:val="35"/>
-        </w:numPr>
-      </w:pPr>
-      <w:r>
-        <w:t>Time Planned (hrs) vs Time Spent (hrs)</w:t>
+          <w:numId w:val="10"/>
+        </w:numPr>
+      </w:pPr>
+      <w:r>
+        <w:t>Time Planned (</w:t>
+      </w:r>
+      <w:proofErr w:type="spellStart"/>
+      <w:r>
+        <w:t>hrs</w:t>
+      </w:r>
+      <w:proofErr w:type="spellEnd"/>
+      <w:r>
+        <w:t>) vs Time Spent (</w:t>
+      </w:r>
+      <w:proofErr w:type="spellStart"/>
+      <w:r>
+        <w:t>hrs</w:t>
+      </w:r>
+      <w:proofErr w:type="spellEnd"/>
+      <w:r>
+        <w:t>)</w:t>
       </w:r>
     </w:p>
     <w:p>
       <w:pPr>
         <w:numPr>
           <w:ilvl w:val="1"/>
-          <w:numId w:val="35"/>
+          <w:numId w:val="10"/>
         </w:numPr>
       </w:pPr>
       <w:r>
@@ -1265,7 +1593,7 @@
       <w:pPr>
         <w:numPr>
           <w:ilvl w:val="0"/>
-          <w:numId w:val="35"/>
+          <w:numId w:val="10"/>
         </w:numPr>
       </w:pPr>
       <w:r>
@@ -1283,7 +1611,7 @@
       <w:pPr>
         <w:numPr>
           <w:ilvl w:val="0"/>
-          <w:numId w:val="35"/>
+          <w:numId w:val="10"/>
         </w:numPr>
       </w:pPr>
       <w:r>
@@ -1311,7 +1639,7 @@
       <w:pPr>
         <w:numPr>
           <w:ilvl w:val="0"/>
-          <w:numId w:val="35"/>
+          <w:numId w:val="10"/>
         </w:numPr>
       </w:pPr>
       <w:r>
@@ -1339,7 +1667,7 @@
       <w:pPr>
         <w:numPr>
           <w:ilvl w:val="0"/>
-          <w:numId w:val="35"/>
+          <w:numId w:val="10"/>
         </w:numPr>
       </w:pPr>
       <w:r>
@@ -1357,7 +1685,7 @@
       <w:pPr>
         <w:numPr>
           <w:ilvl w:val="0"/>
-          <w:numId w:val="35"/>
+          <w:numId w:val="10"/>
         </w:numPr>
       </w:pPr>
       <w:r>
@@ -1380,7 +1708,7 @@
       <w:pPr>
         <w:numPr>
           <w:ilvl w:val="0"/>
-          <w:numId w:val="36"/>
+          <w:numId w:val="11"/>
         </w:numPr>
       </w:pPr>
       <w:r>
@@ -1448,7 +1776,7 @@
       <w:pPr>
         <w:numPr>
           <w:ilvl w:val="0"/>
-          <w:numId w:val="36"/>
+          <w:numId w:val="11"/>
         </w:numPr>
       </w:pPr>
       <w:r>
@@ -1466,7 +1794,7 @@
       <w:pPr>
         <w:numPr>
           <w:ilvl w:val="1"/>
-          <w:numId w:val="36"/>
+          <w:numId w:val="11"/>
         </w:numPr>
       </w:pPr>
       <w:r>
@@ -1477,7 +1805,7 @@
       <w:pPr>
         <w:numPr>
           <w:ilvl w:val="1"/>
-          <w:numId w:val="36"/>
+          <w:numId w:val="11"/>
         </w:numPr>
       </w:pPr>
       <w:r>
@@ -1503,7 +1831,7 @@
       <w:pPr>
         <w:numPr>
           <w:ilvl w:val="1"/>
-          <w:numId w:val="36"/>
+          <w:numId w:val="11"/>
         </w:numPr>
       </w:pPr>
       <w:r>
@@ -1514,7 +1842,7 @@
       <w:pPr>
         <w:numPr>
           <w:ilvl w:val="2"/>
-          <w:numId w:val="36"/>
+          <w:numId w:val="11"/>
         </w:numPr>
       </w:pPr>
       <w:r>
@@ -1532,7 +1860,7 @@
       <w:pPr>
         <w:numPr>
           <w:ilvl w:val="2"/>
-          <w:numId w:val="36"/>
+          <w:numId w:val="11"/>
         </w:numPr>
       </w:pPr>
       <w:r>
@@ -1550,7 +1878,7 @@
       <w:pPr>
         <w:numPr>
           <w:ilvl w:val="1"/>
-          <w:numId w:val="36"/>
+          <w:numId w:val="11"/>
         </w:numPr>
       </w:pPr>
       <w:r>
@@ -1576,7 +1904,7 @@
       <w:pPr>
         <w:numPr>
           <w:ilvl w:val="0"/>
-          <w:numId w:val="36"/>
+          <w:numId w:val="11"/>
         </w:numPr>
       </w:pPr>
       <w:r>
@@ -1594,18 +1922,26 @@
       <w:pPr>
         <w:numPr>
           <w:ilvl w:val="1"/>
-          <w:numId w:val="37"/>
-        </w:numPr>
-      </w:pPr>
-      <w:r>
-        <w:t>Every time a report is submitted or resubmitted, an immutable snapshot is stored in ReportVersion table with timestamp, version number, author, and review comment association.</w:t>
+          <w:numId w:val="12"/>
+        </w:numPr>
+      </w:pPr>
+      <w:r>
+        <w:t>Every time a report is submitted or resubmitted, an immutable snapshot is stored in </w:t>
+      </w:r>
+      <w:proofErr w:type="spellStart"/>
+      <w:r>
+        <w:t>ReportVersion</w:t>
+      </w:r>
+      <w:proofErr w:type="spellEnd"/>
+      <w:r>
+        <w:t> table with timestamp, version number, author, and review comment association.</w:t>
       </w:r>
     </w:p>
     <w:p>
       <w:pPr>
         <w:numPr>
           <w:ilvl w:val="1"/>
-          <w:numId w:val="37"/>
+          <w:numId w:val="12"/>
         </w:numPr>
       </w:pPr>
       <w:r>
@@ -1622,7 +1958,7 @@
       <w:pPr>
         <w:numPr>
           <w:ilvl w:val="0"/>
-          <w:numId w:val="38"/>
+          <w:numId w:val="13"/>
         </w:numPr>
       </w:pPr>
       <w:r>
@@ -1633,7 +1969,7 @@
       <w:pPr>
         <w:numPr>
           <w:ilvl w:val="0"/>
-          <w:numId w:val="38"/>
+          <w:numId w:val="13"/>
         </w:numPr>
       </w:pPr>
       <w:r>
@@ -1656,7 +1992,7 @@
       <w:pPr>
         <w:numPr>
           <w:ilvl w:val="0"/>
-          <w:numId w:val="39"/>
+          <w:numId w:val="14"/>
         </w:numPr>
       </w:pPr>
       <w:r>
@@ -1667,7 +2003,7 @@
       <w:pPr>
         <w:numPr>
           <w:ilvl w:val="0"/>
-          <w:numId w:val="39"/>
+          <w:numId w:val="14"/>
         </w:numPr>
       </w:pPr>
       <w:r>
@@ -1678,7 +2014,7 @@
       <w:pPr>
         <w:numPr>
           <w:ilvl w:val="1"/>
-          <w:numId w:val="39"/>
+          <w:numId w:val="14"/>
         </w:numPr>
       </w:pPr>
       <w:r>
@@ -1689,7 +2025,7 @@
       <w:pPr>
         <w:numPr>
           <w:ilvl w:val="1"/>
-          <w:numId w:val="39"/>
+          <w:numId w:val="14"/>
         </w:numPr>
       </w:pPr>
       <w:r>
@@ -1700,7 +2036,7 @@
       <w:pPr>
         <w:numPr>
           <w:ilvl w:val="1"/>
-          <w:numId w:val="39"/>
+          <w:numId w:val="14"/>
         </w:numPr>
       </w:pPr>
       <w:r>
@@ -1711,7 +2047,7 @@
       <w:pPr>
         <w:numPr>
           <w:ilvl w:val="1"/>
-          <w:numId w:val="39"/>
+          <w:numId w:val="14"/>
         </w:numPr>
       </w:pPr>
       <w:r>
@@ -1722,7 +2058,7 @@
       <w:pPr>
         <w:numPr>
           <w:ilvl w:val="1"/>
-          <w:numId w:val="39"/>
+          <w:numId w:val="14"/>
         </w:numPr>
       </w:pPr>
       <w:r>
@@ -1738,7 +2074,7 @@
       <w:pPr>
         <w:numPr>
           <w:ilvl w:val="0"/>
-          <w:numId w:val="40"/>
+          <w:numId w:val="15"/>
         </w:numPr>
       </w:pPr>
       <w:r>
@@ -1756,7 +2092,7 @@
       <w:pPr>
         <w:numPr>
           <w:ilvl w:val="0"/>
-          <w:numId w:val="40"/>
+          <w:numId w:val="15"/>
         </w:numPr>
       </w:pPr>
       <w:r>
@@ -1815,7 +2151,7 @@
       <w:pPr>
         <w:numPr>
           <w:ilvl w:val="0"/>
-          <w:numId w:val="41"/>
+          <w:numId w:val="16"/>
         </w:numPr>
       </w:pPr>
       <w:r>
@@ -1826,7 +2162,7 @@
       <w:pPr>
         <w:numPr>
           <w:ilvl w:val="0"/>
-          <w:numId w:val="41"/>
+          <w:numId w:val="16"/>
         </w:numPr>
       </w:pPr>
       <w:r>
@@ -1837,7 +2173,7 @@
       <w:pPr>
         <w:numPr>
           <w:ilvl w:val="1"/>
-          <w:numId w:val="41"/>
+          <w:numId w:val="16"/>
         </w:numPr>
       </w:pPr>
       <w:r>
@@ -1852,7 +2188,7 @@
       <w:pPr>
         <w:numPr>
           <w:ilvl w:val="1"/>
-          <w:numId w:val="41"/>
+          <w:numId w:val="16"/>
         </w:numPr>
       </w:pPr>
       <w:r>
@@ -1867,7 +2203,7 @@
       <w:pPr>
         <w:numPr>
           <w:ilvl w:val="1"/>
-          <w:numId w:val="41"/>
+          <w:numId w:val="16"/>
         </w:numPr>
       </w:pPr>
       <w:r>
@@ -1882,7 +2218,7 @@
       <w:pPr>
         <w:numPr>
           <w:ilvl w:val="0"/>
-          <w:numId w:val="41"/>
+          <w:numId w:val="16"/>
         </w:numPr>
       </w:pPr>
       <w:r>
@@ -1892,8 +2228,8 @@
     <w:p>
       <w:r>
         <w:lastRenderedPageBreak/>
-        <w:pict w14:anchorId="61EEC496">
-          <v:rect id="_x0000_i1066" style="width:377.4pt;height:.75pt" o:hrpct="0" o:hralign="center" o:hrstd="t" o:hr="t" fillcolor="#a0a0a0" stroked="f"/>
+        <w:pict w14:anchorId="5168D42F">
+          <v:rect id="_x0000_i1026" style="width:377.4pt;height:.75pt" o:hrpct="0" o:hralign="center" o:hrstd="t" o:hr="t" fillcolor="#a0a0a0" stroked="f"/>
         </w:pict>
       </w:r>
     </w:p>
@@ -1921,18 +2257,26 @@
       <w:pPr>
         <w:numPr>
           <w:ilvl w:val="0"/>
-          <w:numId w:val="42"/>
-        </w:numPr>
-      </w:pPr>
-      <w:r>
-        <w:t>Setup Jest &amp; Supertest in backend/tests/:</w:t>
+          <w:numId w:val="17"/>
+        </w:numPr>
+      </w:pPr>
+      <w:r>
+        <w:t xml:space="preserve">Setup Jest &amp; </w:t>
+      </w:r>
+      <w:proofErr w:type="spellStart"/>
+      <w:r>
+        <w:t>Supertest</w:t>
+      </w:r>
+      <w:proofErr w:type="spellEnd"/>
+      <w:r>
+        <w:t xml:space="preserve"> in backend/tests/:</w:t>
       </w:r>
     </w:p>
     <w:p>
       <w:pPr>
         <w:numPr>
           <w:ilvl w:val="1"/>
-          <w:numId w:val="42"/>
+          <w:numId w:val="17"/>
         </w:numPr>
       </w:pPr>
       <w:r>
@@ -1943,7 +2287,7 @@
       <w:pPr>
         <w:numPr>
           <w:ilvl w:val="1"/>
-          <w:numId w:val="42"/>
+          <w:numId w:val="17"/>
         </w:numPr>
       </w:pPr>
       <w:r>
@@ -1954,7 +2298,7 @@
       <w:pPr>
         <w:numPr>
           <w:ilvl w:val="1"/>
-          <w:numId w:val="42"/>
+          <w:numId w:val="17"/>
         </w:numPr>
       </w:pPr>
       <w:r>
@@ -2001,7 +2345,7 @@
       <w:pPr>
         <w:numPr>
           <w:ilvl w:val="1"/>
-          <w:numId w:val="42"/>
+          <w:numId w:val="17"/>
         </w:numPr>
       </w:pPr>
       <w:r>
@@ -2017,7 +2361,7 @@
       <w:pPr>
         <w:numPr>
           <w:ilvl w:val="0"/>
-          <w:numId w:val="43"/>
+          <w:numId w:val="18"/>
         </w:numPr>
       </w:pPr>
       <w:r>
@@ -2028,7 +2372,7 @@
       <w:pPr>
         <w:numPr>
           <w:ilvl w:val="0"/>
-          <w:numId w:val="43"/>
+          <w:numId w:val="18"/>
         </w:numPr>
       </w:pPr>
       <w:r>
@@ -2039,18 +2383,26 @@
       <w:pPr>
         <w:numPr>
           <w:ilvl w:val="1"/>
-          <w:numId w:val="43"/>
-        </w:numPr>
-      </w:pPr>
-      <w:r>
-        <w:t>Team Member: Submit report, check draft saving, verify only self reports visible, edit after correction requested.</w:t>
+          <w:numId w:val="18"/>
+        </w:numPr>
+      </w:pPr>
+      <w:r>
+        <w:t xml:space="preserve">Team Member: Submit report, check draft saving, verify only </w:t>
+      </w:r>
+      <w:proofErr w:type="spellStart"/>
+      <w:r>
+        <w:t>self reports</w:t>
+      </w:r>
+      <w:proofErr w:type="spellEnd"/>
+      <w:r>
+        <w:t xml:space="preserve"> visible, edit after correction requested.</w:t>
       </w:r>
     </w:p>
     <w:p>
       <w:pPr>
         <w:numPr>
           <w:ilvl w:val="1"/>
-          <w:numId w:val="43"/>
+          <w:numId w:val="18"/>
         </w:numPr>
       </w:pPr>
       <w:r>
@@ -2061,7 +2413,7 @@
       <w:pPr>
         <w:numPr>
           <w:ilvl w:val="1"/>
-          <w:numId w:val="43"/>
+          <w:numId w:val="18"/>
         </w:numPr>
       </w:pPr>
       <w:r>
@@ -2072,7 +2424,7 @@
       <w:pPr>
         <w:numPr>
           <w:ilvl w:val="0"/>
-          <w:numId w:val="43"/>
+          <w:numId w:val="18"/>
         </w:numPr>
       </w:pPr>
       <w:r>
@@ -2083,11 +2435,1551 @@
       <w:pPr>
         <w:numPr>
           <w:ilvl w:val="0"/>
-          <w:numId w:val="43"/>
+          <w:numId w:val="18"/>
         </w:numPr>
       </w:pPr>
       <w:r>
         <w:t>Generate ER diagram SVG/PNG and verify documentation files.</w:t>
+      </w:r>
+    </w:p>
+    <w:p/>
+    <w:p/>
+    <w:p/>
+    <w:p/>
+    <w:p/>
+    <w:p/>
+    <w:p/>
+    <w:p>
+      <w:r>
+        <w:rPr>
+          <w:noProof/>
+        </w:rPr>
+        <w:lastRenderedPageBreak/>
+        <mc:AlternateContent>
+          <mc:Choice Requires="wps">
+            <w:drawing>
+              <wp:anchor distT="0" distB="0" distL="114300" distR="114300" simplePos="0" relativeHeight="251659264" behindDoc="0" locked="0" layoutInCell="1" allowOverlap="1" wp14:anchorId="2B8CC940" wp14:editId="41A62509">
+                <wp:simplePos x="0" y="0"/>
+                <wp:positionH relativeFrom="column">
+                  <wp:posOffset>22860</wp:posOffset>
+                </wp:positionH>
+                <wp:positionV relativeFrom="paragraph">
+                  <wp:posOffset>134620</wp:posOffset>
+                </wp:positionV>
+                <wp:extent cx="5105400" cy="22860"/>
+                <wp:effectExtent l="0" t="0" r="19050" b="34290"/>
+                <wp:wrapNone/>
+                <wp:docPr id="282273065" name="Straight Connector 1"/>
+                <wp:cNvGraphicFramePr/>
+                <a:graphic xmlns:a="http://schemas.openxmlformats.org/drawingml/2006/main">
+                  <a:graphicData uri="http://schemas.microsoft.com/office/word/2010/wordprocessingShape">
+                    <wps:wsp>
+                      <wps:cNvCnPr/>
+                      <wps:spPr>
+                        <a:xfrm>
+                          <a:off x="0" y="0"/>
+                          <a:ext cx="5105400" cy="22860"/>
+                        </a:xfrm>
+                        <a:prstGeom prst="line">
+                          <a:avLst/>
+                        </a:prstGeom>
+                      </wps:spPr>
+                      <wps:style>
+                        <a:lnRef idx="3">
+                          <a:schemeClr val="accent2"/>
+                        </a:lnRef>
+                        <a:fillRef idx="0">
+                          <a:schemeClr val="accent2"/>
+                        </a:fillRef>
+                        <a:effectRef idx="2">
+                          <a:schemeClr val="accent2"/>
+                        </a:effectRef>
+                        <a:fontRef idx="minor">
+                          <a:schemeClr val="tx1"/>
+                        </a:fontRef>
+                      </wps:style>
+                      <wps:bodyPr/>
+                    </wps:wsp>
+                  </a:graphicData>
+                </a:graphic>
+              </wp:anchor>
+            </w:drawing>
+          </mc:Choice>
+          <mc:Fallback>
+            <w:pict>
+              <v:line w14:anchorId="40B818E9" id="Straight Connector 1" o:spid="_x0000_s1026" style="position:absolute;z-index:251659264;visibility:visible;mso-wrap-style:square;mso-wrap-distance-left:9pt;mso-wrap-distance-top:0;mso-wrap-distance-right:9pt;mso-wrap-distance-bottom:0;mso-position-horizontal:absolute;mso-position-horizontal-relative:text;mso-position-vertical:absolute;mso-position-vertical-relative:text" from="1.8pt,10.6pt" to="403.8pt,12.4pt" o:gfxdata="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" strokecolor="#ed7d31 [3205]" strokeweight="1.5pt">
+                <v:stroke joinstyle="miter"/>
+              </v:line>
+            </w:pict>
+          </mc:Fallback>
+        </mc:AlternateContent>
+      </w:r>
+    </w:p>
+    <w:p/>
+    <w:p>
+      <w:pPr>
+        <w:rPr>
+          <w:b/>
+          <w:bCs/>
+        </w:rPr>
+      </w:pPr>
+      <w:r>
+        <w:rPr>
+          <w:b/>
+          <w:bCs/>
+        </w:rPr>
+        <w:t>Walkthrough: Weekly Report Generator &amp; Team Dashboard</w:t>
+      </w:r>
+    </w:p>
+    <w:p>
+      <w:r>
+        <w:t>The </w:t>
+      </w:r>
+      <w:r>
+        <w:rPr>
+          <w:b/>
+          <w:bCs/>
+        </w:rPr>
+        <w:t>Weekly Report Generator &amp; Team Dashboard (</w:t>
+      </w:r>
+      <w:proofErr w:type="spellStart"/>
+      <w:r>
+        <w:rPr>
+          <w:b/>
+          <w:bCs/>
+        </w:rPr>
+        <w:t>TeamSync</w:t>
+      </w:r>
+      <w:proofErr w:type="spellEnd"/>
+      <w:r>
+        <w:rPr>
+          <w:b/>
+          <w:bCs/>
+        </w:rPr>
+        <w:t xml:space="preserve"> Pro)</w:t>
+      </w:r>
+      <w:r>
+        <w:t> application has been implemented, tested, and packaged with all evaluation deliverables.</w:t>
+      </w:r>
+    </w:p>
+    <w:p>
+      <w:r>
+        <w:pict w14:anchorId="6FC63A99">
+          <v:rect id="_x0000_i1027" style="width:377.4pt;height:.75pt" o:hrpct="0" o:hralign="center" o:hrstd="t" o:hr="t" fillcolor="#a0a0a0" stroked="f"/>
+        </w:pict>
+      </w:r>
+    </w:p>
+    <w:p>
+      <w:pPr>
+        <w:rPr>
+          <w:b/>
+          <w:bCs/>
+        </w:rPr>
+      </w:pPr>
+      <w:r>
+        <w:rPr>
+          <w:b/>
+          <w:bCs/>
+        </w:rPr>
+        <w:t>1. System Summary &amp; Deliverables</w:t>
+      </w:r>
+    </w:p>
+    <w:tbl>
+      <w:tblPr>
+        <w:tblStyle w:val="TableGrid"/>
+        <w:tblW w:w="0" w:type="auto"/>
+        <w:tblLook w:val="04A0" w:firstRow="1" w:lastRow="0" w:firstColumn="1" w:lastColumn="0" w:noHBand="0" w:noVBand="1"/>
+      </w:tblPr>
+      <w:tblGrid>
+        <w:gridCol w:w="1918"/>
+        <w:gridCol w:w="3271"/>
+        <w:gridCol w:w="4161"/>
+      </w:tblGrid>
+      <w:tr>
+        <w:tc>
+          <w:tcPr>
+            <w:tcW w:w="0" w:type="auto"/>
+            <w:hideMark/>
+          </w:tcPr>
+          <w:p>
+            <w:pPr>
+              <w:spacing w:after="160" w:line="278" w:lineRule="auto"/>
+            </w:pPr>
+            <w:r>
+              <w:t>Deliverable</w:t>
+            </w:r>
+          </w:p>
+        </w:tc>
+        <w:tc>
+          <w:tcPr>
+            <w:tcW w:w="0" w:type="auto"/>
+            <w:hideMark/>
+          </w:tcPr>
+          <w:p>
+            <w:pPr>
+              <w:spacing w:after="160" w:line="278" w:lineRule="auto"/>
+            </w:pPr>
+            <w:r>
+              <w:t>Location</w:t>
+            </w:r>
+          </w:p>
+        </w:tc>
+        <w:tc>
+          <w:tcPr>
+            <w:tcW w:w="0" w:type="auto"/>
+            <w:hideMark/>
+          </w:tcPr>
+          <w:p>
+            <w:pPr>
+              <w:spacing w:after="160" w:line="278" w:lineRule="auto"/>
+            </w:pPr>
+            <w:r>
+              <w:t>Description</w:t>
+            </w:r>
+          </w:p>
+        </w:tc>
+      </w:tr>
+      <w:tr>
+        <w:tc>
+          <w:tcPr>
+            <w:tcW w:w="0" w:type="auto"/>
+            <w:hideMark/>
+          </w:tcPr>
+          <w:p>
+            <w:pPr>
+              <w:spacing w:after="160" w:line="278" w:lineRule="auto"/>
+            </w:pPr>
+            <w:r>
+              <w:rPr>
+                <w:b/>
+                <w:bCs/>
+              </w:rPr>
+              <w:t>Frontend Application</w:t>
+            </w:r>
+          </w:p>
+        </w:tc>
+        <w:tc>
+          <w:tcPr>
+            <w:tcW w:w="0" w:type="auto"/>
+            <w:hideMark/>
+          </w:tcPr>
+          <w:p>
+            <w:pPr>
+              <w:spacing w:after="160" w:line="278" w:lineRule="auto"/>
+            </w:pPr>
+            <w:r>
+              <w:t>frontend/</w:t>
+            </w:r>
+          </w:p>
+        </w:tc>
+        <w:tc>
+          <w:tcPr>
+            <w:tcW w:w="0" w:type="auto"/>
+            <w:hideMark/>
+          </w:tcPr>
+          <w:p>
+            <w:pPr>
+              <w:spacing w:after="160" w:line="278" w:lineRule="auto"/>
+            </w:pPr>
+            <w:r>
+              <w:rPr>
+                <w:highlight w:val="yellow"/>
+              </w:rPr>
+              <w:t>React 18,</w:t>
+            </w:r>
+            <w:r>
+              <w:t xml:space="preserve"> Vite, Tailwind CSS, Recharts, </w:t>
+            </w:r>
+            <w:proofErr w:type="spellStart"/>
+            <w:r>
+              <w:t>Lucide</w:t>
+            </w:r>
+            <w:proofErr w:type="spellEnd"/>
+            <w:r>
+              <w:t xml:space="preserve"> React, React Router</w:t>
+            </w:r>
+          </w:p>
+        </w:tc>
+      </w:tr>
+      <w:tr>
+        <w:tc>
+          <w:tcPr>
+            <w:tcW w:w="0" w:type="auto"/>
+            <w:hideMark/>
+          </w:tcPr>
+          <w:p>
+            <w:pPr>
+              <w:spacing w:after="160" w:line="278" w:lineRule="auto"/>
+            </w:pPr>
+            <w:r>
+              <w:rPr>
+                <w:b/>
+                <w:bCs/>
+              </w:rPr>
+              <w:t>Backend REST API</w:t>
+            </w:r>
+          </w:p>
+        </w:tc>
+        <w:tc>
+          <w:tcPr>
+            <w:tcW w:w="0" w:type="auto"/>
+            <w:hideMark/>
+          </w:tcPr>
+          <w:p>
+            <w:pPr>
+              <w:spacing w:after="160" w:line="278" w:lineRule="auto"/>
+            </w:pPr>
+            <w:r>
+              <w:t>backend/</w:t>
+            </w:r>
+          </w:p>
+        </w:tc>
+        <w:tc>
+          <w:tcPr>
+            <w:tcW w:w="0" w:type="auto"/>
+            <w:hideMark/>
+          </w:tcPr>
+          <w:p>
+            <w:pPr>
+              <w:spacing w:after="160" w:line="278" w:lineRule="auto"/>
+            </w:pPr>
+            <w:r>
+              <w:rPr>
+                <w:highlight w:val="yellow"/>
+              </w:rPr>
+              <w:t>Node.js, Express</w:t>
+            </w:r>
+            <w:r>
+              <w:t xml:space="preserve">, Prisma ORM, JWT, </w:t>
+            </w:r>
+            <w:proofErr w:type="spellStart"/>
+            <w:r>
+              <w:t>BcryptJS</w:t>
+            </w:r>
+            <w:proofErr w:type="spellEnd"/>
+            <w:r>
+              <w:t>, SQLite/PostgreSQL</w:t>
+            </w:r>
+          </w:p>
+        </w:tc>
+      </w:tr>
+      <w:tr>
+        <w:tc>
+          <w:tcPr>
+            <w:tcW w:w="0" w:type="auto"/>
+            <w:hideMark/>
+          </w:tcPr>
+          <w:p>
+            <w:pPr>
+              <w:spacing w:after="160" w:line="278" w:lineRule="auto"/>
+            </w:pPr>
+            <w:proofErr w:type="spellStart"/>
+            <w:r>
+              <w:rPr>
+                <w:b/>
+                <w:bCs/>
+              </w:rPr>
+              <w:t>OpenAPI</w:t>
+            </w:r>
+            <w:proofErr w:type="spellEnd"/>
+            <w:r>
+              <w:rPr>
+                <w:b/>
+                <w:bCs/>
+              </w:rPr>
+              <w:t xml:space="preserve"> / Swagger UI</w:t>
+            </w:r>
+          </w:p>
+        </w:tc>
+        <w:tc>
+          <w:tcPr>
+            <w:tcW w:w="0" w:type="auto"/>
+            <w:hideMark/>
+          </w:tcPr>
+          <w:p>
+            <w:pPr>
+              <w:spacing w:after="160" w:line="278" w:lineRule="auto"/>
+            </w:pPr>
+            <w:r>
+              <w:t>backend/</w:t>
+            </w:r>
+            <w:proofErr w:type="spellStart"/>
+            <w:r>
+              <w:t>src</w:t>
+            </w:r>
+            <w:proofErr w:type="spellEnd"/>
+            <w:r>
+              <w:t>/docs/</w:t>
+            </w:r>
+            <w:proofErr w:type="spellStart"/>
+            <w:r>
+              <w:t>swagger.json</w:t>
+            </w:r>
+            <w:proofErr w:type="spellEnd"/>
+          </w:p>
+        </w:tc>
+        <w:tc>
+          <w:tcPr>
+            <w:tcW w:w="0" w:type="auto"/>
+            <w:hideMark/>
+          </w:tcPr>
+          <w:p>
+            <w:pPr>
+              <w:spacing w:after="160" w:line="278" w:lineRule="auto"/>
+            </w:pPr>
+            <w:r>
+              <w:t>Live interactive documentation at http://localhost:5000/api/docs</w:t>
+            </w:r>
+          </w:p>
+        </w:tc>
+      </w:tr>
+      <w:tr>
+        <w:tc>
+          <w:tcPr>
+            <w:tcW w:w="0" w:type="auto"/>
+            <w:hideMark/>
+          </w:tcPr>
+          <w:p>
+            <w:pPr>
+              <w:spacing w:after="160" w:line="278" w:lineRule="auto"/>
+            </w:pPr>
+            <w:r>
+              <w:rPr>
+                <w:b/>
+                <w:bCs/>
+              </w:rPr>
+              <w:t>Automated Test Suite</w:t>
+            </w:r>
+          </w:p>
+        </w:tc>
+        <w:tc>
+          <w:tcPr>
+            <w:tcW w:w="0" w:type="auto"/>
+            <w:hideMark/>
+          </w:tcPr>
+          <w:p>
+            <w:pPr>
+              <w:spacing w:after="160" w:line="278" w:lineRule="auto"/>
+            </w:pPr>
+            <w:r>
+              <w:t>backend/tests/</w:t>
+            </w:r>
+          </w:p>
+        </w:tc>
+        <w:tc>
+          <w:tcPr>
+            <w:tcW w:w="0" w:type="auto"/>
+            <w:hideMark/>
+          </w:tcPr>
+          <w:p>
+            <w:pPr>
+              <w:spacing w:after="160" w:line="278" w:lineRule="auto"/>
+            </w:pPr>
+            <w:r>
+              <w:t xml:space="preserve">13 Jest &amp; </w:t>
+            </w:r>
+            <w:proofErr w:type="spellStart"/>
+            <w:r>
+              <w:t>Supertest</w:t>
+            </w:r>
+            <w:proofErr w:type="spellEnd"/>
+            <w:r>
+              <w:t xml:space="preserve"> tests for RBAC, review lifecycle, &amp; versioning</w:t>
+            </w:r>
+          </w:p>
+        </w:tc>
+      </w:tr>
+      <w:tr>
+        <w:tc>
+          <w:tcPr>
+            <w:tcW w:w="0" w:type="auto"/>
+            <w:hideMark/>
+          </w:tcPr>
+          <w:p>
+            <w:pPr>
+              <w:spacing w:after="160" w:line="278" w:lineRule="auto"/>
+            </w:pPr>
+            <w:r>
+              <w:rPr>
+                <w:b/>
+                <w:bCs/>
+              </w:rPr>
+              <w:t>Entity Relationship Diagram</w:t>
+            </w:r>
+          </w:p>
+        </w:tc>
+        <w:tc>
+          <w:tcPr>
+            <w:tcW w:w="0" w:type="auto"/>
+            <w:hideMark/>
+          </w:tcPr>
+          <w:p>
+            <w:pPr>
+              <w:spacing w:after="160" w:line="278" w:lineRule="auto"/>
+            </w:pPr>
+            <w:r>
+              <w:t>docs/</w:t>
+            </w:r>
+            <w:proofErr w:type="spellStart"/>
+            <w:r>
+              <w:t>ER_DIAGRAM.svg</w:t>
+            </w:r>
+            <w:proofErr w:type="spellEnd"/>
+            <w:r>
+              <w:t> &amp; .md</w:t>
+            </w:r>
+          </w:p>
+        </w:tc>
+        <w:tc>
+          <w:tcPr>
+            <w:tcW w:w="0" w:type="auto"/>
+            <w:hideMark/>
+          </w:tcPr>
+          <w:p>
+            <w:pPr>
+              <w:spacing w:after="160" w:line="278" w:lineRule="auto"/>
+            </w:pPr>
+            <w:r>
+              <w:t>Scalable vector SVG diagram + Mermaid schema specification</w:t>
+            </w:r>
+          </w:p>
+        </w:tc>
+      </w:tr>
+      <w:tr>
+        <w:tc>
+          <w:tcPr>
+            <w:tcW w:w="0" w:type="auto"/>
+            <w:hideMark/>
+          </w:tcPr>
+          <w:p>
+            <w:pPr>
+              <w:spacing w:after="160" w:line="278" w:lineRule="auto"/>
+            </w:pPr>
+            <w:r>
+              <w:rPr>
+                <w:b/>
+                <w:bCs/>
+              </w:rPr>
+              <w:t>Google Slides Presentation Guide</w:t>
+            </w:r>
+          </w:p>
+        </w:tc>
+        <w:tc>
+          <w:tcPr>
+            <w:tcW w:w="0" w:type="auto"/>
+            <w:hideMark/>
+          </w:tcPr>
+          <w:p>
+            <w:pPr>
+              <w:spacing w:after="160" w:line="278" w:lineRule="auto"/>
+            </w:pPr>
+            <w:r>
+              <w:t>docs/PRESENTATION.md</w:t>
+            </w:r>
+          </w:p>
+        </w:tc>
+        <w:tc>
+          <w:tcPr>
+            <w:tcW w:w="0" w:type="auto"/>
+            <w:hideMark/>
+          </w:tcPr>
+          <w:p>
+            <w:pPr>
+              <w:spacing w:after="160" w:line="278" w:lineRule="auto"/>
+            </w:pPr>
+            <w:r>
+              <w:t>Slide-by-slide transcript and design explanation ready for Slides</w:t>
+            </w:r>
+          </w:p>
+        </w:tc>
+      </w:tr>
+      <w:tr>
+        <w:tc>
+          <w:tcPr>
+            <w:tcW w:w="0" w:type="auto"/>
+            <w:hideMark/>
+          </w:tcPr>
+          <w:p>
+            <w:pPr>
+              <w:spacing w:after="160" w:line="278" w:lineRule="auto"/>
+            </w:pPr>
+            <w:r>
+              <w:rPr>
+                <w:b/>
+                <w:bCs/>
+              </w:rPr>
+              <w:t>Video Recording Script</w:t>
+            </w:r>
+          </w:p>
+        </w:tc>
+        <w:tc>
+          <w:tcPr>
+            <w:tcW w:w="0" w:type="auto"/>
+            <w:hideMark/>
+          </w:tcPr>
+          <w:p>
+            <w:pPr>
+              <w:spacing w:after="160" w:line="278" w:lineRule="auto"/>
+            </w:pPr>
+            <w:r>
+              <w:t>docs/DEMO_SCRIPT.md</w:t>
+            </w:r>
+          </w:p>
+        </w:tc>
+        <w:tc>
+          <w:tcPr>
+            <w:tcW w:w="0" w:type="auto"/>
+            <w:hideMark/>
+          </w:tcPr>
+          <w:p>
+            <w:pPr>
+              <w:spacing w:after="160" w:line="278" w:lineRule="auto"/>
+            </w:pPr>
+            <w:r>
+              <w:t>Timed video walkthrough guide covering all roles and review cycles</w:t>
+            </w:r>
+          </w:p>
+        </w:tc>
+      </w:tr>
+      <w:tr>
+        <w:tc>
+          <w:tcPr>
+            <w:tcW w:w="0" w:type="auto"/>
+            <w:hideMark/>
+          </w:tcPr>
+          <w:p>
+            <w:pPr>
+              <w:spacing w:after="160" w:line="278" w:lineRule="auto"/>
+            </w:pPr>
+            <w:r>
+              <w:rPr>
+                <w:b/>
+                <w:bCs/>
+              </w:rPr>
+              <w:t>Setup &amp; Run README</w:t>
+            </w:r>
+          </w:p>
+        </w:tc>
+        <w:tc>
+          <w:tcPr>
+            <w:tcW w:w="0" w:type="auto"/>
+            <w:hideMark/>
+          </w:tcPr>
+          <w:p>
+            <w:pPr>
+              <w:spacing w:after="160" w:line="278" w:lineRule="auto"/>
+            </w:pPr>
+            <w:r>
+              <w:t>README.md</w:t>
+            </w:r>
+          </w:p>
+        </w:tc>
+        <w:tc>
+          <w:tcPr>
+            <w:tcW w:w="0" w:type="auto"/>
+            <w:hideMark/>
+          </w:tcPr>
+          <w:p>
+            <w:pPr>
+              <w:spacing w:after="160" w:line="278" w:lineRule="auto"/>
+            </w:pPr>
+            <w:r>
+              <w:t>Complete setup guide, API endpoint table, and test credentials</w:t>
+            </w:r>
+          </w:p>
+        </w:tc>
+      </w:tr>
+    </w:tbl>
+    <w:p>
+      <w:r>
+        <w:pict w14:anchorId="22C2F632">
+          <v:rect id="_x0000_i1028" style="width:377.4pt;height:.75pt" o:hrpct="0" o:hralign="center" o:hrstd="t" o:hr="t" fillcolor="#a0a0a0" stroked="f"/>
+        </w:pict>
+      </w:r>
+    </w:p>
+    <w:p>
+      <w:pPr>
+        <w:rPr>
+          <w:b/>
+          <w:bCs/>
+        </w:rPr>
+      </w:pPr>
+      <w:r>
+        <w:rPr>
+          <w:b/>
+          <w:bCs/>
+        </w:rPr>
+        <w:t>2. Implemented Pages &amp; Views (Section 7 Requirements)</w:t>
+      </w:r>
+    </w:p>
+    <w:p>
+      <w:r>
+        <w:t>We have implemented </w:t>
+      </w:r>
+      <w:r>
+        <w:rPr>
+          <w:b/>
+          <w:bCs/>
+        </w:rPr>
+        <w:t>10 full pages</w:t>
+      </w:r>
+      <w:r>
+        <w:t> (exceeding the 7-page minimum requirement):</w:t>
+      </w:r>
+    </w:p>
+    <w:p>
+      <w:pPr>
+        <w:numPr>
+          <w:ilvl w:val="0"/>
+          <w:numId w:val="1"/>
+        </w:numPr>
+      </w:pPr>
+      <w:r>
+        <w:rPr>
+          <w:b/>
+          <w:bCs/>
+        </w:rPr>
+        <w:lastRenderedPageBreak/>
+        <w:t>Login &amp; Register Pages</w:t>
+      </w:r>
+      <w:r>
+        <w:t> (</w:t>
+      </w:r>
+      <w:proofErr w:type="spellStart"/>
+      <w:r>
+        <w:t>LoginPage.jsx</w:t>
+      </w:r>
+      <w:proofErr w:type="spellEnd"/>
+      <w:r>
+        <w:t>, </w:t>
+      </w:r>
+      <w:proofErr w:type="spellStart"/>
+      <w:r>
+        <w:t>RegisterPage.jsx</w:t>
+      </w:r>
+      <w:proofErr w:type="spellEnd"/>
+      <w:r>
+        <w:t>): Features one-click instant evaluation login buttons for all roles.</w:t>
+      </w:r>
+    </w:p>
+    <w:p>
+      <w:pPr>
+        <w:numPr>
+          <w:ilvl w:val="0"/>
+          <w:numId w:val="1"/>
+        </w:numPr>
+      </w:pPr>
+      <w:r>
+        <w:rPr>
+          <w:b/>
+          <w:bCs/>
+        </w:rPr>
+        <w:t>Personal Weekly Report Page</w:t>
+      </w:r>
+      <w:r>
+        <w:t> (</w:t>
+      </w:r>
+      <w:proofErr w:type="spellStart"/>
+      <w:r>
+        <w:t>PersonalReportPage.jsx</w:t>
+      </w:r>
+      <w:proofErr w:type="spellEnd"/>
+      <w:r>
+        <w:t>): Fixed identical schema for every user with task table (planned % vs actual %, hours, deliverable), blockers with key issue toggle, achievements with key win toggle, hours breakdown, and prominent correction banners.</w:t>
+      </w:r>
+    </w:p>
+    <w:p>
+      <w:pPr>
+        <w:numPr>
+          <w:ilvl w:val="0"/>
+          <w:numId w:val="1"/>
+        </w:numPr>
+      </w:pPr>
+      <w:r>
+        <w:rPr>
+          <w:b/>
+          <w:bCs/>
+        </w:rPr>
+        <w:t>Report History Page</w:t>
+      </w:r>
+      <w:r>
+        <w:t> (</w:t>
+      </w:r>
+      <w:proofErr w:type="spellStart"/>
+      <w:r>
+        <w:t>ReportHistoryPage.jsx</w:t>
+      </w:r>
+      <w:proofErr w:type="spellEnd"/>
+      <w:r>
+        <w:t>): Chronological list of user reports, status badges, version count badges, and pagination.</w:t>
+      </w:r>
+    </w:p>
+    <w:p>
+      <w:pPr>
+        <w:numPr>
+          <w:ilvl w:val="0"/>
+          <w:numId w:val="1"/>
+        </w:numPr>
+      </w:pPr>
+      <w:r>
+        <w:rPr>
+          <w:b/>
+          <w:bCs/>
+        </w:rPr>
+        <w:t>Report Detail / View Page</w:t>
+      </w:r>
+      <w:r>
+        <w:t> (</w:t>
+      </w:r>
+      <w:proofErr w:type="spellStart"/>
+      <w:r>
+        <w:t>ReportDetailPage.jsx</w:t>
+      </w:r>
+      <w:proofErr w:type="spellEnd"/>
+      <w:r>
+        <w:t>): Read-only single report view with version drawer trigger and manager feedback banners.</w:t>
+      </w:r>
+    </w:p>
+    <w:p>
+      <w:pPr>
+        <w:numPr>
+          <w:ilvl w:val="0"/>
+          <w:numId w:val="1"/>
+        </w:numPr>
+      </w:pPr>
+      <w:r>
+        <w:rPr>
+          <w:b/>
+          <w:bCs/>
+        </w:rPr>
+        <w:t>Manager Review Workspace</w:t>
+      </w:r>
+      <w:r>
+        <w:t> (</w:t>
+      </w:r>
+      <w:proofErr w:type="spellStart"/>
+      <w:r>
+        <w:t>ManagerReviewPage.jsx</w:t>
+      </w:r>
+      <w:proofErr w:type="spellEnd"/>
+      <w:r>
+        <w:t>): Split view displaying report content, Approve decision, or Request Changes with general feedback comment.</w:t>
+      </w:r>
+    </w:p>
+    <w:p>
+      <w:pPr>
+        <w:numPr>
+          <w:ilvl w:val="0"/>
+          <w:numId w:val="1"/>
+        </w:numPr>
+      </w:pPr>
+      <w:r>
+        <w:rPr>
+          <w:b/>
+          <w:bCs/>
+        </w:rPr>
+        <w:t>Pending Reviews List</w:t>
+      </w:r>
+      <w:r>
+        <w:t> (</w:t>
+      </w:r>
+      <w:proofErr w:type="spellStart"/>
+      <w:r>
+        <w:t>ReviewsListPage.jsx</w:t>
+      </w:r>
+      <w:proofErr w:type="spellEnd"/>
+      <w:r>
+        <w:t>): Quick backlog of all submissions awaiting manager review.</w:t>
+      </w:r>
+    </w:p>
+    <w:p>
+      <w:pPr>
+        <w:numPr>
+          <w:ilvl w:val="0"/>
+          <w:numId w:val="1"/>
+        </w:numPr>
+      </w:pPr>
+      <w:r>
+        <w:rPr>
+          <w:b/>
+          <w:bCs/>
+        </w:rPr>
+        <w:t>Team Dashboard</w:t>
+      </w:r>
+      <w:r>
+        <w:t> (</w:t>
+      </w:r>
+      <w:proofErr w:type="spellStart"/>
+      <w:r>
+        <w:t>TeamDashboardPage.jsx</w:t>
+      </w:r>
+      <w:proofErr w:type="spellEnd"/>
+      <w:r>
+        <w:t>): KPI summary metrics, compliance tracking, and full 5-status overview (Draft, Submitted, Needs Correction, Approved, and derived Not Yet Started).</w:t>
+      </w:r>
+    </w:p>
+    <w:p>
+      <w:pPr>
+        <w:numPr>
+          <w:ilvl w:val="0"/>
+          <w:numId w:val="1"/>
+        </w:numPr>
+      </w:pPr>
+      <w:r>
+        <w:rPr>
+          <w:b/>
+          <w:bCs/>
+        </w:rPr>
+        <w:t>Side-by-Side Section Comparator</w:t>
+      </w:r>
+      <w:r>
+        <w:t> (</w:t>
+      </w:r>
+      <w:proofErr w:type="spellStart"/>
+      <w:r>
+        <w:t>SectionComparatorPage.jsx</w:t>
+      </w:r>
+      <w:proofErr w:type="spellEnd"/>
+      <w:r>
+        <w:t>): Manager bonus matrix to compare Blockers, Achievements, or Planned Tasks horizontally across all team members.</w:t>
+      </w:r>
+    </w:p>
+    <w:p>
+      <w:pPr>
+        <w:numPr>
+          <w:ilvl w:val="0"/>
+          <w:numId w:val="1"/>
+        </w:numPr>
+      </w:pPr>
+      <w:r>
+        <w:rPr>
+          <w:b/>
+          <w:bCs/>
+        </w:rPr>
+        <w:t>Visual Insights &amp; Activity Feed</w:t>
+      </w:r>
+      <w:r>
+        <w:t> (</w:t>
+      </w:r>
+      <w:proofErr w:type="spellStart"/>
+      <w:r>
+        <w:t>VisualInsightsPage.jsx</w:t>
+      </w:r>
+      <w:proofErr w:type="spellEnd"/>
+      <w:r>
+        <w:t xml:space="preserve">): Interactive Recharts charts (velocity trend, member approval ratios, project workload, team hours by activity, and real-time </w:t>
+      </w:r>
+      <w:proofErr w:type="spellStart"/>
+      <w:r>
+        <w:t>audit</w:t>
+      </w:r>
+      <w:proofErr w:type="spellEnd"/>
+      <w:r>
+        <w:t xml:space="preserve"> feed).</w:t>
+      </w:r>
+    </w:p>
+    <w:p>
+      <w:pPr>
+        <w:numPr>
+          <w:ilvl w:val="0"/>
+          <w:numId w:val="1"/>
+        </w:numPr>
+      </w:pPr>
+      <w:r>
+        <w:rPr>
+          <w:b/>
+          <w:bCs/>
+        </w:rPr>
+        <w:t>Team Member Profile Page</w:t>
+      </w:r>
+      <w:r>
+        <w:t> (</w:t>
+      </w:r>
+      <w:proofErr w:type="spellStart"/>
+      <w:r>
+        <w:t>TeamMemberProfilePage.jsx</w:t>
+      </w:r>
+      <w:proofErr w:type="spellEnd"/>
+      <w:r>
+        <w:t>): Manager view of individual member compliance statistics, hours logged, and past report history.</w:t>
+      </w:r>
+    </w:p>
+    <w:p>
+      <w:pPr>
+        <w:numPr>
+          <w:ilvl w:val="0"/>
+          <w:numId w:val="1"/>
+        </w:numPr>
+      </w:pPr>
+      <w:r>
+        <w:rPr>
+          <w:b/>
+          <w:bCs/>
+        </w:rPr>
+        <w:t>Project / Category Management</w:t>
+      </w:r>
+      <w:r>
+        <w:t> (</w:t>
+      </w:r>
+      <w:proofErr w:type="spellStart"/>
+      <w:r>
+        <w:t>ProjectManagementPage.jsx</w:t>
+      </w:r>
+      <w:proofErr w:type="spellEnd"/>
+      <w:r>
+        <w:t>): Full CRUD page for projects, codes, colors, and descriptions.</w:t>
+      </w:r>
+    </w:p>
+    <w:p>
+      <w:pPr>
+        <w:numPr>
+          <w:ilvl w:val="0"/>
+          <w:numId w:val="1"/>
+        </w:numPr>
+      </w:pPr>
+      <w:r>
+        <w:rPr>
+          <w:b/>
+          <w:bCs/>
+        </w:rPr>
+        <w:t>User Management Console</w:t>
+      </w:r>
+      <w:r>
+        <w:t> (</w:t>
+      </w:r>
+      <w:proofErr w:type="spellStart"/>
+      <w:r>
+        <w:t>UserManagementPage.jsx</w:t>
+      </w:r>
+      <w:proofErr w:type="spellEnd"/>
+      <w:r>
+        <w:t>): Admin-only user directory with role assignment (TEAM_MEMBER </w:t>
+      </w:r>
+      <w:r>
+        <w:rPr>
+          <w:rFonts w:ascii="Cambria Math" w:hAnsi="Cambria Math" w:cs="Cambria Math"/>
+        </w:rPr>
+        <w:t>⇄</w:t>
+      </w:r>
+      <w:r>
+        <w:rPr>
+          <w:rFonts w:ascii="Calibri" w:hAnsi="Calibri" w:cs="Calibri"/>
+        </w:rPr>
+        <w:t> </w:t>
+      </w:r>
+      <w:r>
+        <w:t>MANAGER</w:t>
+      </w:r>
+      <w:r>
+        <w:rPr>
+          <w:rFonts w:ascii="Calibri" w:hAnsi="Calibri" w:cs="Calibri"/>
+        </w:rPr>
+        <w:t> </w:t>
+      </w:r>
+      <w:r>
+        <w:rPr>
+          <w:rFonts w:ascii="Cambria Math" w:hAnsi="Cambria Math" w:cs="Cambria Math"/>
+        </w:rPr>
+        <w:t>⇄</w:t>
+      </w:r>
+      <w:r>
+        <w:rPr>
+          <w:rFonts w:ascii="Calibri" w:hAnsi="Calibri" w:cs="Calibri"/>
+        </w:rPr>
+        <w:t> </w:t>
+      </w:r>
+      <w:r>
+        <w:t>ADMIN).</w:t>
+      </w:r>
+    </w:p>
+    <w:p>
+      <w:pPr>
+        <w:numPr>
+          <w:ilvl w:val="0"/>
+          <w:numId w:val="1"/>
+        </w:numPr>
+      </w:pPr>
+      <w:r>
+        <w:rPr>
+          <w:b/>
+          <w:bCs/>
+        </w:rPr>
+        <w:t>AI Team Intelligence Assistant</w:t>
+      </w:r>
+      <w:r>
+        <w:t> (</w:t>
+      </w:r>
+      <w:proofErr w:type="spellStart"/>
+      <w:r>
+        <w:t>AIAssistantPage.jsx</w:t>
+      </w:r>
+      <w:proofErr w:type="spellEnd"/>
+      <w:r>
+        <w:t> &amp; </w:t>
+      </w:r>
+      <w:proofErr w:type="spellStart"/>
+      <w:r>
+        <w:t>AIAssistantWidget.jsx</w:t>
+      </w:r>
+      <w:proofErr w:type="spellEnd"/>
+      <w:r>
+        <w:t>): Grounded RAG assistant for natural language Q&amp;A and one-click executive summaries.</w:t>
+      </w:r>
+    </w:p>
+    <w:p>
+      <w:r>
+        <w:pict w14:anchorId="2C6BA452">
+          <v:rect id="_x0000_i1029" style="width:377.4pt;height:.75pt" o:hrpct="0" o:hralign="center" o:hrstd="t" o:hr="t" fillcolor="#a0a0a0" stroked="f"/>
+        </w:pict>
+      </w:r>
+    </w:p>
+    <w:p>
+      <w:pPr>
+        <w:rPr>
+          <w:b/>
+          <w:bCs/>
+        </w:rPr>
+      </w:pPr>
+      <w:r>
+        <w:rPr>
+          <w:b/>
+          <w:bCs/>
+        </w:rPr>
+        <w:lastRenderedPageBreak/>
+        <w:t>3. Automated Test Verification Results</w:t>
+      </w:r>
+    </w:p>
+    <w:p>
+      <w:r>
+        <w:t>All 13 automated tests passed cleanly:</w:t>
+      </w:r>
+    </w:p>
+    <w:p>
+      <w:r>
+        <w:t>bash</w:t>
+      </w:r>
+    </w:p>
+    <w:p>
+      <w:r>
+        <w:t>&gt; node ./</w:t>
+      </w:r>
+      <w:proofErr w:type="spellStart"/>
+      <w:r>
+        <w:t>node_modules</w:t>
+      </w:r>
+      <w:proofErr w:type="spellEnd"/>
+      <w:r>
+        <w:t>/jest/bin/jest.js --</w:t>
+      </w:r>
+      <w:proofErr w:type="spellStart"/>
+      <w:r>
+        <w:t>runInBand</w:t>
+      </w:r>
+      <w:proofErr w:type="spellEnd"/>
+      <w:r>
+        <w:t xml:space="preserve"> --</w:t>
+      </w:r>
+      <w:proofErr w:type="spellStart"/>
+      <w:r>
+        <w:t>detectOpenHandles</w:t>
+      </w:r>
+      <w:proofErr w:type="spellEnd"/>
+      <w:r>
+        <w:t xml:space="preserve"> --</w:t>
+      </w:r>
+      <w:proofErr w:type="spellStart"/>
+      <w:r>
+        <w:t>forceExit</w:t>
+      </w:r>
+      <w:proofErr w:type="spellEnd"/>
+    </w:p>
+    <w:p>
+      <w:r>
+        <w:t>PASS tests/workflow.test.js</w:t>
+      </w:r>
+    </w:p>
+    <w:p>
+      <w:r>
+        <w:t xml:space="preserve">  Report Review &amp; Correction Workflow Lifecycle Tests</w:t>
+      </w:r>
+    </w:p>
+    <w:p>
+      <w:r>
+        <w:t xml:space="preserve">    </w:t>
+      </w:r>
+      <w:r>
+        <w:rPr>
+          <w:rFonts w:ascii="Segoe UI Symbol" w:hAnsi="Segoe UI Symbol" w:cs="Segoe UI Symbol"/>
+        </w:rPr>
+        <w:t>✓</w:t>
+      </w:r>
+      <w:r>
+        <w:t xml:space="preserve"> Step 1: Elena creates a new report draft</w:t>
+      </w:r>
+    </w:p>
+    <w:p>
+      <w:r>
+        <w:t xml:space="preserve">    </w:t>
+      </w:r>
+      <w:r>
+        <w:rPr>
+          <w:rFonts w:ascii="Segoe UI Symbol" w:hAnsi="Segoe UI Symbol" w:cs="Segoe UI Symbol"/>
+        </w:rPr>
+        <w:t>✓</w:t>
+      </w:r>
+      <w:r>
+        <w:t xml:space="preserve"> Step 2: Elena submits the report for manager review</w:t>
+      </w:r>
+    </w:p>
+    <w:p>
+      <w:r>
+        <w:t xml:space="preserve">    </w:t>
+      </w:r>
+      <w:r>
+        <w:rPr>
+          <w:rFonts w:ascii="Segoe UI Symbol" w:hAnsi="Segoe UI Symbol" w:cs="Segoe UI Symbol"/>
+        </w:rPr>
+        <w:t>✓</w:t>
+      </w:r>
+      <w:r>
+        <w:t xml:space="preserve"> Step 3: Manager reviews and requests changes with comment</w:t>
+      </w:r>
+    </w:p>
+    <w:p>
+      <w:r>
+        <w:t xml:space="preserve">    </w:t>
+      </w:r>
+      <w:r>
+        <w:rPr>
+          <w:rFonts w:ascii="Segoe UI Symbol" w:hAnsi="Segoe UI Symbol" w:cs="Segoe UI Symbol"/>
+        </w:rPr>
+        <w:t>✓</w:t>
+      </w:r>
+      <w:r>
+        <w:t xml:space="preserve"> Step 4: Elena updates report and resubmits for second review</w:t>
+      </w:r>
+    </w:p>
+    <w:p>
+      <w:r>
+        <w:t xml:space="preserve">    </w:t>
+      </w:r>
+      <w:r>
+        <w:rPr>
+          <w:rFonts w:ascii="Segoe UI Symbol" w:hAnsi="Segoe UI Symbol" w:cs="Segoe UI Symbol"/>
+        </w:rPr>
+        <w:t>✓</w:t>
+      </w:r>
+      <w:r>
+        <w:t xml:space="preserve"> Step 5: Manager approves the updated report</w:t>
+      </w:r>
+    </w:p>
+    <w:p>
+      <w:r>
+        <w:t xml:space="preserve">    </w:t>
+      </w:r>
+      <w:r>
+        <w:rPr>
+          <w:rFonts w:ascii="Segoe UI Symbol" w:hAnsi="Segoe UI Symbol" w:cs="Segoe UI Symbol"/>
+        </w:rPr>
+        <w:t>✓</w:t>
+      </w:r>
+      <w:r>
+        <w:t xml:space="preserve"> Step 6: Verify version history preserves all versions and linked comments</w:t>
+      </w:r>
+    </w:p>
+    <w:p>
+      <w:r>
+        <w:t>PASS tests/rbac.test.js</w:t>
+      </w:r>
+    </w:p>
+    <w:p>
+      <w:r>
+        <w:t xml:space="preserve">  Role-Based Access Control (RBAC) Tests</w:t>
+      </w:r>
+    </w:p>
+    <w:p>
+      <w:r>
+        <w:t xml:space="preserve">    </w:t>
+      </w:r>
+      <w:r>
+        <w:rPr>
+          <w:rFonts w:ascii="Segoe UI Symbol" w:hAnsi="Segoe UI Symbol" w:cs="Segoe UI Symbol"/>
+        </w:rPr>
+        <w:t>✓</w:t>
+      </w:r>
+      <w:r>
+        <w:t xml:space="preserve"> 1. Unauthenticated requests are rejected (401)</w:t>
+      </w:r>
+    </w:p>
+    <w:p>
+      <w:r>
+        <w:t xml:space="preserve">    </w:t>
+      </w:r>
+      <w:r>
+        <w:rPr>
+          <w:rFonts w:ascii="Segoe UI Symbol" w:hAnsi="Segoe UI Symbol" w:cs="Segoe UI Symbol"/>
+        </w:rPr>
+        <w:t>✓</w:t>
+      </w:r>
+      <w:r>
+        <w:t xml:space="preserve"> 2. Team member CANNOT access Admin-only user management endpoint (403 Forbidden)</w:t>
+      </w:r>
+    </w:p>
+    <w:p>
+      <w:r>
+        <w:t xml:space="preserve">    </w:t>
+      </w:r>
+      <w:r>
+        <w:rPr>
+          <w:rFonts w:ascii="Segoe UI Symbol" w:hAnsi="Segoe UI Symbol" w:cs="Segoe UI Symbol"/>
+        </w:rPr>
+        <w:t>✓</w:t>
+      </w:r>
+      <w:r>
+        <w:t xml:space="preserve"> 3. Team member CANNOT access Manager-only analytics dashboard (403 Forbidden)</w:t>
+      </w:r>
+    </w:p>
+    <w:p>
+      <w:r>
+        <w:t xml:space="preserve">    </w:t>
+      </w:r>
+      <w:r>
+        <w:rPr>
+          <w:rFonts w:ascii="Segoe UI Symbol" w:hAnsi="Segoe UI Symbol" w:cs="Segoe UI Symbol"/>
+        </w:rPr>
+        <w:t>✓</w:t>
+      </w:r>
+      <w:r>
+        <w:t xml:space="preserve"> 4. Team member CANNOT review or approve another report (403 Forbidden)</w:t>
+      </w:r>
+    </w:p>
+    <w:p>
+      <w:r>
+        <w:t xml:space="preserve">    </w:t>
+      </w:r>
+      <w:r>
+        <w:rPr>
+          <w:rFonts w:ascii="Segoe UI Symbol" w:hAnsi="Segoe UI Symbol" w:cs="Segoe UI Symbol"/>
+        </w:rPr>
+        <w:t>✓</w:t>
+      </w:r>
+      <w:r>
+        <w:t xml:space="preserve"> 5. Team member CANNOT view another member's report (403 Forbidden)</w:t>
+      </w:r>
+    </w:p>
+    <w:p>
+      <w:r>
+        <w:t xml:space="preserve">    </w:t>
+      </w:r>
+      <w:r>
+        <w:rPr>
+          <w:rFonts w:ascii="Segoe UI Symbol" w:hAnsi="Segoe UI Symbol" w:cs="Segoe UI Symbol"/>
+        </w:rPr>
+        <w:t>✓</w:t>
+      </w:r>
+      <w:r>
+        <w:t xml:space="preserve"> 6. Manager CAN view team member report (200 OK)</w:t>
+      </w:r>
+    </w:p>
+    <w:p>
+      <w:r>
+        <w:t xml:space="preserve">    </w:t>
+      </w:r>
+      <w:r>
+        <w:rPr>
+          <w:rFonts w:ascii="Segoe UI Symbol" w:hAnsi="Segoe UI Symbol" w:cs="Segoe UI Symbol"/>
+        </w:rPr>
+        <w:t>✓</w:t>
+      </w:r>
+      <w:r>
+        <w:t xml:space="preserve"> 7. Admin CAN access user management (200 OK)</w:t>
+      </w:r>
+    </w:p>
+    <w:p>
+      <w:r>
+        <w:t>Test Suites: 2 passed, 2 total</w:t>
+      </w:r>
+    </w:p>
+    <w:p>
+      <w:r>
+        <w:t>Tests:       13 passed, 13 total</w:t>
+      </w:r>
+    </w:p>
+    <w:p>
+      <w:r>
+        <w:pict w14:anchorId="388BB48F">
+          <v:rect id="_x0000_i1030" style="width:377.4pt;height:.75pt" o:hrpct="0" o:hralign="center" o:hrstd="t" o:hr="t" fillcolor="#a0a0a0" stroked="f"/>
+        </w:pict>
+      </w:r>
+    </w:p>
+    <w:p>
+      <w:pPr>
+        <w:rPr>
+          <w:b/>
+          <w:bCs/>
+        </w:rPr>
+      </w:pPr>
+      <w:r>
+        <w:rPr>
+          <w:b/>
+          <w:bCs/>
+        </w:rPr>
+        <w:t>4. How to Run &amp; Verify</w:t>
+      </w:r>
+    </w:p>
+    <w:p>
+      <w:pPr>
+        <w:numPr>
+          <w:ilvl w:val="0"/>
+          <w:numId w:val="2"/>
+        </w:numPr>
+      </w:pPr>
+      <w:r>
+        <w:rPr>
+          <w:b/>
+          <w:bCs/>
+        </w:rPr>
+        <w:lastRenderedPageBreak/>
+        <w:t>Start the Backend</w:t>
+      </w:r>
+      <w:r>
+        <w:t>:</w:t>
+      </w:r>
+    </w:p>
+    <w:p>
+      <w:r>
+        <w:t>bash</w:t>
+      </w:r>
+    </w:p>
+    <w:p>
+      <w:r>
+        <w:t>cd backend</w:t>
+      </w:r>
+    </w:p>
+    <w:p>
+      <w:proofErr w:type="spellStart"/>
+      <w:r>
+        <w:t>npm</w:t>
+      </w:r>
+      <w:proofErr w:type="spellEnd"/>
+      <w:r>
+        <w:t xml:space="preserve"> start</w:t>
+      </w:r>
+    </w:p>
+    <w:p>
+      <w:r>
+        <w:rPr>
+          <w:i/>
+          <w:iCs/>
+        </w:rPr>
+        <w:t>(Running on http://localhost:5000 with Swagger UI at http://localhost:5000/api/docs)</w:t>
+      </w:r>
+    </w:p>
+    <w:p>
+      <w:pPr>
+        <w:numPr>
+          <w:ilvl w:val="0"/>
+          <w:numId w:val="2"/>
+        </w:numPr>
+      </w:pPr>
+      <w:r>
+        <w:rPr>
+          <w:b/>
+          <w:bCs/>
+        </w:rPr>
+        <w:t>Start the Frontend</w:t>
+      </w:r>
+      <w:r>
+        <w:t>:</w:t>
+      </w:r>
+    </w:p>
+    <w:p>
+      <w:r>
+        <w:t>bash</w:t>
+      </w:r>
+    </w:p>
+    <w:p>
+      <w:r>
+        <w:t>cd frontend</w:t>
+      </w:r>
+    </w:p>
+    <w:p>
+      <w:proofErr w:type="spellStart"/>
+      <w:r>
+        <w:t>npm</w:t>
+      </w:r>
+      <w:proofErr w:type="spellEnd"/>
+      <w:r>
+        <w:t xml:space="preserve"> run dev</w:t>
+      </w:r>
+    </w:p>
+    <w:p>
+      <w:r>
+        <w:rPr>
+          <w:i/>
+          <w:iCs/>
+        </w:rPr>
+        <w:t>(Running on http://localhost:5173)</w:t>
+      </w:r>
+    </w:p>
+    <w:p>
+      <w:pPr>
+        <w:numPr>
+          <w:ilvl w:val="0"/>
+          <w:numId w:val="2"/>
+        </w:numPr>
+      </w:pPr>
+      <w:r>
+        <w:rPr>
+          <w:b/>
+          <w:bCs/>
+        </w:rPr>
+        <w:t>Log in with Any Demo Persona</w:t>
+      </w:r>
+      <w:r>
+        <w:t>:</w:t>
+      </w:r>
+    </w:p>
+    <w:p>
+      <w:pPr>
+        <w:numPr>
+          <w:ilvl w:val="1"/>
+          <w:numId w:val="2"/>
+        </w:numPr>
+      </w:pPr>
+      <w:r>
+        <w:t>Use the </w:t>
+      </w:r>
+      <w:r>
+        <w:rPr>
+          <w:b/>
+          <w:bCs/>
+        </w:rPr>
+        <w:t>One-Click Instant Evaluation Logins</w:t>
+      </w:r>
+      <w:r>
+        <w:t> at the bottom of the login screen or the </w:t>
+      </w:r>
+      <w:r>
+        <w:rPr>
+          <w:b/>
+          <w:bCs/>
+        </w:rPr>
+        <w:t>Navbar Persona Switcher</w:t>
+      </w:r>
+      <w:r>
+        <w:t> to switch between Admin, Manager, and Team Members instantly.</w:t>
+      </w:r>
+    </w:p>
+    <w:p>
+      <w:pPr>
+        <w:pStyle w:val="pdq2pgselectionanchorcontainer"/>
+      </w:pPr>
+      <w:r>
+        <w:rPr>
+          <w:rStyle w:val="Strong"/>
+        </w:rPr>
+        <w:t>Database: SQLite (using Prisma ORM) for local development and evaluation. PostgreSQL is supported for production deployment.</w:t>
       </w:r>
     </w:p>
     <w:p/>
@@ -2104,9 +3996,9 @@
 <file path=word/numbering.xml><?xml version="1.0" encoding="utf-8"?>
 <w:numbering xmlns:wpc="http://schemas.microsoft.com/office/word/2010/wordprocessingCanvas" xmlns:cx="http://schemas.microsoft.com/office/drawing/2014/chartex" xmlns:cx1="http://schemas.microsoft.com/office/drawing/2015/9/8/chartex" xmlns:cx2="http://schemas.microsoft.com/office/drawing/2015/10/21/chartex" xmlns:cx3="http://schemas.microsoft.com/office/drawing/2016/5/9/chartex" xmlns:cx4="http://schemas.microsoft.com/office/drawing/2016/5/10/chartex" xmlns:cx5="http://schemas.microsoft.com/office/drawing/2016/5/11/chartex" xmlns:cx6="http://schemas.microsoft.com/office/drawing/2016/5/12/chartex" xmlns:cx7="http://schemas.microsoft.com/office/drawing/2016/5/13/chartex" xmlns:cx8="http://schemas.microsoft.com/office/drawing/2016/5/14/chartex" xmlns:mc="http://schemas.openxmlformats.org/markup-compatibility/2006" xmlns:aink="http://schemas.microsoft.com/office/drawing/2016/ink" xmlns:am3d="http://schemas.microsoft.com/office/drawing/2017/model3d" xmlns:o="urn:schemas-microsoft-com:office:office" xmlns:oel="http://schemas.microsoft.com/office/2019/extlst" xmlns:r="http://schemas.openxmlformats.org/officeDocument/2006/relationships" xmlns:m="http://schemas.openxmlformats.org/officeDocument/2006/math" xmlns:v="urn:schemas-microsoft-com:vml" xmlns:wp14="http://schemas.microsoft.com/office/word/2010/wordprocessingDrawing" xmlns:wp="http://schemas.openxmlformats.org/drawingml/2006/wordprocessingDrawing" xmlns:w10="urn:schemas-microsoft-com:office:word" xmlns:w="http://schemas.openxmlformats.org/wordprocessingml/2006/main" xmlns:w14="http://schemas.microsoft.com/office/word/2010/wordml" xmlns:w15="http://schemas.microsoft.com/office/word/2012/wordml" xmlns:w16cex="http://schemas.microsoft.com/office/word/2018/wordml/cex" xmlns:w16cid="http://schemas.microsoft.com/office/word/2016/wordml/cid" xmlns:w16="http://schemas.microsoft.com/office/word/2018/wordml" xmlns:w16du="http://schemas.microsoft.com/office/word/2023/wordml/word16du" xmlns:w16sdtdh="http://schemas.microsoft.com/office/word/2020/wordml/sdtdatahash" xmlns:w16sdtfl="http://schemas.microsoft.com/office/word/2024/wordml/sdtformatlock" xmlns:w16se="http://schemas.microsoft.com/office/word/2015/wordml/symex" xmlns:wpg="http://schemas.microsoft.com/office/word/2010/wordprocessingGroup" xmlns:wpi="http://schemas.microsoft.com/office/word/2010/wordprocessingInk" xmlns:wne="http://schemas.microsoft.com/office/word/2006/wordml" xmlns:wps="http://schemas.microsoft.com/office/word/2010/wordprocessingShape" mc:Ignorable="w14 w15 w16se w16cid w16 w16cex w16sdtdh w16sdtfl w16du wp14">
   <w:abstractNum w:abstractNumId="0" w15:restartNumberingAfterBreak="0">
-    <w:nsid w:val="05EC5944"/>
+    <w:nsid w:val="0DF35AA8"/>
     <w:multiLevelType w:val="multilevel"/>
-    <w:tmpl w:val="975C525C"/>
+    <w:tmpl w:val="5B425912"/>
     <w:lvl w:ilvl="0">
       <w:start w:val="1"/>
       <w:numFmt w:val="bullet"/>
@@ -2253,9 +4145,9 @@
     </w:lvl>
   </w:abstractNum>
   <w:abstractNum w:abstractNumId="1" w15:restartNumberingAfterBreak="0">
-    <w:nsid w:val="06FC25C5"/>
+    <w:nsid w:val="0EB3290D"/>
     <w:multiLevelType w:val="multilevel"/>
-    <w:tmpl w:val="659C98C6"/>
+    <w:tmpl w:val="2D36D336"/>
     <w:lvl w:ilvl="0">
       <w:start w:val="1"/>
       <w:numFmt w:val="bullet"/>
@@ -2272,7 +4164,7 @@
         <w:sz w:val="20"/>
       </w:rPr>
     </w:lvl>
-    <w:lvl w:ilvl="1">
+    <w:lvl w:ilvl="1" w:tentative="1">
       <w:start w:val="1"/>
       <w:numFmt w:val="bullet"/>
       <w:lvlText w:val=""/>
@@ -2402,9 +4294,9 @@
     </w:lvl>
   </w:abstractNum>
   <w:abstractNum w:abstractNumId="2" w15:restartNumberingAfterBreak="0">
-    <w:nsid w:val="0B817394"/>
+    <w:nsid w:val="0EEE602A"/>
     <w:multiLevelType w:val="multilevel"/>
-    <w:tmpl w:val="7D56BF10"/>
+    <w:tmpl w:val="05E0A9B6"/>
     <w:lvl w:ilvl="0">
       <w:start w:val="1"/>
       <w:numFmt w:val="bullet"/>
@@ -2421,7 +4313,7 @@
         <w:sz w:val="20"/>
       </w:rPr>
     </w:lvl>
-    <w:lvl w:ilvl="1" w:tentative="1">
+    <w:lvl w:ilvl="1">
       <w:start w:val="1"/>
       <w:numFmt w:val="bullet"/>
       <w:lvlText w:val=""/>
@@ -2551,13 +4443,13 @@
     </w:lvl>
   </w:abstractNum>
   <w:abstractNum w:abstractNumId="3" w15:restartNumberingAfterBreak="0">
-    <w:nsid w:val="106C2A48"/>
+    <w:nsid w:val="1F930EAB"/>
     <w:multiLevelType w:val="multilevel"/>
-    <w:tmpl w:val="ADE6D472"/>
+    <w:tmpl w:val="E94E0192"/>
     <w:lvl w:ilvl="0">
       <w:start w:val="1"/>
-      <w:numFmt w:val="bullet"/>
-      <w:lvlText w:val=""/>
+      <w:numFmt w:val="decimal"/>
+      <w:lvlText w:val="%1."/>
       <w:lvlJc w:val="left"/>
       <w:pPr>
         <w:tabs>
@@ -2565,15 +4457,11 @@
         </w:tabs>
         <w:ind w:left="720" w:hanging="360"/>
       </w:pPr>
-      <w:rPr>
-        <w:rFonts w:ascii="Symbol" w:hAnsi="Symbol" w:hint="default"/>
-        <w:sz w:val="20"/>
-      </w:rPr>
-    </w:lvl>
-    <w:lvl w:ilvl="1">
-      <w:start w:val="1"/>
-      <w:numFmt w:val="bullet"/>
-      <w:lvlText w:val=""/>
+    </w:lvl>
+    <w:lvl w:ilvl="1" w:tentative="1">
+      <w:start w:val="1"/>
+      <w:numFmt w:val="decimal"/>
+      <w:lvlText w:val="%2."/>
       <w:lvlJc w:val="left"/>
       <w:pPr>
         <w:tabs>
@@ -2581,15 +4469,11 @@
         </w:tabs>
         <w:ind w:left="1440" w:hanging="360"/>
       </w:pPr>
-      <w:rPr>
-        <w:rFonts w:ascii="Symbol" w:hAnsi="Symbol" w:hint="default"/>
-        <w:sz w:val="20"/>
-      </w:rPr>
     </w:lvl>
     <w:lvl w:ilvl="2" w:tentative="1">
       <w:start w:val="1"/>
-      <w:numFmt w:val="bullet"/>
-      <w:lvlText w:val=""/>
+      <w:numFmt w:val="decimal"/>
+      <w:lvlText w:val="%3."/>
       <w:lvlJc w:val="left"/>
       <w:pPr>
         <w:tabs>
@@ -2597,15 +4481,11 @@
         </w:tabs>
         <w:ind w:left="2160" w:hanging="360"/>
       </w:pPr>
-      <w:rPr>
-        <w:rFonts w:ascii="Symbol" w:hAnsi="Symbol" w:hint="default"/>
-        <w:sz w:val="20"/>
-      </w:rPr>
     </w:lvl>
     <w:lvl w:ilvl="3" w:tentative="1">
       <w:start w:val="1"/>
-      <w:numFmt w:val="bullet"/>
-      <w:lvlText w:val=""/>
+      <w:numFmt w:val="decimal"/>
+      <w:lvlText w:val="%4."/>
       <w:lvlJc w:val="left"/>
       <w:pPr>
         <w:tabs>
@@ -2613,15 +4493,11 @@
         </w:tabs>
         <w:ind w:left="2880" w:hanging="360"/>
       </w:pPr>
-      <w:rPr>
-        <w:rFonts w:ascii="Symbol" w:hAnsi="Symbol" w:hint="default"/>
-        <w:sz w:val="20"/>
-      </w:rPr>
     </w:lvl>
     <w:lvl w:ilvl="4" w:tentative="1">
       <w:start w:val="1"/>
-      <w:numFmt w:val="bullet"/>
-      <w:lvlText w:val=""/>
+      <w:numFmt w:val="decimal"/>
+      <w:lvlText w:val="%5."/>
       <w:lvlJc w:val="left"/>
       <w:pPr>
         <w:tabs>
@@ -2629,15 +4505,11 @@
         </w:tabs>
         <w:ind w:left="3600" w:hanging="360"/>
       </w:pPr>
-      <w:rPr>
-        <w:rFonts w:ascii="Symbol" w:hAnsi="Symbol" w:hint="default"/>
-        <w:sz w:val="20"/>
-      </w:rPr>
     </w:lvl>
     <w:lvl w:ilvl="5" w:tentative="1">
       <w:start w:val="1"/>
-      <w:numFmt w:val="bullet"/>
-      <w:lvlText w:val=""/>
+      <w:numFmt w:val="decimal"/>
+      <w:lvlText w:val="%6."/>
       <w:lvlJc w:val="left"/>
       <w:pPr>
         <w:tabs>
@@ -2645,15 +4517,11 @@
         </w:tabs>
         <w:ind w:left="4320" w:hanging="360"/>
       </w:pPr>
-      <w:rPr>
-        <w:rFonts w:ascii="Symbol" w:hAnsi="Symbol" w:hint="default"/>
-        <w:sz w:val="20"/>
-      </w:rPr>
     </w:lvl>
     <w:lvl w:ilvl="6" w:tentative="1">
       <w:start w:val="1"/>
-      <w:numFmt w:val="bullet"/>
-      <w:lvlText w:val=""/>
+      <w:numFmt w:val="decimal"/>
+      <w:lvlText w:val="%7."/>
       <w:lvlJc w:val="left"/>
       <w:pPr>
         <w:tabs>
@@ -2661,15 +4529,11 @@
         </w:tabs>
         <w:ind w:left="5040" w:hanging="360"/>
       </w:pPr>
-      <w:rPr>
-        <w:rFonts w:ascii="Symbol" w:hAnsi="Symbol" w:hint="default"/>
-        <w:sz w:val="20"/>
-      </w:rPr>
     </w:lvl>
     <w:lvl w:ilvl="7" w:tentative="1">
       <w:start w:val="1"/>
-      <w:numFmt w:val="bullet"/>
-      <w:lvlText w:val=""/>
+      <w:numFmt w:val="decimal"/>
+      <w:lvlText w:val="%8."/>
       <w:lvlJc w:val="left"/>
       <w:pPr>
         <w:tabs>
@@ -2677,15 +4541,11 @@
         </w:tabs>
         <w:ind w:left="5760" w:hanging="360"/>
       </w:pPr>
-      <w:rPr>
-        <w:rFonts w:ascii="Symbol" w:hAnsi="Symbol" w:hint="default"/>
-        <w:sz w:val="20"/>
-      </w:rPr>
     </w:lvl>
     <w:lvl w:ilvl="8" w:tentative="1">
       <w:start w:val="1"/>
-      <w:numFmt w:val="bullet"/>
-      <w:lvlText w:val=""/>
+      <w:numFmt w:val="decimal"/>
+      <w:lvlText w:val="%9."/>
       <w:lvlJc w:val="left"/>
       <w:pPr>
         <w:tabs>
@@ -2693,16 +4553,12 @@
         </w:tabs>
         <w:ind w:left="6480" w:hanging="360"/>
       </w:pPr>
-      <w:rPr>
-        <w:rFonts w:ascii="Symbol" w:hAnsi="Symbol" w:hint="default"/>
-        <w:sz w:val="20"/>
-      </w:rPr>
     </w:lvl>
   </w:abstractNum>
   <w:abstractNum w:abstractNumId="4" w15:restartNumberingAfterBreak="0">
-    <w:nsid w:val="13AD1654"/>
+    <w:nsid w:val="20B0288F"/>
     <w:multiLevelType w:val="multilevel"/>
-    <w:tmpl w:val="8A9E60A0"/>
+    <w:tmpl w:val="6228F9BA"/>
     <w:lvl w:ilvl="0">
       <w:start w:val="1"/>
       <w:numFmt w:val="bullet"/>
@@ -2719,7 +4575,7 @@
         <w:sz w:val="20"/>
       </w:rPr>
     </w:lvl>
-    <w:lvl w:ilvl="1">
+    <w:lvl w:ilvl="1" w:tentative="1">
       <w:start w:val="1"/>
       <w:numFmt w:val="bullet"/>
       <w:lvlText w:val=""/>
@@ -2849,9 +4705,9 @@
     </w:lvl>
   </w:abstractNum>
   <w:abstractNum w:abstractNumId="5" w15:restartNumberingAfterBreak="0">
-    <w:nsid w:val="142A3E91"/>
+    <w:nsid w:val="22A54BA8"/>
     <w:multiLevelType w:val="multilevel"/>
-    <w:tmpl w:val="E736C104"/>
+    <w:tmpl w:val="47749A82"/>
     <w:lvl w:ilvl="0">
       <w:start w:val="1"/>
       <w:numFmt w:val="bullet"/>
@@ -2998,13 +4854,13 @@
     </w:lvl>
   </w:abstractNum>
   <w:abstractNum w:abstractNumId="6" w15:restartNumberingAfterBreak="0">
-    <w:nsid w:val="164A40BE"/>
+    <w:nsid w:val="25847D3D"/>
     <w:multiLevelType w:val="multilevel"/>
-    <w:tmpl w:val="0BEEFF0A"/>
+    <w:tmpl w:val="A7D8B5AE"/>
     <w:lvl w:ilvl="0">
       <w:start w:val="1"/>
-      <w:numFmt w:val="bullet"/>
-      <w:lvlText w:val=""/>
+      <w:numFmt w:val="decimal"/>
+      <w:lvlText w:val="%1."/>
       <w:lvlJc w:val="left"/>
       <w:pPr>
         <w:tabs>
@@ -3012,10 +4868,6 @@
         </w:tabs>
         <w:ind w:left="720" w:hanging="360"/>
       </w:pPr>
-      <w:rPr>
-        <w:rFonts w:ascii="Symbol" w:hAnsi="Symbol" w:hint="default"/>
-        <w:sz w:val="20"/>
-      </w:rPr>
     </w:lvl>
     <w:lvl w:ilvl="1">
       <w:start w:val="1"/>
@@ -3035,8 +4887,8 @@
     </w:lvl>
     <w:lvl w:ilvl="2" w:tentative="1">
       <w:start w:val="1"/>
-      <w:numFmt w:val="bullet"/>
-      <w:lvlText w:val=""/>
+      <w:numFmt w:val="decimal"/>
+      <w:lvlText w:val="%3."/>
       <w:lvlJc w:val="left"/>
       <w:pPr>
         <w:tabs>
@@ -3044,15 +4896,11 @@
         </w:tabs>
         <w:ind w:left="2160" w:hanging="360"/>
       </w:pPr>
-      <w:rPr>
-        <w:rFonts w:ascii="Symbol" w:hAnsi="Symbol" w:hint="default"/>
-        <w:sz w:val="20"/>
-      </w:rPr>
     </w:lvl>
     <w:lvl w:ilvl="3" w:tentative="1">
       <w:start w:val="1"/>
-      <w:numFmt w:val="bullet"/>
-      <w:lvlText w:val=""/>
+      <w:numFmt w:val="decimal"/>
+      <w:lvlText w:val="%4."/>
       <w:lvlJc w:val="left"/>
       <w:pPr>
         <w:tabs>
@@ -3060,15 +4908,11 @@
         </w:tabs>
         <w:ind w:left="2880" w:hanging="360"/>
       </w:pPr>
-      <w:rPr>
-        <w:rFonts w:ascii="Symbol" w:hAnsi="Symbol" w:hint="default"/>
-        <w:sz w:val="20"/>
-      </w:rPr>
     </w:lvl>
     <w:lvl w:ilvl="4" w:tentative="1">
       <w:start w:val="1"/>
-      <w:numFmt w:val="bullet"/>
-      <w:lvlText w:val=""/>
+      <w:numFmt w:val="decimal"/>
+      <w:lvlText w:val="%5."/>
       <w:lvlJc w:val="left"/>
       <w:pPr>
         <w:tabs>
@@ -3076,15 +4920,11 @@
         </w:tabs>
         <w:ind w:left="3600" w:hanging="360"/>
       </w:pPr>
-      <w:rPr>
-        <w:rFonts w:ascii="Symbol" w:hAnsi="Symbol" w:hint="default"/>
-        <w:sz w:val="20"/>
-      </w:rPr>
     </w:lvl>
     <w:lvl w:ilvl="5" w:tentative="1">
       <w:start w:val="1"/>
-      <w:numFmt w:val="bullet"/>
-      <w:lvlText w:val=""/>
+      <w:numFmt w:val="decimal"/>
+      <w:lvlText w:val="%6."/>
       <w:lvlJc w:val="left"/>
       <w:pPr>
         <w:tabs>
@@ -3092,15 +4932,11 @@
         </w:tabs>
         <w:ind w:left="4320" w:hanging="360"/>
       </w:pPr>
-      <w:rPr>
-        <w:rFonts w:ascii="Symbol" w:hAnsi="Symbol" w:hint="default"/>
-        <w:sz w:val="20"/>
-      </w:rPr>
     </w:lvl>
     <w:lvl w:ilvl="6" w:tentative="1">
       <w:start w:val="1"/>
-      <w:numFmt w:val="bullet"/>
-      <w:lvlText w:val=""/>
+      <w:numFmt w:val="decimal"/>
+      <w:lvlText w:val="%7."/>
       <w:lvlJc w:val="left"/>
       <w:pPr>
         <w:tabs>
@@ -3108,15 +4944,11 @@
         </w:tabs>
         <w:ind w:left="5040" w:hanging="360"/>
       </w:pPr>
-      <w:rPr>
-        <w:rFonts w:ascii="Symbol" w:hAnsi="Symbol" w:hint="default"/>
-        <w:sz w:val="20"/>
-      </w:rPr>
     </w:lvl>
     <w:lvl w:ilvl="7" w:tentative="1">
       <w:start w:val="1"/>
-      <w:numFmt w:val="bullet"/>
-      <w:lvlText w:val=""/>
+      <w:numFmt w:val="decimal"/>
+      <w:lvlText w:val="%8."/>
       <w:lvlJc w:val="left"/>
       <w:pPr>
         <w:tabs>
@@ -3124,15 +4956,11 @@
         </w:tabs>
         <w:ind w:left="5760" w:hanging="360"/>
       </w:pPr>
-      <w:rPr>
-        <w:rFonts w:ascii="Symbol" w:hAnsi="Symbol" w:hint="default"/>
-        <w:sz w:val="20"/>
-      </w:rPr>
     </w:lvl>
     <w:lvl w:ilvl="8" w:tentative="1">
       <w:start w:val="1"/>
-      <w:numFmt w:val="bullet"/>
-      <w:lvlText w:val=""/>
+      <w:numFmt w:val="decimal"/>
+      <w:lvlText w:val="%9."/>
       <w:lvlJc w:val="left"/>
       <w:pPr>
         <w:tabs>
@@ -3140,16 +4968,12 @@
         </w:tabs>
         <w:ind w:left="6480" w:hanging="360"/>
       </w:pPr>
-      <w:rPr>
-        <w:rFonts w:ascii="Symbol" w:hAnsi="Symbol" w:hint="default"/>
-        <w:sz w:val="20"/>
-      </w:rPr>
     </w:lvl>
   </w:abstractNum>
   <w:abstractNum w:abstractNumId="7" w15:restartNumberingAfterBreak="0">
-    <w:nsid w:val="18EB29C3"/>
+    <w:nsid w:val="3D1334BD"/>
     <w:multiLevelType w:val="multilevel"/>
-    <w:tmpl w:val="C368EEEA"/>
+    <w:tmpl w:val="0F601390"/>
     <w:lvl w:ilvl="0">
       <w:start w:val="1"/>
       <w:numFmt w:val="bullet"/>
@@ -3296,9 +5120,9 @@
     </w:lvl>
   </w:abstractNum>
   <w:abstractNum w:abstractNumId="8" w15:restartNumberingAfterBreak="0">
-    <w:nsid w:val="29FA12DC"/>
+    <w:nsid w:val="44135508"/>
     <w:multiLevelType w:val="multilevel"/>
-    <w:tmpl w:val="554CA9F8"/>
+    <w:tmpl w:val="DA102114"/>
     <w:lvl w:ilvl="0">
       <w:start w:val="1"/>
       <w:numFmt w:val="bullet"/>
@@ -3315,7 +5139,7 @@
         <w:sz w:val="20"/>
       </w:rPr>
     </w:lvl>
-    <w:lvl w:ilvl="1" w:tentative="1">
+    <w:lvl w:ilvl="1">
       <w:start w:val="1"/>
       <w:numFmt w:val="bullet"/>
       <w:lvlText w:val=""/>
@@ -3445,9 +5269,9 @@
     </w:lvl>
   </w:abstractNum>
   <w:abstractNum w:abstractNumId="9" w15:restartNumberingAfterBreak="0">
-    <w:nsid w:val="2BF518B0"/>
+    <w:nsid w:val="48D55A27"/>
     <w:multiLevelType w:val="multilevel"/>
-    <w:tmpl w:val="A3D47700"/>
+    <w:tmpl w:val="B51EF460"/>
     <w:lvl w:ilvl="0">
       <w:start w:val="1"/>
       <w:numFmt w:val="bullet"/>
@@ -3464,7 +5288,7 @@
         <w:sz w:val="20"/>
       </w:rPr>
     </w:lvl>
-    <w:lvl w:ilvl="1">
+    <w:lvl w:ilvl="1" w:tentative="1">
       <w:start w:val="1"/>
       <w:numFmt w:val="bullet"/>
       <w:lvlText w:val=""/>
@@ -3594,9 +5418,9 @@
     </w:lvl>
   </w:abstractNum>
   <w:abstractNum w:abstractNumId="10" w15:restartNumberingAfterBreak="0">
-    <w:nsid w:val="2F8D7204"/>
+    <w:nsid w:val="49186D2D"/>
     <w:multiLevelType w:val="multilevel"/>
-    <w:tmpl w:val="C9FC76A4"/>
+    <w:tmpl w:val="311C6A6E"/>
     <w:lvl w:ilvl="0">
       <w:start w:val="1"/>
       <w:numFmt w:val="bullet"/>
@@ -3613,7 +5437,7 @@
         <w:sz w:val="20"/>
       </w:rPr>
     </w:lvl>
-    <w:lvl w:ilvl="1" w:tentative="1">
+    <w:lvl w:ilvl="1">
       <w:start w:val="1"/>
       <w:numFmt w:val="bullet"/>
       <w:lvlText w:val=""/>
@@ -3743,9 +5567,9 @@
     </w:lvl>
   </w:abstractNum>
   <w:abstractNum w:abstractNumId="11" w15:restartNumberingAfterBreak="0">
-    <w:nsid w:val="2F8E0B4D"/>
+    <w:nsid w:val="4B83369B"/>
     <w:multiLevelType w:val="multilevel"/>
-    <w:tmpl w:val="58E847CE"/>
+    <w:tmpl w:val="1B12EA54"/>
     <w:lvl w:ilvl="0">
       <w:start w:val="1"/>
       <w:numFmt w:val="bullet"/>
@@ -3892,9 +5716,9 @@
     </w:lvl>
   </w:abstractNum>
   <w:abstractNum w:abstractNumId="12" w15:restartNumberingAfterBreak="0">
-    <w:nsid w:val="319447DF"/>
+    <w:nsid w:val="4FAA677D"/>
     <w:multiLevelType w:val="multilevel"/>
-    <w:tmpl w:val="0C4CFB1C"/>
+    <w:tmpl w:val="C7A6CA7C"/>
     <w:lvl w:ilvl="0">
       <w:start w:val="1"/>
       <w:numFmt w:val="bullet"/>
@@ -4041,9 +5865,9 @@
     </w:lvl>
   </w:abstractNum>
   <w:abstractNum w:abstractNumId="13" w15:restartNumberingAfterBreak="0">
-    <w:nsid w:val="332B2363"/>
+    <w:nsid w:val="53286432"/>
     <w:multiLevelType w:val="multilevel"/>
-    <w:tmpl w:val="980EC596"/>
+    <w:tmpl w:val="35AC8378"/>
     <w:lvl w:ilvl="0">
       <w:start w:val="1"/>
       <w:numFmt w:val="bullet"/>
@@ -4060,10 +5884,10 @@
         <w:sz w:val="20"/>
       </w:rPr>
     </w:lvl>
-    <w:lvl w:ilvl="1" w:tentative="1">
-      <w:start w:val="1"/>
-      <w:numFmt w:val="bullet"/>
-      <w:lvlText w:val=""/>
+    <w:lvl w:ilvl="1">
+      <w:start w:val="1"/>
+      <w:numFmt w:val="decimal"/>
+      <w:lvlText w:val="%2."/>
       <w:lvlJc w:val="left"/>
       <w:pPr>
         <w:tabs>
@@ -4071,12 +5895,8 @@
         </w:tabs>
         <w:ind w:left="1440" w:hanging="360"/>
       </w:pPr>
-      <w:rPr>
-        <w:rFonts w:ascii="Symbol" w:hAnsi="Symbol" w:hint="default"/>
-        <w:sz w:val="20"/>
-      </w:rPr>
-    </w:lvl>
-    <w:lvl w:ilvl="2" w:tentative="1">
+    </w:lvl>
+    <w:lvl w:ilvl="2">
       <w:start w:val="1"/>
       <w:numFmt w:val="bullet"/>
       <w:lvlText w:val=""/>
@@ -4190,9 +6010,9 @@
     </w:lvl>
   </w:abstractNum>
   <w:abstractNum w:abstractNumId="14" w15:restartNumberingAfterBreak="0">
-    <w:nsid w:val="373A6C5F"/>
+    <w:nsid w:val="5ECB4E86"/>
     <w:multiLevelType w:val="multilevel"/>
-    <w:tmpl w:val="B03C6BCA"/>
+    <w:tmpl w:val="6E96E13A"/>
     <w:lvl w:ilvl="0">
       <w:start w:val="1"/>
       <w:numFmt w:val="bullet"/>
@@ -4209,7 +6029,7 @@
         <w:sz w:val="20"/>
       </w:rPr>
     </w:lvl>
-    <w:lvl w:ilvl="1" w:tentative="1">
+    <w:lvl w:ilvl="1">
       <w:start w:val="1"/>
       <w:numFmt w:val="bullet"/>
       <w:lvlText w:val=""/>
@@ -4339,9 +6159,9 @@
     </w:lvl>
   </w:abstractNum>
   <w:abstractNum w:abstractNumId="15" w15:restartNumberingAfterBreak="0">
-    <w:nsid w:val="4B3E50C3"/>
+    <w:nsid w:val="70DD0CFE"/>
     <w:multiLevelType w:val="multilevel"/>
-    <w:tmpl w:val="28CEB77E"/>
+    <w:tmpl w:val="27960EC2"/>
     <w:lvl w:ilvl="0">
       <w:start w:val="1"/>
       <w:numFmt w:val="bullet"/>
@@ -4358,7 +6178,7 @@
         <w:sz w:val="20"/>
       </w:rPr>
     </w:lvl>
-    <w:lvl w:ilvl="1" w:tentative="1">
+    <w:lvl w:ilvl="1">
       <w:start w:val="1"/>
       <w:numFmt w:val="bullet"/>
       <w:lvlText w:val=""/>
@@ -4488,9 +6308,9 @@
     </w:lvl>
   </w:abstractNum>
   <w:abstractNum w:abstractNumId="16" w15:restartNumberingAfterBreak="0">
-    <w:nsid w:val="4E0B41C9"/>
+    <w:nsid w:val="733D30A5"/>
     <w:multiLevelType w:val="multilevel"/>
-    <w:tmpl w:val="0FBE3954"/>
+    <w:tmpl w:val="C458EBA0"/>
     <w:lvl w:ilvl="0">
       <w:start w:val="1"/>
       <w:numFmt w:val="bullet"/>
@@ -4507,7 +6327,7 @@
         <w:sz w:val="20"/>
       </w:rPr>
     </w:lvl>
-    <w:lvl w:ilvl="1">
+    <w:lvl w:ilvl="1" w:tentative="1">
       <w:start w:val="1"/>
       <w:numFmt w:val="bullet"/>
       <w:lvlText w:val=""/>
@@ -4636,3435 +6456,41 @@
       </w:rPr>
     </w:lvl>
   </w:abstractNum>
-  <w:abstractNum w:abstractNumId="17" w15:restartNumberingAfterBreak="0">
-    <w:nsid w:val="4EC46948"/>
-    <w:multiLevelType w:val="multilevel"/>
-    <w:tmpl w:val="754A2C76"/>
-    <w:lvl w:ilvl="0">
-      <w:start w:val="1"/>
-      <w:numFmt w:val="bullet"/>
-      <w:lvlText w:val=""/>
-      <w:lvlJc w:val="left"/>
-      <w:pPr>
-        <w:tabs>
-          <w:tab w:val="num" w:pos="720"/>
-        </w:tabs>
-        <w:ind w:left="720" w:hanging="360"/>
-      </w:pPr>
-      <w:rPr>
-        <w:rFonts w:ascii="Symbol" w:hAnsi="Symbol" w:hint="default"/>
-        <w:sz w:val="20"/>
-      </w:rPr>
-    </w:lvl>
-    <w:lvl w:ilvl="1" w:tentative="1">
-      <w:start w:val="1"/>
-      <w:numFmt w:val="bullet"/>
-      <w:lvlText w:val=""/>
-      <w:lvlJc w:val="left"/>
-      <w:pPr>
-        <w:tabs>
-          <w:tab w:val="num" w:pos="1440"/>
-        </w:tabs>
-        <w:ind w:left="1440" w:hanging="360"/>
-      </w:pPr>
-      <w:rPr>
-        <w:rFonts w:ascii="Symbol" w:hAnsi="Symbol" w:hint="default"/>
-        <w:sz w:val="20"/>
-      </w:rPr>
-    </w:lvl>
-    <w:lvl w:ilvl="2" w:tentative="1">
-      <w:start w:val="1"/>
-      <w:numFmt w:val="bullet"/>
-      <w:lvlText w:val=""/>
-      <w:lvlJc w:val="left"/>
-      <w:pPr>
-        <w:tabs>
-          <w:tab w:val="num" w:pos="2160"/>
-        </w:tabs>
-        <w:ind w:left="2160" w:hanging="360"/>
-      </w:pPr>
-      <w:rPr>
-        <w:rFonts w:ascii="Symbol" w:hAnsi="Symbol" w:hint="default"/>
-        <w:sz w:val="20"/>
-      </w:rPr>
-    </w:lvl>
-    <w:lvl w:ilvl="3" w:tentative="1">
-      <w:start w:val="1"/>
-      <w:numFmt w:val="bullet"/>
-      <w:lvlText w:val=""/>
-      <w:lvlJc w:val="left"/>
-      <w:pPr>
-        <w:tabs>
-          <w:tab w:val="num" w:pos="2880"/>
-        </w:tabs>
-        <w:ind w:left="2880" w:hanging="360"/>
-      </w:pPr>
-      <w:rPr>
-        <w:rFonts w:ascii="Symbol" w:hAnsi="Symbol" w:hint="default"/>
-        <w:sz w:val="20"/>
-      </w:rPr>
-    </w:lvl>
-    <w:lvl w:ilvl="4" w:tentative="1">
-      <w:start w:val="1"/>
-      <w:numFmt w:val="bullet"/>
-      <w:lvlText w:val=""/>
-      <w:lvlJc w:val="left"/>
-      <w:pPr>
-        <w:tabs>
-          <w:tab w:val="num" w:pos="3600"/>
-        </w:tabs>
-        <w:ind w:left="3600" w:hanging="360"/>
-      </w:pPr>
-      <w:rPr>
-        <w:rFonts w:ascii="Symbol" w:hAnsi="Symbol" w:hint="default"/>
-        <w:sz w:val="20"/>
-      </w:rPr>
-    </w:lvl>
-    <w:lvl w:ilvl="5" w:tentative="1">
-      <w:start w:val="1"/>
-      <w:numFmt w:val="bullet"/>
-      <w:lvlText w:val=""/>
-      <w:lvlJc w:val="left"/>
-      <w:pPr>
-        <w:tabs>
-          <w:tab w:val="num" w:pos="4320"/>
-        </w:tabs>
-        <w:ind w:left="4320" w:hanging="360"/>
-      </w:pPr>
-      <w:rPr>
-        <w:rFonts w:ascii="Symbol" w:hAnsi="Symbol" w:hint="default"/>
-        <w:sz w:val="20"/>
-      </w:rPr>
-    </w:lvl>
-    <w:lvl w:ilvl="6" w:tentative="1">
-      <w:start w:val="1"/>
-      <w:numFmt w:val="bullet"/>
-      <w:lvlText w:val=""/>
-      <w:lvlJc w:val="left"/>
-      <w:pPr>
-        <w:tabs>
-          <w:tab w:val="num" w:pos="5040"/>
-        </w:tabs>
-        <w:ind w:left="5040" w:hanging="360"/>
-      </w:pPr>
-      <w:rPr>
-        <w:rFonts w:ascii="Symbol" w:hAnsi="Symbol" w:hint="default"/>
-        <w:sz w:val="20"/>
-      </w:rPr>
-    </w:lvl>
-    <w:lvl w:ilvl="7" w:tentative="1">
-      <w:start w:val="1"/>
-      <w:numFmt w:val="bullet"/>
-      <w:lvlText w:val=""/>
-      <w:lvlJc w:val="left"/>
-      <w:pPr>
-        <w:tabs>
-          <w:tab w:val="num" w:pos="5760"/>
-        </w:tabs>
-        <w:ind w:left="5760" w:hanging="360"/>
-      </w:pPr>
-      <w:rPr>
-        <w:rFonts w:ascii="Symbol" w:hAnsi="Symbol" w:hint="default"/>
-        <w:sz w:val="20"/>
-      </w:rPr>
-    </w:lvl>
-    <w:lvl w:ilvl="8" w:tentative="1">
-      <w:start w:val="1"/>
-      <w:numFmt w:val="bullet"/>
-      <w:lvlText w:val=""/>
-      <w:lvlJc w:val="left"/>
-      <w:pPr>
-        <w:tabs>
-          <w:tab w:val="num" w:pos="6480"/>
-        </w:tabs>
-        <w:ind w:left="6480" w:hanging="360"/>
-      </w:pPr>
-      <w:rPr>
-        <w:rFonts w:ascii="Symbol" w:hAnsi="Symbol" w:hint="default"/>
-        <w:sz w:val="20"/>
-      </w:rPr>
-    </w:lvl>
-  </w:abstractNum>
-  <w:abstractNum w:abstractNumId="18" w15:restartNumberingAfterBreak="0">
-    <w:nsid w:val="4F5D6244"/>
-    <w:multiLevelType w:val="multilevel"/>
-    <w:tmpl w:val="27D201F8"/>
-    <w:lvl w:ilvl="0">
-      <w:start w:val="1"/>
-      <w:numFmt w:val="bullet"/>
-      <w:lvlText w:val=""/>
-      <w:lvlJc w:val="left"/>
-      <w:pPr>
-        <w:tabs>
-          <w:tab w:val="num" w:pos="720"/>
-        </w:tabs>
-        <w:ind w:left="720" w:hanging="360"/>
-      </w:pPr>
-      <w:rPr>
-        <w:rFonts w:ascii="Symbol" w:hAnsi="Symbol" w:hint="default"/>
-        <w:sz w:val="20"/>
-      </w:rPr>
-    </w:lvl>
-    <w:lvl w:ilvl="1">
-      <w:start w:val="1"/>
-      <w:numFmt w:val="bullet"/>
-      <w:lvlText w:val=""/>
-      <w:lvlJc w:val="left"/>
-      <w:pPr>
-        <w:tabs>
-          <w:tab w:val="num" w:pos="1440"/>
-        </w:tabs>
-        <w:ind w:left="1440" w:hanging="360"/>
-      </w:pPr>
-      <w:rPr>
-        <w:rFonts w:ascii="Symbol" w:hAnsi="Symbol" w:hint="default"/>
-        <w:sz w:val="20"/>
-      </w:rPr>
-    </w:lvl>
-    <w:lvl w:ilvl="2" w:tentative="1">
-      <w:start w:val="1"/>
-      <w:numFmt w:val="bullet"/>
-      <w:lvlText w:val=""/>
-      <w:lvlJc w:val="left"/>
-      <w:pPr>
-        <w:tabs>
-          <w:tab w:val="num" w:pos="2160"/>
-        </w:tabs>
-        <w:ind w:left="2160" w:hanging="360"/>
-      </w:pPr>
-      <w:rPr>
-        <w:rFonts w:ascii="Symbol" w:hAnsi="Symbol" w:hint="default"/>
-        <w:sz w:val="20"/>
-      </w:rPr>
-    </w:lvl>
-    <w:lvl w:ilvl="3" w:tentative="1">
-      <w:start w:val="1"/>
-      <w:numFmt w:val="bullet"/>
-      <w:lvlText w:val=""/>
-      <w:lvlJc w:val="left"/>
-      <w:pPr>
-        <w:tabs>
-          <w:tab w:val="num" w:pos="2880"/>
-        </w:tabs>
-        <w:ind w:left="2880" w:hanging="360"/>
-      </w:pPr>
-      <w:rPr>
-        <w:rFonts w:ascii="Symbol" w:hAnsi="Symbol" w:hint="default"/>
-        <w:sz w:val="20"/>
-      </w:rPr>
-    </w:lvl>
-    <w:lvl w:ilvl="4" w:tentative="1">
-      <w:start w:val="1"/>
-      <w:numFmt w:val="bullet"/>
-      <w:lvlText w:val=""/>
-      <w:lvlJc w:val="left"/>
-      <w:pPr>
-        <w:tabs>
-          <w:tab w:val="num" w:pos="3600"/>
-        </w:tabs>
-        <w:ind w:left="3600" w:hanging="360"/>
-      </w:pPr>
-      <w:rPr>
-        <w:rFonts w:ascii="Symbol" w:hAnsi="Symbol" w:hint="default"/>
-        <w:sz w:val="20"/>
-      </w:rPr>
-    </w:lvl>
-    <w:lvl w:ilvl="5" w:tentative="1">
-      <w:start w:val="1"/>
-      <w:numFmt w:val="bullet"/>
-      <w:lvlText w:val=""/>
-      <w:lvlJc w:val="left"/>
-      <w:pPr>
-        <w:tabs>
-          <w:tab w:val="num" w:pos="4320"/>
-        </w:tabs>
-        <w:ind w:left="4320" w:hanging="360"/>
-      </w:pPr>
-      <w:rPr>
-        <w:rFonts w:ascii="Symbol" w:hAnsi="Symbol" w:hint="default"/>
-        <w:sz w:val="20"/>
-      </w:rPr>
-    </w:lvl>
-    <w:lvl w:ilvl="6" w:tentative="1">
-      <w:start w:val="1"/>
-      <w:numFmt w:val="bullet"/>
-      <w:lvlText w:val=""/>
-      <w:lvlJc w:val="left"/>
-      <w:pPr>
-        <w:tabs>
-          <w:tab w:val="num" w:pos="5040"/>
-        </w:tabs>
-        <w:ind w:left="5040" w:hanging="360"/>
-      </w:pPr>
-      <w:rPr>
-        <w:rFonts w:ascii="Symbol" w:hAnsi="Symbol" w:hint="default"/>
-        <w:sz w:val="20"/>
-      </w:rPr>
-    </w:lvl>
-    <w:lvl w:ilvl="7" w:tentative="1">
-      <w:start w:val="1"/>
-      <w:numFmt w:val="bullet"/>
-      <w:lvlText w:val=""/>
-      <w:lvlJc w:val="left"/>
-      <w:pPr>
-        <w:tabs>
-          <w:tab w:val="num" w:pos="5760"/>
-        </w:tabs>
-        <w:ind w:left="5760" w:hanging="360"/>
-      </w:pPr>
-      <w:rPr>
-        <w:rFonts w:ascii="Symbol" w:hAnsi="Symbol" w:hint="default"/>
-        <w:sz w:val="20"/>
-      </w:rPr>
-    </w:lvl>
-    <w:lvl w:ilvl="8" w:tentative="1">
-      <w:start w:val="1"/>
-      <w:numFmt w:val="bullet"/>
-      <w:lvlText w:val=""/>
-      <w:lvlJc w:val="left"/>
-      <w:pPr>
-        <w:tabs>
-          <w:tab w:val="num" w:pos="6480"/>
-        </w:tabs>
-        <w:ind w:left="6480" w:hanging="360"/>
-      </w:pPr>
-      <w:rPr>
-        <w:rFonts w:ascii="Symbol" w:hAnsi="Symbol" w:hint="default"/>
-        <w:sz w:val="20"/>
-      </w:rPr>
-    </w:lvl>
-  </w:abstractNum>
-  <w:abstractNum w:abstractNumId="19" w15:restartNumberingAfterBreak="0">
-    <w:nsid w:val="4FAC2D33"/>
-    <w:multiLevelType w:val="multilevel"/>
-    <w:tmpl w:val="6C707B98"/>
-    <w:lvl w:ilvl="0">
-      <w:start w:val="1"/>
-      <w:numFmt w:val="bullet"/>
-      <w:lvlText w:val=""/>
-      <w:lvlJc w:val="left"/>
-      <w:pPr>
-        <w:tabs>
-          <w:tab w:val="num" w:pos="720"/>
-        </w:tabs>
-        <w:ind w:left="720" w:hanging="360"/>
-      </w:pPr>
-      <w:rPr>
-        <w:rFonts w:ascii="Symbol" w:hAnsi="Symbol" w:hint="default"/>
-        <w:sz w:val="20"/>
-      </w:rPr>
-    </w:lvl>
-    <w:lvl w:ilvl="1" w:tentative="1">
-      <w:start w:val="1"/>
-      <w:numFmt w:val="bullet"/>
-      <w:lvlText w:val=""/>
-      <w:lvlJc w:val="left"/>
-      <w:pPr>
-        <w:tabs>
-          <w:tab w:val="num" w:pos="1440"/>
-        </w:tabs>
-        <w:ind w:left="1440" w:hanging="360"/>
-      </w:pPr>
-      <w:rPr>
-        <w:rFonts w:ascii="Symbol" w:hAnsi="Symbol" w:hint="default"/>
-        <w:sz w:val="20"/>
-      </w:rPr>
-    </w:lvl>
-    <w:lvl w:ilvl="2" w:tentative="1">
-      <w:start w:val="1"/>
-      <w:numFmt w:val="bullet"/>
-      <w:lvlText w:val=""/>
-      <w:lvlJc w:val="left"/>
-      <w:pPr>
-        <w:tabs>
-          <w:tab w:val="num" w:pos="2160"/>
-        </w:tabs>
-        <w:ind w:left="2160" w:hanging="360"/>
-      </w:pPr>
-      <w:rPr>
-        <w:rFonts w:ascii="Symbol" w:hAnsi="Symbol" w:hint="default"/>
-        <w:sz w:val="20"/>
-      </w:rPr>
-    </w:lvl>
-    <w:lvl w:ilvl="3" w:tentative="1">
-      <w:start w:val="1"/>
-      <w:numFmt w:val="bullet"/>
-      <w:lvlText w:val=""/>
-      <w:lvlJc w:val="left"/>
-      <w:pPr>
-        <w:tabs>
-          <w:tab w:val="num" w:pos="2880"/>
-        </w:tabs>
-        <w:ind w:left="2880" w:hanging="360"/>
-      </w:pPr>
-      <w:rPr>
-        <w:rFonts w:ascii="Symbol" w:hAnsi="Symbol" w:hint="default"/>
-        <w:sz w:val="20"/>
-      </w:rPr>
-    </w:lvl>
-    <w:lvl w:ilvl="4" w:tentative="1">
-      <w:start w:val="1"/>
-      <w:numFmt w:val="bullet"/>
-      <w:lvlText w:val=""/>
-      <w:lvlJc w:val="left"/>
-      <w:pPr>
-        <w:tabs>
-          <w:tab w:val="num" w:pos="3600"/>
-        </w:tabs>
-        <w:ind w:left="3600" w:hanging="360"/>
-      </w:pPr>
-      <w:rPr>
-        <w:rFonts w:ascii="Symbol" w:hAnsi="Symbol" w:hint="default"/>
-        <w:sz w:val="20"/>
-      </w:rPr>
-    </w:lvl>
-    <w:lvl w:ilvl="5" w:tentative="1">
-      <w:start w:val="1"/>
-      <w:numFmt w:val="bullet"/>
-      <w:lvlText w:val=""/>
-      <w:lvlJc w:val="left"/>
-      <w:pPr>
-        <w:tabs>
-          <w:tab w:val="num" w:pos="4320"/>
-        </w:tabs>
-        <w:ind w:left="4320" w:hanging="360"/>
-      </w:pPr>
-      <w:rPr>
-        <w:rFonts w:ascii="Symbol" w:hAnsi="Symbol" w:hint="default"/>
-        <w:sz w:val="20"/>
-      </w:rPr>
-    </w:lvl>
-    <w:lvl w:ilvl="6" w:tentative="1">
-      <w:start w:val="1"/>
-      <w:numFmt w:val="bullet"/>
-      <w:lvlText w:val=""/>
-      <w:lvlJc w:val="left"/>
-      <w:pPr>
-        <w:tabs>
-          <w:tab w:val="num" w:pos="5040"/>
-        </w:tabs>
-        <w:ind w:left="5040" w:hanging="360"/>
-      </w:pPr>
-      <w:rPr>
-        <w:rFonts w:ascii="Symbol" w:hAnsi="Symbol" w:hint="default"/>
-        <w:sz w:val="20"/>
-      </w:rPr>
-    </w:lvl>
-    <w:lvl w:ilvl="7" w:tentative="1">
-      <w:start w:val="1"/>
-      <w:numFmt w:val="bullet"/>
-      <w:lvlText w:val=""/>
-      <w:lvlJc w:val="left"/>
-      <w:pPr>
-        <w:tabs>
-          <w:tab w:val="num" w:pos="5760"/>
-        </w:tabs>
-        <w:ind w:left="5760" w:hanging="360"/>
-      </w:pPr>
-      <w:rPr>
-        <w:rFonts w:ascii="Symbol" w:hAnsi="Symbol" w:hint="default"/>
-        <w:sz w:val="20"/>
-      </w:rPr>
-    </w:lvl>
-    <w:lvl w:ilvl="8" w:tentative="1">
-      <w:start w:val="1"/>
-      <w:numFmt w:val="bullet"/>
-      <w:lvlText w:val=""/>
-      <w:lvlJc w:val="left"/>
-      <w:pPr>
-        <w:tabs>
-          <w:tab w:val="num" w:pos="6480"/>
-        </w:tabs>
-        <w:ind w:left="6480" w:hanging="360"/>
-      </w:pPr>
-      <w:rPr>
-        <w:rFonts w:ascii="Symbol" w:hAnsi="Symbol" w:hint="default"/>
-        <w:sz w:val="20"/>
-      </w:rPr>
-    </w:lvl>
-  </w:abstractNum>
-  <w:abstractNum w:abstractNumId="20" w15:restartNumberingAfterBreak="0">
-    <w:nsid w:val="550F7089"/>
-    <w:multiLevelType w:val="multilevel"/>
-    <w:tmpl w:val="26C24622"/>
-    <w:lvl w:ilvl="0">
-      <w:start w:val="1"/>
-      <w:numFmt w:val="bullet"/>
-      <w:lvlText w:val=""/>
-      <w:lvlJc w:val="left"/>
-      <w:pPr>
-        <w:tabs>
-          <w:tab w:val="num" w:pos="720"/>
-        </w:tabs>
-        <w:ind w:left="720" w:hanging="360"/>
-      </w:pPr>
-      <w:rPr>
-        <w:rFonts w:ascii="Symbol" w:hAnsi="Symbol" w:hint="default"/>
-        <w:sz w:val="20"/>
-      </w:rPr>
-    </w:lvl>
-    <w:lvl w:ilvl="1">
-      <w:start w:val="1"/>
-      <w:numFmt w:val="bullet"/>
-      <w:lvlText w:val=""/>
-      <w:lvlJc w:val="left"/>
-      <w:pPr>
-        <w:tabs>
-          <w:tab w:val="num" w:pos="1440"/>
-        </w:tabs>
-        <w:ind w:left="1440" w:hanging="360"/>
-      </w:pPr>
-      <w:rPr>
-        <w:rFonts w:ascii="Symbol" w:hAnsi="Symbol" w:hint="default"/>
-        <w:sz w:val="20"/>
-      </w:rPr>
-    </w:lvl>
-    <w:lvl w:ilvl="2" w:tentative="1">
-      <w:start w:val="1"/>
-      <w:numFmt w:val="bullet"/>
-      <w:lvlText w:val=""/>
-      <w:lvlJc w:val="left"/>
-      <w:pPr>
-        <w:tabs>
-          <w:tab w:val="num" w:pos="2160"/>
-        </w:tabs>
-        <w:ind w:left="2160" w:hanging="360"/>
-      </w:pPr>
-      <w:rPr>
-        <w:rFonts w:ascii="Symbol" w:hAnsi="Symbol" w:hint="default"/>
-        <w:sz w:val="20"/>
-      </w:rPr>
-    </w:lvl>
-    <w:lvl w:ilvl="3" w:tentative="1">
-      <w:start w:val="1"/>
-      <w:numFmt w:val="bullet"/>
-      <w:lvlText w:val=""/>
-      <w:lvlJc w:val="left"/>
-      <w:pPr>
-        <w:tabs>
-          <w:tab w:val="num" w:pos="2880"/>
-        </w:tabs>
-        <w:ind w:left="2880" w:hanging="360"/>
-      </w:pPr>
-      <w:rPr>
-        <w:rFonts w:ascii="Symbol" w:hAnsi="Symbol" w:hint="default"/>
-        <w:sz w:val="20"/>
-      </w:rPr>
-    </w:lvl>
-    <w:lvl w:ilvl="4" w:tentative="1">
-      <w:start w:val="1"/>
-      <w:numFmt w:val="bullet"/>
-      <w:lvlText w:val=""/>
-      <w:lvlJc w:val="left"/>
-      <w:pPr>
-        <w:tabs>
-          <w:tab w:val="num" w:pos="3600"/>
-        </w:tabs>
-        <w:ind w:left="3600" w:hanging="360"/>
-      </w:pPr>
-      <w:rPr>
-        <w:rFonts w:ascii="Symbol" w:hAnsi="Symbol" w:hint="default"/>
-        <w:sz w:val="20"/>
-      </w:rPr>
-    </w:lvl>
-    <w:lvl w:ilvl="5" w:tentative="1">
-      <w:start w:val="1"/>
-      <w:numFmt w:val="bullet"/>
-      <w:lvlText w:val=""/>
-      <w:lvlJc w:val="left"/>
-      <w:pPr>
-        <w:tabs>
-          <w:tab w:val="num" w:pos="4320"/>
-        </w:tabs>
-        <w:ind w:left="4320" w:hanging="360"/>
-      </w:pPr>
-      <w:rPr>
-        <w:rFonts w:ascii="Symbol" w:hAnsi="Symbol" w:hint="default"/>
-        <w:sz w:val="20"/>
-      </w:rPr>
-    </w:lvl>
-    <w:lvl w:ilvl="6" w:tentative="1">
-      <w:start w:val="1"/>
-      <w:numFmt w:val="bullet"/>
-      <w:lvlText w:val=""/>
-      <w:lvlJc w:val="left"/>
-      <w:pPr>
-        <w:tabs>
-          <w:tab w:val="num" w:pos="5040"/>
-        </w:tabs>
-        <w:ind w:left="5040" w:hanging="360"/>
-      </w:pPr>
-      <w:rPr>
-        <w:rFonts w:ascii="Symbol" w:hAnsi="Symbol" w:hint="default"/>
-        <w:sz w:val="20"/>
-      </w:rPr>
-    </w:lvl>
-    <w:lvl w:ilvl="7" w:tentative="1">
-      <w:start w:val="1"/>
-      <w:numFmt w:val="bullet"/>
-      <w:lvlText w:val=""/>
-      <w:lvlJc w:val="left"/>
-      <w:pPr>
-        <w:tabs>
-          <w:tab w:val="num" w:pos="5760"/>
-        </w:tabs>
-        <w:ind w:left="5760" w:hanging="360"/>
-      </w:pPr>
-      <w:rPr>
-        <w:rFonts w:ascii="Symbol" w:hAnsi="Symbol" w:hint="default"/>
-        <w:sz w:val="20"/>
-      </w:rPr>
-    </w:lvl>
-    <w:lvl w:ilvl="8" w:tentative="1">
-      <w:start w:val="1"/>
-      <w:numFmt w:val="bullet"/>
-      <w:lvlText w:val=""/>
-      <w:lvlJc w:val="left"/>
-      <w:pPr>
-        <w:tabs>
-          <w:tab w:val="num" w:pos="6480"/>
-        </w:tabs>
-        <w:ind w:left="6480" w:hanging="360"/>
-      </w:pPr>
-      <w:rPr>
-        <w:rFonts w:ascii="Symbol" w:hAnsi="Symbol" w:hint="default"/>
-        <w:sz w:val="20"/>
-      </w:rPr>
-    </w:lvl>
-  </w:abstractNum>
-  <w:abstractNum w:abstractNumId="21" w15:restartNumberingAfterBreak="0">
-    <w:nsid w:val="575E69A3"/>
-    <w:multiLevelType w:val="multilevel"/>
-    <w:tmpl w:val="B99E5B7A"/>
-    <w:lvl w:ilvl="0">
-      <w:start w:val="1"/>
-      <w:numFmt w:val="bullet"/>
-      <w:lvlText w:val=""/>
-      <w:lvlJc w:val="left"/>
-      <w:pPr>
-        <w:tabs>
-          <w:tab w:val="num" w:pos="720"/>
-        </w:tabs>
-        <w:ind w:left="720" w:hanging="360"/>
-      </w:pPr>
-      <w:rPr>
-        <w:rFonts w:ascii="Symbol" w:hAnsi="Symbol" w:hint="default"/>
-        <w:sz w:val="20"/>
-      </w:rPr>
-    </w:lvl>
-    <w:lvl w:ilvl="1">
-      <w:start w:val="1"/>
-      <w:numFmt w:val="bullet"/>
-      <w:lvlText w:val=""/>
-      <w:lvlJc w:val="left"/>
-      <w:pPr>
-        <w:tabs>
-          <w:tab w:val="num" w:pos="1440"/>
-        </w:tabs>
-        <w:ind w:left="1440" w:hanging="360"/>
-      </w:pPr>
-      <w:rPr>
-        <w:rFonts w:ascii="Symbol" w:hAnsi="Symbol" w:hint="default"/>
-        <w:sz w:val="20"/>
-      </w:rPr>
-    </w:lvl>
-    <w:lvl w:ilvl="2" w:tentative="1">
-      <w:start w:val="1"/>
-      <w:numFmt w:val="bullet"/>
-      <w:lvlText w:val=""/>
-      <w:lvlJc w:val="left"/>
-      <w:pPr>
-        <w:tabs>
-          <w:tab w:val="num" w:pos="2160"/>
-        </w:tabs>
-        <w:ind w:left="2160" w:hanging="360"/>
-      </w:pPr>
-      <w:rPr>
-        <w:rFonts w:ascii="Symbol" w:hAnsi="Symbol" w:hint="default"/>
-        <w:sz w:val="20"/>
-      </w:rPr>
-    </w:lvl>
-    <w:lvl w:ilvl="3" w:tentative="1">
-      <w:start w:val="1"/>
-      <w:numFmt w:val="bullet"/>
-      <w:lvlText w:val=""/>
-      <w:lvlJc w:val="left"/>
-      <w:pPr>
-        <w:tabs>
-          <w:tab w:val="num" w:pos="2880"/>
-        </w:tabs>
-        <w:ind w:left="2880" w:hanging="360"/>
-      </w:pPr>
-      <w:rPr>
-        <w:rFonts w:ascii="Symbol" w:hAnsi="Symbol" w:hint="default"/>
-        <w:sz w:val="20"/>
-      </w:rPr>
-    </w:lvl>
-    <w:lvl w:ilvl="4" w:tentative="1">
-      <w:start w:val="1"/>
-      <w:numFmt w:val="bullet"/>
-      <w:lvlText w:val=""/>
-      <w:lvlJc w:val="left"/>
-      <w:pPr>
-        <w:tabs>
-          <w:tab w:val="num" w:pos="3600"/>
-        </w:tabs>
-        <w:ind w:left="3600" w:hanging="360"/>
-      </w:pPr>
-      <w:rPr>
-        <w:rFonts w:ascii="Symbol" w:hAnsi="Symbol" w:hint="default"/>
-        <w:sz w:val="20"/>
-      </w:rPr>
-    </w:lvl>
-    <w:lvl w:ilvl="5" w:tentative="1">
-      <w:start w:val="1"/>
-      <w:numFmt w:val="bullet"/>
-      <w:lvlText w:val=""/>
-      <w:lvlJc w:val="left"/>
-      <w:pPr>
-        <w:tabs>
-          <w:tab w:val="num" w:pos="4320"/>
-        </w:tabs>
-        <w:ind w:left="4320" w:hanging="360"/>
-      </w:pPr>
-      <w:rPr>
-        <w:rFonts w:ascii="Symbol" w:hAnsi="Symbol" w:hint="default"/>
-        <w:sz w:val="20"/>
-      </w:rPr>
-    </w:lvl>
-    <w:lvl w:ilvl="6" w:tentative="1">
-      <w:start w:val="1"/>
-      <w:numFmt w:val="bullet"/>
-      <w:lvlText w:val=""/>
-      <w:lvlJc w:val="left"/>
-      <w:pPr>
-        <w:tabs>
-          <w:tab w:val="num" w:pos="5040"/>
-        </w:tabs>
-        <w:ind w:left="5040" w:hanging="360"/>
-      </w:pPr>
-      <w:rPr>
-        <w:rFonts w:ascii="Symbol" w:hAnsi="Symbol" w:hint="default"/>
-        <w:sz w:val="20"/>
-      </w:rPr>
-    </w:lvl>
-    <w:lvl w:ilvl="7" w:tentative="1">
-      <w:start w:val="1"/>
-      <w:numFmt w:val="bullet"/>
-      <w:lvlText w:val=""/>
-      <w:lvlJc w:val="left"/>
-      <w:pPr>
-        <w:tabs>
-          <w:tab w:val="num" w:pos="5760"/>
-        </w:tabs>
-        <w:ind w:left="5760" w:hanging="360"/>
-      </w:pPr>
-      <w:rPr>
-        <w:rFonts w:ascii="Symbol" w:hAnsi="Symbol" w:hint="default"/>
-        <w:sz w:val="20"/>
-      </w:rPr>
-    </w:lvl>
-    <w:lvl w:ilvl="8" w:tentative="1">
-      <w:start w:val="1"/>
-      <w:numFmt w:val="bullet"/>
-      <w:lvlText w:val=""/>
-      <w:lvlJc w:val="left"/>
-      <w:pPr>
-        <w:tabs>
-          <w:tab w:val="num" w:pos="6480"/>
-        </w:tabs>
-        <w:ind w:left="6480" w:hanging="360"/>
-      </w:pPr>
-      <w:rPr>
-        <w:rFonts w:ascii="Symbol" w:hAnsi="Symbol" w:hint="default"/>
-        <w:sz w:val="20"/>
-      </w:rPr>
-    </w:lvl>
-  </w:abstractNum>
-  <w:abstractNum w:abstractNumId="22" w15:restartNumberingAfterBreak="0">
-    <w:nsid w:val="581279CE"/>
-    <w:multiLevelType w:val="multilevel"/>
-    <w:tmpl w:val="629210BC"/>
-    <w:lvl w:ilvl="0">
-      <w:start w:val="1"/>
-      <w:numFmt w:val="bullet"/>
-      <w:lvlText w:val=""/>
-      <w:lvlJc w:val="left"/>
-      <w:pPr>
-        <w:tabs>
-          <w:tab w:val="num" w:pos="720"/>
-        </w:tabs>
-        <w:ind w:left="720" w:hanging="360"/>
-      </w:pPr>
-      <w:rPr>
-        <w:rFonts w:ascii="Symbol" w:hAnsi="Symbol" w:hint="default"/>
-        <w:sz w:val="20"/>
-      </w:rPr>
-    </w:lvl>
-    <w:lvl w:ilvl="1">
-      <w:start w:val="1"/>
-      <w:numFmt w:val="bullet"/>
-      <w:lvlText w:val=""/>
-      <w:lvlJc w:val="left"/>
-      <w:pPr>
-        <w:tabs>
-          <w:tab w:val="num" w:pos="1440"/>
-        </w:tabs>
-        <w:ind w:left="1440" w:hanging="360"/>
-      </w:pPr>
-      <w:rPr>
-        <w:rFonts w:ascii="Symbol" w:hAnsi="Symbol" w:hint="default"/>
-        <w:sz w:val="20"/>
-      </w:rPr>
-    </w:lvl>
-    <w:lvl w:ilvl="2" w:tentative="1">
-      <w:start w:val="1"/>
-      <w:numFmt w:val="bullet"/>
-      <w:lvlText w:val=""/>
-      <w:lvlJc w:val="left"/>
-      <w:pPr>
-        <w:tabs>
-          <w:tab w:val="num" w:pos="2160"/>
-        </w:tabs>
-        <w:ind w:left="2160" w:hanging="360"/>
-      </w:pPr>
-      <w:rPr>
-        <w:rFonts w:ascii="Symbol" w:hAnsi="Symbol" w:hint="default"/>
-        <w:sz w:val="20"/>
-      </w:rPr>
-    </w:lvl>
-    <w:lvl w:ilvl="3" w:tentative="1">
-      <w:start w:val="1"/>
-      <w:numFmt w:val="bullet"/>
-      <w:lvlText w:val=""/>
-      <w:lvlJc w:val="left"/>
-      <w:pPr>
-        <w:tabs>
-          <w:tab w:val="num" w:pos="2880"/>
-        </w:tabs>
-        <w:ind w:left="2880" w:hanging="360"/>
-      </w:pPr>
-      <w:rPr>
-        <w:rFonts w:ascii="Symbol" w:hAnsi="Symbol" w:hint="default"/>
-        <w:sz w:val="20"/>
-      </w:rPr>
-    </w:lvl>
-    <w:lvl w:ilvl="4" w:tentative="1">
-      <w:start w:val="1"/>
-      <w:numFmt w:val="bullet"/>
-      <w:lvlText w:val=""/>
-      <w:lvlJc w:val="left"/>
-      <w:pPr>
-        <w:tabs>
-          <w:tab w:val="num" w:pos="3600"/>
-        </w:tabs>
-        <w:ind w:left="3600" w:hanging="360"/>
-      </w:pPr>
-      <w:rPr>
-        <w:rFonts w:ascii="Symbol" w:hAnsi="Symbol" w:hint="default"/>
-        <w:sz w:val="20"/>
-      </w:rPr>
-    </w:lvl>
-    <w:lvl w:ilvl="5" w:tentative="1">
-      <w:start w:val="1"/>
-      <w:numFmt w:val="bullet"/>
-      <w:lvlText w:val=""/>
-      <w:lvlJc w:val="left"/>
-      <w:pPr>
-        <w:tabs>
-          <w:tab w:val="num" w:pos="4320"/>
-        </w:tabs>
-        <w:ind w:left="4320" w:hanging="360"/>
-      </w:pPr>
-      <w:rPr>
-        <w:rFonts w:ascii="Symbol" w:hAnsi="Symbol" w:hint="default"/>
-        <w:sz w:val="20"/>
-      </w:rPr>
-    </w:lvl>
-    <w:lvl w:ilvl="6" w:tentative="1">
-      <w:start w:val="1"/>
-      <w:numFmt w:val="bullet"/>
-      <w:lvlText w:val=""/>
-      <w:lvlJc w:val="left"/>
-      <w:pPr>
-        <w:tabs>
-          <w:tab w:val="num" w:pos="5040"/>
-        </w:tabs>
-        <w:ind w:left="5040" w:hanging="360"/>
-      </w:pPr>
-      <w:rPr>
-        <w:rFonts w:ascii="Symbol" w:hAnsi="Symbol" w:hint="default"/>
-        <w:sz w:val="20"/>
-      </w:rPr>
-    </w:lvl>
-    <w:lvl w:ilvl="7" w:tentative="1">
-      <w:start w:val="1"/>
-      <w:numFmt w:val="bullet"/>
-      <w:lvlText w:val=""/>
-      <w:lvlJc w:val="left"/>
-      <w:pPr>
-        <w:tabs>
-          <w:tab w:val="num" w:pos="5760"/>
-        </w:tabs>
-        <w:ind w:left="5760" w:hanging="360"/>
-      </w:pPr>
-      <w:rPr>
-        <w:rFonts w:ascii="Symbol" w:hAnsi="Symbol" w:hint="default"/>
-        <w:sz w:val="20"/>
-      </w:rPr>
-    </w:lvl>
-    <w:lvl w:ilvl="8" w:tentative="1">
-      <w:start w:val="1"/>
-      <w:numFmt w:val="bullet"/>
-      <w:lvlText w:val=""/>
-      <w:lvlJc w:val="left"/>
-      <w:pPr>
-        <w:tabs>
-          <w:tab w:val="num" w:pos="6480"/>
-        </w:tabs>
-        <w:ind w:left="6480" w:hanging="360"/>
-      </w:pPr>
-      <w:rPr>
-        <w:rFonts w:ascii="Symbol" w:hAnsi="Symbol" w:hint="default"/>
-        <w:sz w:val="20"/>
-      </w:rPr>
-    </w:lvl>
-  </w:abstractNum>
-  <w:abstractNum w:abstractNumId="23" w15:restartNumberingAfterBreak="0">
-    <w:nsid w:val="5B8838CA"/>
-    <w:multiLevelType w:val="multilevel"/>
-    <w:tmpl w:val="D92AA076"/>
-    <w:lvl w:ilvl="0">
-      <w:start w:val="1"/>
-      <w:numFmt w:val="bullet"/>
-      <w:lvlText w:val=""/>
-      <w:lvlJc w:val="left"/>
-      <w:pPr>
-        <w:tabs>
-          <w:tab w:val="num" w:pos="720"/>
-        </w:tabs>
-        <w:ind w:left="720" w:hanging="360"/>
-      </w:pPr>
-      <w:rPr>
-        <w:rFonts w:ascii="Symbol" w:hAnsi="Symbol" w:hint="default"/>
-        <w:sz w:val="20"/>
-      </w:rPr>
-    </w:lvl>
-    <w:lvl w:ilvl="1">
-      <w:start w:val="1"/>
-      <w:numFmt w:val="decimal"/>
-      <w:lvlText w:val="%2."/>
-      <w:lvlJc w:val="left"/>
-      <w:pPr>
-        <w:tabs>
-          <w:tab w:val="num" w:pos="1440"/>
-        </w:tabs>
-        <w:ind w:left="1440" w:hanging="360"/>
-      </w:pPr>
-    </w:lvl>
-    <w:lvl w:ilvl="2">
-      <w:start w:val="1"/>
-      <w:numFmt w:val="bullet"/>
-      <w:lvlText w:val=""/>
-      <w:lvlJc w:val="left"/>
-      <w:pPr>
-        <w:tabs>
-          <w:tab w:val="num" w:pos="2160"/>
-        </w:tabs>
-        <w:ind w:left="2160" w:hanging="360"/>
-      </w:pPr>
-      <w:rPr>
-        <w:rFonts w:ascii="Symbol" w:hAnsi="Symbol" w:hint="default"/>
-        <w:sz w:val="20"/>
-      </w:rPr>
-    </w:lvl>
-    <w:lvl w:ilvl="3" w:tentative="1">
-      <w:start w:val="1"/>
-      <w:numFmt w:val="bullet"/>
-      <w:lvlText w:val=""/>
-      <w:lvlJc w:val="left"/>
-      <w:pPr>
-        <w:tabs>
-          <w:tab w:val="num" w:pos="2880"/>
-        </w:tabs>
-        <w:ind w:left="2880" w:hanging="360"/>
-      </w:pPr>
-      <w:rPr>
-        <w:rFonts w:ascii="Symbol" w:hAnsi="Symbol" w:hint="default"/>
-        <w:sz w:val="20"/>
-      </w:rPr>
-    </w:lvl>
-    <w:lvl w:ilvl="4" w:tentative="1">
-      <w:start w:val="1"/>
-      <w:numFmt w:val="bullet"/>
-      <w:lvlText w:val=""/>
-      <w:lvlJc w:val="left"/>
-      <w:pPr>
-        <w:tabs>
-          <w:tab w:val="num" w:pos="3600"/>
-        </w:tabs>
-        <w:ind w:left="3600" w:hanging="360"/>
-      </w:pPr>
-      <w:rPr>
-        <w:rFonts w:ascii="Symbol" w:hAnsi="Symbol" w:hint="default"/>
-        <w:sz w:val="20"/>
-      </w:rPr>
-    </w:lvl>
-    <w:lvl w:ilvl="5" w:tentative="1">
-      <w:start w:val="1"/>
-      <w:numFmt w:val="bullet"/>
-      <w:lvlText w:val=""/>
-      <w:lvlJc w:val="left"/>
-      <w:pPr>
-        <w:tabs>
-          <w:tab w:val="num" w:pos="4320"/>
-        </w:tabs>
-        <w:ind w:left="4320" w:hanging="360"/>
-      </w:pPr>
-      <w:rPr>
-        <w:rFonts w:ascii="Symbol" w:hAnsi="Symbol" w:hint="default"/>
-        <w:sz w:val="20"/>
-      </w:rPr>
-    </w:lvl>
-    <w:lvl w:ilvl="6" w:tentative="1">
-      <w:start w:val="1"/>
-      <w:numFmt w:val="bullet"/>
-      <w:lvlText w:val=""/>
-      <w:lvlJc w:val="left"/>
-      <w:pPr>
-        <w:tabs>
-          <w:tab w:val="num" w:pos="5040"/>
-        </w:tabs>
-        <w:ind w:left="5040" w:hanging="360"/>
-      </w:pPr>
-      <w:rPr>
-        <w:rFonts w:ascii="Symbol" w:hAnsi="Symbol" w:hint="default"/>
-        <w:sz w:val="20"/>
-      </w:rPr>
-    </w:lvl>
-    <w:lvl w:ilvl="7" w:tentative="1">
-      <w:start w:val="1"/>
-      <w:numFmt w:val="bullet"/>
-      <w:lvlText w:val=""/>
-      <w:lvlJc w:val="left"/>
-      <w:pPr>
-        <w:tabs>
-          <w:tab w:val="num" w:pos="5760"/>
-        </w:tabs>
-        <w:ind w:left="5760" w:hanging="360"/>
-      </w:pPr>
-      <w:rPr>
-        <w:rFonts w:ascii="Symbol" w:hAnsi="Symbol" w:hint="default"/>
-        <w:sz w:val="20"/>
-      </w:rPr>
-    </w:lvl>
-    <w:lvl w:ilvl="8" w:tentative="1">
-      <w:start w:val="1"/>
-      <w:numFmt w:val="bullet"/>
-      <w:lvlText w:val=""/>
-      <w:lvlJc w:val="left"/>
-      <w:pPr>
-        <w:tabs>
-          <w:tab w:val="num" w:pos="6480"/>
-        </w:tabs>
-        <w:ind w:left="6480" w:hanging="360"/>
-      </w:pPr>
-      <w:rPr>
-        <w:rFonts w:ascii="Symbol" w:hAnsi="Symbol" w:hint="default"/>
-        <w:sz w:val="20"/>
-      </w:rPr>
-    </w:lvl>
-  </w:abstractNum>
-  <w:abstractNum w:abstractNumId="24" w15:restartNumberingAfterBreak="0">
-    <w:nsid w:val="5BE35B97"/>
-    <w:multiLevelType w:val="multilevel"/>
-    <w:tmpl w:val="FC807A22"/>
-    <w:lvl w:ilvl="0">
-      <w:start w:val="1"/>
-      <w:numFmt w:val="bullet"/>
-      <w:lvlText w:val=""/>
-      <w:lvlJc w:val="left"/>
-      <w:pPr>
-        <w:tabs>
-          <w:tab w:val="num" w:pos="720"/>
-        </w:tabs>
-        <w:ind w:left="720" w:hanging="360"/>
-      </w:pPr>
-      <w:rPr>
-        <w:rFonts w:ascii="Symbol" w:hAnsi="Symbol" w:hint="default"/>
-        <w:sz w:val="20"/>
-      </w:rPr>
-    </w:lvl>
-    <w:lvl w:ilvl="1">
-      <w:start w:val="1"/>
-      <w:numFmt w:val="bullet"/>
-      <w:lvlText w:val=""/>
-      <w:lvlJc w:val="left"/>
-      <w:pPr>
-        <w:tabs>
-          <w:tab w:val="num" w:pos="1440"/>
-        </w:tabs>
-        <w:ind w:left="1440" w:hanging="360"/>
-      </w:pPr>
-      <w:rPr>
-        <w:rFonts w:ascii="Symbol" w:hAnsi="Symbol" w:hint="default"/>
-        <w:sz w:val="20"/>
-      </w:rPr>
-    </w:lvl>
-    <w:lvl w:ilvl="2" w:tentative="1">
-      <w:start w:val="1"/>
-      <w:numFmt w:val="bullet"/>
-      <w:lvlText w:val=""/>
-      <w:lvlJc w:val="left"/>
-      <w:pPr>
-        <w:tabs>
-          <w:tab w:val="num" w:pos="2160"/>
-        </w:tabs>
-        <w:ind w:left="2160" w:hanging="360"/>
-      </w:pPr>
-      <w:rPr>
-        <w:rFonts w:ascii="Symbol" w:hAnsi="Symbol" w:hint="default"/>
-        <w:sz w:val="20"/>
-      </w:rPr>
-    </w:lvl>
-    <w:lvl w:ilvl="3" w:tentative="1">
-      <w:start w:val="1"/>
-      <w:numFmt w:val="bullet"/>
-      <w:lvlText w:val=""/>
-      <w:lvlJc w:val="left"/>
-      <w:pPr>
-        <w:tabs>
-          <w:tab w:val="num" w:pos="2880"/>
-        </w:tabs>
-        <w:ind w:left="2880" w:hanging="360"/>
-      </w:pPr>
-      <w:rPr>
-        <w:rFonts w:ascii="Symbol" w:hAnsi="Symbol" w:hint="default"/>
-        <w:sz w:val="20"/>
-      </w:rPr>
-    </w:lvl>
-    <w:lvl w:ilvl="4" w:tentative="1">
-      <w:start w:val="1"/>
-      <w:numFmt w:val="bullet"/>
-      <w:lvlText w:val=""/>
-      <w:lvlJc w:val="left"/>
-      <w:pPr>
-        <w:tabs>
-          <w:tab w:val="num" w:pos="3600"/>
-        </w:tabs>
-        <w:ind w:left="3600" w:hanging="360"/>
-      </w:pPr>
-      <w:rPr>
-        <w:rFonts w:ascii="Symbol" w:hAnsi="Symbol" w:hint="default"/>
-        <w:sz w:val="20"/>
-      </w:rPr>
-    </w:lvl>
-    <w:lvl w:ilvl="5" w:tentative="1">
-      <w:start w:val="1"/>
-      <w:numFmt w:val="bullet"/>
-      <w:lvlText w:val=""/>
-      <w:lvlJc w:val="left"/>
-      <w:pPr>
-        <w:tabs>
-          <w:tab w:val="num" w:pos="4320"/>
-        </w:tabs>
-        <w:ind w:left="4320" w:hanging="360"/>
-      </w:pPr>
-      <w:rPr>
-        <w:rFonts w:ascii="Symbol" w:hAnsi="Symbol" w:hint="default"/>
-        <w:sz w:val="20"/>
-      </w:rPr>
-    </w:lvl>
-    <w:lvl w:ilvl="6" w:tentative="1">
-      <w:start w:val="1"/>
-      <w:numFmt w:val="bullet"/>
-      <w:lvlText w:val=""/>
-      <w:lvlJc w:val="left"/>
-      <w:pPr>
-        <w:tabs>
-          <w:tab w:val="num" w:pos="5040"/>
-        </w:tabs>
-        <w:ind w:left="5040" w:hanging="360"/>
-      </w:pPr>
-      <w:rPr>
-        <w:rFonts w:ascii="Symbol" w:hAnsi="Symbol" w:hint="default"/>
-        <w:sz w:val="20"/>
-      </w:rPr>
-    </w:lvl>
-    <w:lvl w:ilvl="7" w:tentative="1">
-      <w:start w:val="1"/>
-      <w:numFmt w:val="bullet"/>
-      <w:lvlText w:val=""/>
-      <w:lvlJc w:val="left"/>
-      <w:pPr>
-        <w:tabs>
-          <w:tab w:val="num" w:pos="5760"/>
-        </w:tabs>
-        <w:ind w:left="5760" w:hanging="360"/>
-      </w:pPr>
-      <w:rPr>
-        <w:rFonts w:ascii="Symbol" w:hAnsi="Symbol" w:hint="default"/>
-        <w:sz w:val="20"/>
-      </w:rPr>
-    </w:lvl>
-    <w:lvl w:ilvl="8" w:tentative="1">
-      <w:start w:val="1"/>
-      <w:numFmt w:val="bullet"/>
-      <w:lvlText w:val=""/>
-      <w:lvlJc w:val="left"/>
-      <w:pPr>
-        <w:tabs>
-          <w:tab w:val="num" w:pos="6480"/>
-        </w:tabs>
-        <w:ind w:left="6480" w:hanging="360"/>
-      </w:pPr>
-      <w:rPr>
-        <w:rFonts w:ascii="Symbol" w:hAnsi="Symbol" w:hint="default"/>
-        <w:sz w:val="20"/>
-      </w:rPr>
-    </w:lvl>
-  </w:abstractNum>
-  <w:abstractNum w:abstractNumId="25" w15:restartNumberingAfterBreak="0">
-    <w:nsid w:val="63452928"/>
-    <w:multiLevelType w:val="multilevel"/>
-    <w:tmpl w:val="25F46F98"/>
-    <w:lvl w:ilvl="0">
-      <w:start w:val="1"/>
-      <w:numFmt w:val="bullet"/>
-      <w:lvlText w:val=""/>
-      <w:lvlJc w:val="left"/>
-      <w:pPr>
-        <w:tabs>
-          <w:tab w:val="num" w:pos="720"/>
-        </w:tabs>
-        <w:ind w:left="720" w:hanging="360"/>
-      </w:pPr>
-      <w:rPr>
-        <w:rFonts w:ascii="Symbol" w:hAnsi="Symbol" w:hint="default"/>
-        <w:sz w:val="20"/>
-      </w:rPr>
-    </w:lvl>
-    <w:lvl w:ilvl="1">
-      <w:start w:val="1"/>
-      <w:numFmt w:val="bullet"/>
-      <w:lvlText w:val=""/>
-      <w:lvlJc w:val="left"/>
-      <w:pPr>
-        <w:tabs>
-          <w:tab w:val="num" w:pos="1440"/>
-        </w:tabs>
-        <w:ind w:left="1440" w:hanging="360"/>
-      </w:pPr>
-      <w:rPr>
-        <w:rFonts w:ascii="Symbol" w:hAnsi="Symbol" w:hint="default"/>
-        <w:sz w:val="20"/>
-      </w:rPr>
-    </w:lvl>
-    <w:lvl w:ilvl="2" w:tentative="1">
-      <w:start w:val="1"/>
-      <w:numFmt w:val="bullet"/>
-      <w:lvlText w:val=""/>
-      <w:lvlJc w:val="left"/>
-      <w:pPr>
-        <w:tabs>
-          <w:tab w:val="num" w:pos="2160"/>
-        </w:tabs>
-        <w:ind w:left="2160" w:hanging="360"/>
-      </w:pPr>
-      <w:rPr>
-        <w:rFonts w:ascii="Symbol" w:hAnsi="Symbol" w:hint="default"/>
-        <w:sz w:val="20"/>
-      </w:rPr>
-    </w:lvl>
-    <w:lvl w:ilvl="3" w:tentative="1">
-      <w:start w:val="1"/>
-      <w:numFmt w:val="bullet"/>
-      <w:lvlText w:val=""/>
-      <w:lvlJc w:val="left"/>
-      <w:pPr>
-        <w:tabs>
-          <w:tab w:val="num" w:pos="2880"/>
-        </w:tabs>
-        <w:ind w:left="2880" w:hanging="360"/>
-      </w:pPr>
-      <w:rPr>
-        <w:rFonts w:ascii="Symbol" w:hAnsi="Symbol" w:hint="default"/>
-        <w:sz w:val="20"/>
-      </w:rPr>
-    </w:lvl>
-    <w:lvl w:ilvl="4" w:tentative="1">
-      <w:start w:val="1"/>
-      <w:numFmt w:val="bullet"/>
-      <w:lvlText w:val=""/>
-      <w:lvlJc w:val="left"/>
-      <w:pPr>
-        <w:tabs>
-          <w:tab w:val="num" w:pos="3600"/>
-        </w:tabs>
-        <w:ind w:left="3600" w:hanging="360"/>
-      </w:pPr>
-      <w:rPr>
-        <w:rFonts w:ascii="Symbol" w:hAnsi="Symbol" w:hint="default"/>
-        <w:sz w:val="20"/>
-      </w:rPr>
-    </w:lvl>
-    <w:lvl w:ilvl="5" w:tentative="1">
-      <w:start w:val="1"/>
-      <w:numFmt w:val="bullet"/>
-      <w:lvlText w:val=""/>
-      <w:lvlJc w:val="left"/>
-      <w:pPr>
-        <w:tabs>
-          <w:tab w:val="num" w:pos="4320"/>
-        </w:tabs>
-        <w:ind w:left="4320" w:hanging="360"/>
-      </w:pPr>
-      <w:rPr>
-        <w:rFonts w:ascii="Symbol" w:hAnsi="Symbol" w:hint="default"/>
-        <w:sz w:val="20"/>
-      </w:rPr>
-    </w:lvl>
-    <w:lvl w:ilvl="6" w:tentative="1">
-      <w:start w:val="1"/>
-      <w:numFmt w:val="bullet"/>
-      <w:lvlText w:val=""/>
-      <w:lvlJc w:val="left"/>
-      <w:pPr>
-        <w:tabs>
-          <w:tab w:val="num" w:pos="5040"/>
-        </w:tabs>
-        <w:ind w:left="5040" w:hanging="360"/>
-      </w:pPr>
-      <w:rPr>
-        <w:rFonts w:ascii="Symbol" w:hAnsi="Symbol" w:hint="default"/>
-        <w:sz w:val="20"/>
-      </w:rPr>
-    </w:lvl>
-    <w:lvl w:ilvl="7" w:tentative="1">
-      <w:start w:val="1"/>
-      <w:numFmt w:val="bullet"/>
-      <w:lvlText w:val=""/>
-      <w:lvlJc w:val="left"/>
-      <w:pPr>
-        <w:tabs>
-          <w:tab w:val="num" w:pos="5760"/>
-        </w:tabs>
-        <w:ind w:left="5760" w:hanging="360"/>
-      </w:pPr>
-      <w:rPr>
-        <w:rFonts w:ascii="Symbol" w:hAnsi="Symbol" w:hint="default"/>
-        <w:sz w:val="20"/>
-      </w:rPr>
-    </w:lvl>
-    <w:lvl w:ilvl="8" w:tentative="1">
-      <w:start w:val="1"/>
-      <w:numFmt w:val="bullet"/>
-      <w:lvlText w:val=""/>
-      <w:lvlJc w:val="left"/>
-      <w:pPr>
-        <w:tabs>
-          <w:tab w:val="num" w:pos="6480"/>
-        </w:tabs>
-        <w:ind w:left="6480" w:hanging="360"/>
-      </w:pPr>
-      <w:rPr>
-        <w:rFonts w:ascii="Symbol" w:hAnsi="Symbol" w:hint="default"/>
-        <w:sz w:val="20"/>
-      </w:rPr>
-    </w:lvl>
-  </w:abstractNum>
-  <w:abstractNum w:abstractNumId="26" w15:restartNumberingAfterBreak="0">
-    <w:nsid w:val="6819504D"/>
-    <w:multiLevelType w:val="multilevel"/>
-    <w:tmpl w:val="C3AAFE64"/>
-    <w:lvl w:ilvl="0">
-      <w:start w:val="1"/>
-      <w:numFmt w:val="bullet"/>
-      <w:lvlText w:val=""/>
-      <w:lvlJc w:val="left"/>
-      <w:pPr>
-        <w:tabs>
-          <w:tab w:val="num" w:pos="720"/>
-        </w:tabs>
-        <w:ind w:left="720" w:hanging="360"/>
-      </w:pPr>
-      <w:rPr>
-        <w:rFonts w:ascii="Symbol" w:hAnsi="Symbol" w:hint="default"/>
-        <w:sz w:val="20"/>
-      </w:rPr>
-    </w:lvl>
-    <w:lvl w:ilvl="1" w:tentative="1">
-      <w:start w:val="1"/>
-      <w:numFmt w:val="bullet"/>
-      <w:lvlText w:val=""/>
-      <w:lvlJc w:val="left"/>
-      <w:pPr>
-        <w:tabs>
-          <w:tab w:val="num" w:pos="1440"/>
-        </w:tabs>
-        <w:ind w:left="1440" w:hanging="360"/>
-      </w:pPr>
-      <w:rPr>
-        <w:rFonts w:ascii="Symbol" w:hAnsi="Symbol" w:hint="default"/>
-        <w:sz w:val="20"/>
-      </w:rPr>
-    </w:lvl>
-    <w:lvl w:ilvl="2" w:tentative="1">
-      <w:start w:val="1"/>
-      <w:numFmt w:val="bullet"/>
-      <w:lvlText w:val=""/>
-      <w:lvlJc w:val="left"/>
-      <w:pPr>
-        <w:tabs>
-          <w:tab w:val="num" w:pos="2160"/>
-        </w:tabs>
-        <w:ind w:left="2160" w:hanging="360"/>
-      </w:pPr>
-      <w:rPr>
-        <w:rFonts w:ascii="Symbol" w:hAnsi="Symbol" w:hint="default"/>
-        <w:sz w:val="20"/>
-      </w:rPr>
-    </w:lvl>
-    <w:lvl w:ilvl="3" w:tentative="1">
-      <w:start w:val="1"/>
-      <w:numFmt w:val="bullet"/>
-      <w:lvlText w:val=""/>
-      <w:lvlJc w:val="left"/>
-      <w:pPr>
-        <w:tabs>
-          <w:tab w:val="num" w:pos="2880"/>
-        </w:tabs>
-        <w:ind w:left="2880" w:hanging="360"/>
-      </w:pPr>
-      <w:rPr>
-        <w:rFonts w:ascii="Symbol" w:hAnsi="Symbol" w:hint="default"/>
-        <w:sz w:val="20"/>
-      </w:rPr>
-    </w:lvl>
-    <w:lvl w:ilvl="4" w:tentative="1">
-      <w:start w:val="1"/>
-      <w:numFmt w:val="bullet"/>
-      <w:lvlText w:val=""/>
-      <w:lvlJc w:val="left"/>
-      <w:pPr>
-        <w:tabs>
-          <w:tab w:val="num" w:pos="3600"/>
-        </w:tabs>
-        <w:ind w:left="3600" w:hanging="360"/>
-      </w:pPr>
-      <w:rPr>
-        <w:rFonts w:ascii="Symbol" w:hAnsi="Symbol" w:hint="default"/>
-        <w:sz w:val="20"/>
-      </w:rPr>
-    </w:lvl>
-    <w:lvl w:ilvl="5" w:tentative="1">
-      <w:start w:val="1"/>
-      <w:numFmt w:val="bullet"/>
-      <w:lvlText w:val=""/>
-      <w:lvlJc w:val="left"/>
-      <w:pPr>
-        <w:tabs>
-          <w:tab w:val="num" w:pos="4320"/>
-        </w:tabs>
-        <w:ind w:left="4320" w:hanging="360"/>
-      </w:pPr>
-      <w:rPr>
-        <w:rFonts w:ascii="Symbol" w:hAnsi="Symbol" w:hint="default"/>
-        <w:sz w:val="20"/>
-      </w:rPr>
-    </w:lvl>
-    <w:lvl w:ilvl="6" w:tentative="1">
-      <w:start w:val="1"/>
-      <w:numFmt w:val="bullet"/>
-      <w:lvlText w:val=""/>
-      <w:lvlJc w:val="left"/>
-      <w:pPr>
-        <w:tabs>
-          <w:tab w:val="num" w:pos="5040"/>
-        </w:tabs>
-        <w:ind w:left="5040" w:hanging="360"/>
-      </w:pPr>
-      <w:rPr>
-        <w:rFonts w:ascii="Symbol" w:hAnsi="Symbol" w:hint="default"/>
-        <w:sz w:val="20"/>
-      </w:rPr>
-    </w:lvl>
-    <w:lvl w:ilvl="7" w:tentative="1">
-      <w:start w:val="1"/>
-      <w:numFmt w:val="bullet"/>
-      <w:lvlText w:val=""/>
-      <w:lvlJc w:val="left"/>
-      <w:pPr>
-        <w:tabs>
-          <w:tab w:val="num" w:pos="5760"/>
-        </w:tabs>
-        <w:ind w:left="5760" w:hanging="360"/>
-      </w:pPr>
-      <w:rPr>
-        <w:rFonts w:ascii="Symbol" w:hAnsi="Symbol" w:hint="default"/>
-        <w:sz w:val="20"/>
-      </w:rPr>
-    </w:lvl>
-    <w:lvl w:ilvl="8" w:tentative="1">
-      <w:start w:val="1"/>
-      <w:numFmt w:val="bullet"/>
-      <w:lvlText w:val=""/>
-      <w:lvlJc w:val="left"/>
-      <w:pPr>
-        <w:tabs>
-          <w:tab w:val="num" w:pos="6480"/>
-        </w:tabs>
-        <w:ind w:left="6480" w:hanging="360"/>
-      </w:pPr>
-      <w:rPr>
-        <w:rFonts w:ascii="Symbol" w:hAnsi="Symbol" w:hint="default"/>
-        <w:sz w:val="20"/>
-      </w:rPr>
-    </w:lvl>
-  </w:abstractNum>
-  <w:abstractNum w:abstractNumId="27" w15:restartNumberingAfterBreak="0">
-    <w:nsid w:val="6C456C11"/>
-    <w:multiLevelType w:val="multilevel"/>
-    <w:tmpl w:val="38AEE32A"/>
-    <w:lvl w:ilvl="0">
-      <w:start w:val="1"/>
-      <w:numFmt w:val="bullet"/>
-      <w:lvlText w:val=""/>
-      <w:lvlJc w:val="left"/>
-      <w:pPr>
-        <w:tabs>
-          <w:tab w:val="num" w:pos="720"/>
-        </w:tabs>
-        <w:ind w:left="720" w:hanging="360"/>
-      </w:pPr>
-      <w:rPr>
-        <w:rFonts w:ascii="Symbol" w:hAnsi="Symbol" w:hint="default"/>
-        <w:sz w:val="20"/>
-      </w:rPr>
-    </w:lvl>
-    <w:lvl w:ilvl="1">
-      <w:start w:val="1"/>
-      <w:numFmt w:val="bullet"/>
-      <w:lvlText w:val=""/>
-      <w:lvlJc w:val="left"/>
-      <w:pPr>
-        <w:tabs>
-          <w:tab w:val="num" w:pos="1440"/>
-        </w:tabs>
-        <w:ind w:left="1440" w:hanging="360"/>
-      </w:pPr>
-      <w:rPr>
-        <w:rFonts w:ascii="Symbol" w:hAnsi="Symbol" w:hint="default"/>
-        <w:sz w:val="20"/>
-      </w:rPr>
-    </w:lvl>
-    <w:lvl w:ilvl="2" w:tentative="1">
-      <w:start w:val="1"/>
-      <w:numFmt w:val="bullet"/>
-      <w:lvlText w:val=""/>
-      <w:lvlJc w:val="left"/>
-      <w:pPr>
-        <w:tabs>
-          <w:tab w:val="num" w:pos="2160"/>
-        </w:tabs>
-        <w:ind w:left="2160" w:hanging="360"/>
-      </w:pPr>
-      <w:rPr>
-        <w:rFonts w:ascii="Symbol" w:hAnsi="Symbol" w:hint="default"/>
-        <w:sz w:val="20"/>
-      </w:rPr>
-    </w:lvl>
-    <w:lvl w:ilvl="3" w:tentative="1">
-      <w:start w:val="1"/>
-      <w:numFmt w:val="bullet"/>
-      <w:lvlText w:val=""/>
-      <w:lvlJc w:val="left"/>
-      <w:pPr>
-        <w:tabs>
-          <w:tab w:val="num" w:pos="2880"/>
-        </w:tabs>
-        <w:ind w:left="2880" w:hanging="360"/>
-      </w:pPr>
-      <w:rPr>
-        <w:rFonts w:ascii="Symbol" w:hAnsi="Symbol" w:hint="default"/>
-        <w:sz w:val="20"/>
-      </w:rPr>
-    </w:lvl>
-    <w:lvl w:ilvl="4" w:tentative="1">
-      <w:start w:val="1"/>
-      <w:numFmt w:val="bullet"/>
-      <w:lvlText w:val=""/>
-      <w:lvlJc w:val="left"/>
-      <w:pPr>
-        <w:tabs>
-          <w:tab w:val="num" w:pos="3600"/>
-        </w:tabs>
-        <w:ind w:left="3600" w:hanging="360"/>
-      </w:pPr>
-      <w:rPr>
-        <w:rFonts w:ascii="Symbol" w:hAnsi="Symbol" w:hint="default"/>
-        <w:sz w:val="20"/>
-      </w:rPr>
-    </w:lvl>
-    <w:lvl w:ilvl="5" w:tentative="1">
-      <w:start w:val="1"/>
-      <w:numFmt w:val="bullet"/>
-      <w:lvlText w:val=""/>
-      <w:lvlJc w:val="left"/>
-      <w:pPr>
-        <w:tabs>
-          <w:tab w:val="num" w:pos="4320"/>
-        </w:tabs>
-        <w:ind w:left="4320" w:hanging="360"/>
-      </w:pPr>
-      <w:rPr>
-        <w:rFonts w:ascii="Symbol" w:hAnsi="Symbol" w:hint="default"/>
-        <w:sz w:val="20"/>
-      </w:rPr>
-    </w:lvl>
-    <w:lvl w:ilvl="6" w:tentative="1">
-      <w:start w:val="1"/>
-      <w:numFmt w:val="bullet"/>
-      <w:lvlText w:val=""/>
-      <w:lvlJc w:val="left"/>
-      <w:pPr>
-        <w:tabs>
-          <w:tab w:val="num" w:pos="5040"/>
-        </w:tabs>
-        <w:ind w:left="5040" w:hanging="360"/>
-      </w:pPr>
-      <w:rPr>
-        <w:rFonts w:ascii="Symbol" w:hAnsi="Symbol" w:hint="default"/>
-        <w:sz w:val="20"/>
-      </w:rPr>
-    </w:lvl>
-    <w:lvl w:ilvl="7" w:tentative="1">
-      <w:start w:val="1"/>
-      <w:numFmt w:val="bullet"/>
-      <w:lvlText w:val=""/>
-      <w:lvlJc w:val="left"/>
-      <w:pPr>
-        <w:tabs>
-          <w:tab w:val="num" w:pos="5760"/>
-        </w:tabs>
-        <w:ind w:left="5760" w:hanging="360"/>
-      </w:pPr>
-      <w:rPr>
-        <w:rFonts w:ascii="Symbol" w:hAnsi="Symbol" w:hint="default"/>
-        <w:sz w:val="20"/>
-      </w:rPr>
-    </w:lvl>
-    <w:lvl w:ilvl="8" w:tentative="1">
-      <w:start w:val="1"/>
-      <w:numFmt w:val="bullet"/>
-      <w:lvlText w:val=""/>
-      <w:lvlJc w:val="left"/>
-      <w:pPr>
-        <w:tabs>
-          <w:tab w:val="num" w:pos="6480"/>
-        </w:tabs>
-        <w:ind w:left="6480" w:hanging="360"/>
-      </w:pPr>
-      <w:rPr>
-        <w:rFonts w:ascii="Symbol" w:hAnsi="Symbol" w:hint="default"/>
-        <w:sz w:val="20"/>
-      </w:rPr>
-    </w:lvl>
-  </w:abstractNum>
-  <w:abstractNum w:abstractNumId="28" w15:restartNumberingAfterBreak="0">
-    <w:nsid w:val="6E045346"/>
-    <w:multiLevelType w:val="multilevel"/>
-    <w:tmpl w:val="ECE6BA5E"/>
-    <w:lvl w:ilvl="0">
-      <w:start w:val="1"/>
-      <w:numFmt w:val="bullet"/>
-      <w:lvlText w:val=""/>
-      <w:lvlJc w:val="left"/>
-      <w:pPr>
-        <w:tabs>
-          <w:tab w:val="num" w:pos="720"/>
-        </w:tabs>
-        <w:ind w:left="720" w:hanging="360"/>
-      </w:pPr>
-      <w:rPr>
-        <w:rFonts w:ascii="Symbol" w:hAnsi="Symbol" w:hint="default"/>
-        <w:sz w:val="20"/>
-      </w:rPr>
-    </w:lvl>
-    <w:lvl w:ilvl="1">
-      <w:start w:val="1"/>
-      <w:numFmt w:val="decimal"/>
-      <w:lvlText w:val="%2."/>
-      <w:lvlJc w:val="left"/>
-      <w:pPr>
-        <w:tabs>
-          <w:tab w:val="num" w:pos="1440"/>
-        </w:tabs>
-        <w:ind w:left="1440" w:hanging="360"/>
-      </w:pPr>
-    </w:lvl>
-    <w:lvl w:ilvl="2">
-      <w:start w:val="1"/>
-      <w:numFmt w:val="bullet"/>
-      <w:lvlText w:val=""/>
-      <w:lvlJc w:val="left"/>
-      <w:pPr>
-        <w:tabs>
-          <w:tab w:val="num" w:pos="2160"/>
-        </w:tabs>
-        <w:ind w:left="2160" w:hanging="360"/>
-      </w:pPr>
-      <w:rPr>
-        <w:rFonts w:ascii="Symbol" w:hAnsi="Symbol" w:hint="default"/>
-        <w:sz w:val="20"/>
-      </w:rPr>
-    </w:lvl>
-    <w:lvl w:ilvl="3" w:tentative="1">
-      <w:start w:val="1"/>
-      <w:numFmt w:val="bullet"/>
-      <w:lvlText w:val=""/>
-      <w:lvlJc w:val="left"/>
-      <w:pPr>
-        <w:tabs>
-          <w:tab w:val="num" w:pos="2880"/>
-        </w:tabs>
-        <w:ind w:left="2880" w:hanging="360"/>
-      </w:pPr>
-      <w:rPr>
-        <w:rFonts w:ascii="Symbol" w:hAnsi="Symbol" w:hint="default"/>
-        <w:sz w:val="20"/>
-      </w:rPr>
-    </w:lvl>
-    <w:lvl w:ilvl="4" w:tentative="1">
-      <w:start w:val="1"/>
-      <w:numFmt w:val="bullet"/>
-      <w:lvlText w:val=""/>
-      <w:lvlJc w:val="left"/>
-      <w:pPr>
-        <w:tabs>
-          <w:tab w:val="num" w:pos="3600"/>
-        </w:tabs>
-        <w:ind w:left="3600" w:hanging="360"/>
-      </w:pPr>
-      <w:rPr>
-        <w:rFonts w:ascii="Symbol" w:hAnsi="Symbol" w:hint="default"/>
-        <w:sz w:val="20"/>
-      </w:rPr>
-    </w:lvl>
-    <w:lvl w:ilvl="5" w:tentative="1">
-      <w:start w:val="1"/>
-      <w:numFmt w:val="bullet"/>
-      <w:lvlText w:val=""/>
-      <w:lvlJc w:val="left"/>
-      <w:pPr>
-        <w:tabs>
-          <w:tab w:val="num" w:pos="4320"/>
-        </w:tabs>
-        <w:ind w:left="4320" w:hanging="360"/>
-      </w:pPr>
-      <w:rPr>
-        <w:rFonts w:ascii="Symbol" w:hAnsi="Symbol" w:hint="default"/>
-        <w:sz w:val="20"/>
-      </w:rPr>
-    </w:lvl>
-    <w:lvl w:ilvl="6" w:tentative="1">
-      <w:start w:val="1"/>
-      <w:numFmt w:val="bullet"/>
-      <w:lvlText w:val=""/>
-      <w:lvlJc w:val="left"/>
-      <w:pPr>
-        <w:tabs>
-          <w:tab w:val="num" w:pos="5040"/>
-        </w:tabs>
-        <w:ind w:left="5040" w:hanging="360"/>
-      </w:pPr>
-      <w:rPr>
-        <w:rFonts w:ascii="Symbol" w:hAnsi="Symbol" w:hint="default"/>
-        <w:sz w:val="20"/>
-      </w:rPr>
-    </w:lvl>
-    <w:lvl w:ilvl="7" w:tentative="1">
-      <w:start w:val="1"/>
-      <w:numFmt w:val="bullet"/>
-      <w:lvlText w:val=""/>
-      <w:lvlJc w:val="left"/>
-      <w:pPr>
-        <w:tabs>
-          <w:tab w:val="num" w:pos="5760"/>
-        </w:tabs>
-        <w:ind w:left="5760" w:hanging="360"/>
-      </w:pPr>
-      <w:rPr>
-        <w:rFonts w:ascii="Symbol" w:hAnsi="Symbol" w:hint="default"/>
-        <w:sz w:val="20"/>
-      </w:rPr>
-    </w:lvl>
-    <w:lvl w:ilvl="8" w:tentative="1">
-      <w:start w:val="1"/>
-      <w:numFmt w:val="bullet"/>
-      <w:lvlText w:val=""/>
-      <w:lvlJc w:val="left"/>
-      <w:pPr>
-        <w:tabs>
-          <w:tab w:val="num" w:pos="6480"/>
-        </w:tabs>
-        <w:ind w:left="6480" w:hanging="360"/>
-      </w:pPr>
-      <w:rPr>
-        <w:rFonts w:ascii="Symbol" w:hAnsi="Symbol" w:hint="default"/>
-        <w:sz w:val="20"/>
-      </w:rPr>
-    </w:lvl>
-  </w:abstractNum>
-  <w:abstractNum w:abstractNumId="29" w15:restartNumberingAfterBreak="0">
-    <w:nsid w:val="71615C01"/>
-    <w:multiLevelType w:val="multilevel"/>
-    <w:tmpl w:val="DDFCB7F4"/>
-    <w:lvl w:ilvl="0">
-      <w:start w:val="1"/>
-      <w:numFmt w:val="bullet"/>
-      <w:lvlText w:val=""/>
-      <w:lvlJc w:val="left"/>
-      <w:pPr>
-        <w:tabs>
-          <w:tab w:val="num" w:pos="720"/>
-        </w:tabs>
-        <w:ind w:left="720" w:hanging="360"/>
-      </w:pPr>
-      <w:rPr>
-        <w:rFonts w:ascii="Symbol" w:hAnsi="Symbol" w:hint="default"/>
-        <w:sz w:val="20"/>
-      </w:rPr>
-    </w:lvl>
-    <w:lvl w:ilvl="1" w:tentative="1">
-      <w:start w:val="1"/>
-      <w:numFmt w:val="bullet"/>
-      <w:lvlText w:val=""/>
-      <w:lvlJc w:val="left"/>
-      <w:pPr>
-        <w:tabs>
-          <w:tab w:val="num" w:pos="1440"/>
-        </w:tabs>
-        <w:ind w:left="1440" w:hanging="360"/>
-      </w:pPr>
-      <w:rPr>
-        <w:rFonts w:ascii="Symbol" w:hAnsi="Symbol" w:hint="default"/>
-        <w:sz w:val="20"/>
-      </w:rPr>
-    </w:lvl>
-    <w:lvl w:ilvl="2" w:tentative="1">
-      <w:start w:val="1"/>
-      <w:numFmt w:val="bullet"/>
-      <w:lvlText w:val=""/>
-      <w:lvlJc w:val="left"/>
-      <w:pPr>
-        <w:tabs>
-          <w:tab w:val="num" w:pos="2160"/>
-        </w:tabs>
-        <w:ind w:left="2160" w:hanging="360"/>
-      </w:pPr>
-      <w:rPr>
-        <w:rFonts w:ascii="Symbol" w:hAnsi="Symbol" w:hint="default"/>
-        <w:sz w:val="20"/>
-      </w:rPr>
-    </w:lvl>
-    <w:lvl w:ilvl="3" w:tentative="1">
-      <w:start w:val="1"/>
-      <w:numFmt w:val="bullet"/>
-      <w:lvlText w:val=""/>
-      <w:lvlJc w:val="left"/>
-      <w:pPr>
-        <w:tabs>
-          <w:tab w:val="num" w:pos="2880"/>
-        </w:tabs>
-        <w:ind w:left="2880" w:hanging="360"/>
-      </w:pPr>
-      <w:rPr>
-        <w:rFonts w:ascii="Symbol" w:hAnsi="Symbol" w:hint="default"/>
-        <w:sz w:val="20"/>
-      </w:rPr>
-    </w:lvl>
-    <w:lvl w:ilvl="4" w:tentative="1">
-      <w:start w:val="1"/>
-      <w:numFmt w:val="bullet"/>
-      <w:lvlText w:val=""/>
-      <w:lvlJc w:val="left"/>
-      <w:pPr>
-        <w:tabs>
-          <w:tab w:val="num" w:pos="3600"/>
-        </w:tabs>
-        <w:ind w:left="3600" w:hanging="360"/>
-      </w:pPr>
-      <w:rPr>
-        <w:rFonts w:ascii="Symbol" w:hAnsi="Symbol" w:hint="default"/>
-        <w:sz w:val="20"/>
-      </w:rPr>
-    </w:lvl>
-    <w:lvl w:ilvl="5" w:tentative="1">
-      <w:start w:val="1"/>
-      <w:numFmt w:val="bullet"/>
-      <w:lvlText w:val=""/>
-      <w:lvlJc w:val="left"/>
-      <w:pPr>
-        <w:tabs>
-          <w:tab w:val="num" w:pos="4320"/>
-        </w:tabs>
-        <w:ind w:left="4320" w:hanging="360"/>
-      </w:pPr>
-      <w:rPr>
-        <w:rFonts w:ascii="Symbol" w:hAnsi="Symbol" w:hint="default"/>
-        <w:sz w:val="20"/>
-      </w:rPr>
-    </w:lvl>
-    <w:lvl w:ilvl="6" w:tentative="1">
-      <w:start w:val="1"/>
-      <w:numFmt w:val="bullet"/>
-      <w:lvlText w:val=""/>
-      <w:lvlJc w:val="left"/>
-      <w:pPr>
-        <w:tabs>
-          <w:tab w:val="num" w:pos="5040"/>
-        </w:tabs>
-        <w:ind w:left="5040" w:hanging="360"/>
-      </w:pPr>
-      <w:rPr>
-        <w:rFonts w:ascii="Symbol" w:hAnsi="Symbol" w:hint="default"/>
-        <w:sz w:val="20"/>
-      </w:rPr>
-    </w:lvl>
-    <w:lvl w:ilvl="7" w:tentative="1">
-      <w:start w:val="1"/>
-      <w:numFmt w:val="bullet"/>
-      <w:lvlText w:val=""/>
-      <w:lvlJc w:val="left"/>
-      <w:pPr>
-        <w:tabs>
-          <w:tab w:val="num" w:pos="5760"/>
-        </w:tabs>
-        <w:ind w:left="5760" w:hanging="360"/>
-      </w:pPr>
-      <w:rPr>
-        <w:rFonts w:ascii="Symbol" w:hAnsi="Symbol" w:hint="default"/>
-        <w:sz w:val="20"/>
-      </w:rPr>
-    </w:lvl>
-    <w:lvl w:ilvl="8" w:tentative="1">
-      <w:start w:val="1"/>
-      <w:numFmt w:val="bullet"/>
-      <w:lvlText w:val=""/>
-      <w:lvlJc w:val="left"/>
-      <w:pPr>
-        <w:tabs>
-          <w:tab w:val="num" w:pos="6480"/>
-        </w:tabs>
-        <w:ind w:left="6480" w:hanging="360"/>
-      </w:pPr>
-      <w:rPr>
-        <w:rFonts w:ascii="Symbol" w:hAnsi="Symbol" w:hint="default"/>
-        <w:sz w:val="20"/>
-      </w:rPr>
-    </w:lvl>
-  </w:abstractNum>
-  <w:abstractNum w:abstractNumId="30" w15:restartNumberingAfterBreak="0">
-    <w:nsid w:val="716B5E26"/>
-    <w:multiLevelType w:val="multilevel"/>
-    <w:tmpl w:val="59FC8254"/>
-    <w:lvl w:ilvl="0">
-      <w:start w:val="1"/>
-      <w:numFmt w:val="bullet"/>
-      <w:lvlText w:val=""/>
-      <w:lvlJc w:val="left"/>
-      <w:pPr>
-        <w:tabs>
-          <w:tab w:val="num" w:pos="720"/>
-        </w:tabs>
-        <w:ind w:left="720" w:hanging="360"/>
-      </w:pPr>
-      <w:rPr>
-        <w:rFonts w:ascii="Symbol" w:hAnsi="Symbol" w:hint="default"/>
-        <w:sz w:val="20"/>
-      </w:rPr>
-    </w:lvl>
-    <w:lvl w:ilvl="1">
-      <w:start w:val="1"/>
-      <w:numFmt w:val="bullet"/>
-      <w:lvlText w:val=""/>
-      <w:lvlJc w:val="left"/>
-      <w:pPr>
-        <w:tabs>
-          <w:tab w:val="num" w:pos="1440"/>
-        </w:tabs>
-        <w:ind w:left="1440" w:hanging="360"/>
-      </w:pPr>
-      <w:rPr>
-        <w:rFonts w:ascii="Symbol" w:hAnsi="Symbol" w:hint="default"/>
-        <w:sz w:val="20"/>
-      </w:rPr>
-    </w:lvl>
-    <w:lvl w:ilvl="2" w:tentative="1">
-      <w:start w:val="1"/>
-      <w:numFmt w:val="bullet"/>
-      <w:lvlText w:val=""/>
-      <w:lvlJc w:val="left"/>
-      <w:pPr>
-        <w:tabs>
-          <w:tab w:val="num" w:pos="2160"/>
-        </w:tabs>
-        <w:ind w:left="2160" w:hanging="360"/>
-      </w:pPr>
-      <w:rPr>
-        <w:rFonts w:ascii="Symbol" w:hAnsi="Symbol" w:hint="default"/>
-        <w:sz w:val="20"/>
-      </w:rPr>
-    </w:lvl>
-    <w:lvl w:ilvl="3" w:tentative="1">
-      <w:start w:val="1"/>
-      <w:numFmt w:val="bullet"/>
-      <w:lvlText w:val=""/>
-      <w:lvlJc w:val="left"/>
-      <w:pPr>
-        <w:tabs>
-          <w:tab w:val="num" w:pos="2880"/>
-        </w:tabs>
-        <w:ind w:left="2880" w:hanging="360"/>
-      </w:pPr>
-      <w:rPr>
-        <w:rFonts w:ascii="Symbol" w:hAnsi="Symbol" w:hint="default"/>
-        <w:sz w:val="20"/>
-      </w:rPr>
-    </w:lvl>
-    <w:lvl w:ilvl="4" w:tentative="1">
-      <w:start w:val="1"/>
-      <w:numFmt w:val="bullet"/>
-      <w:lvlText w:val=""/>
-      <w:lvlJc w:val="left"/>
-      <w:pPr>
-        <w:tabs>
-          <w:tab w:val="num" w:pos="3600"/>
-        </w:tabs>
-        <w:ind w:left="3600" w:hanging="360"/>
-      </w:pPr>
-      <w:rPr>
-        <w:rFonts w:ascii="Symbol" w:hAnsi="Symbol" w:hint="default"/>
-        <w:sz w:val="20"/>
-      </w:rPr>
-    </w:lvl>
-    <w:lvl w:ilvl="5" w:tentative="1">
-      <w:start w:val="1"/>
-      <w:numFmt w:val="bullet"/>
-      <w:lvlText w:val=""/>
-      <w:lvlJc w:val="left"/>
-      <w:pPr>
-        <w:tabs>
-          <w:tab w:val="num" w:pos="4320"/>
-        </w:tabs>
-        <w:ind w:left="4320" w:hanging="360"/>
-      </w:pPr>
-      <w:rPr>
-        <w:rFonts w:ascii="Symbol" w:hAnsi="Symbol" w:hint="default"/>
-        <w:sz w:val="20"/>
-      </w:rPr>
-    </w:lvl>
-    <w:lvl w:ilvl="6" w:tentative="1">
-      <w:start w:val="1"/>
-      <w:numFmt w:val="bullet"/>
-      <w:lvlText w:val=""/>
-      <w:lvlJc w:val="left"/>
-      <w:pPr>
-        <w:tabs>
-          <w:tab w:val="num" w:pos="5040"/>
-        </w:tabs>
-        <w:ind w:left="5040" w:hanging="360"/>
-      </w:pPr>
-      <w:rPr>
-        <w:rFonts w:ascii="Symbol" w:hAnsi="Symbol" w:hint="default"/>
-        <w:sz w:val="20"/>
-      </w:rPr>
-    </w:lvl>
-    <w:lvl w:ilvl="7" w:tentative="1">
-      <w:start w:val="1"/>
-      <w:numFmt w:val="bullet"/>
-      <w:lvlText w:val=""/>
-      <w:lvlJc w:val="left"/>
-      <w:pPr>
-        <w:tabs>
-          <w:tab w:val="num" w:pos="5760"/>
-        </w:tabs>
-        <w:ind w:left="5760" w:hanging="360"/>
-      </w:pPr>
-      <w:rPr>
-        <w:rFonts w:ascii="Symbol" w:hAnsi="Symbol" w:hint="default"/>
-        <w:sz w:val="20"/>
-      </w:rPr>
-    </w:lvl>
-    <w:lvl w:ilvl="8" w:tentative="1">
-      <w:start w:val="1"/>
-      <w:numFmt w:val="bullet"/>
-      <w:lvlText w:val=""/>
-      <w:lvlJc w:val="left"/>
-      <w:pPr>
-        <w:tabs>
-          <w:tab w:val="num" w:pos="6480"/>
-        </w:tabs>
-        <w:ind w:left="6480" w:hanging="360"/>
-      </w:pPr>
-      <w:rPr>
-        <w:rFonts w:ascii="Symbol" w:hAnsi="Symbol" w:hint="default"/>
-        <w:sz w:val="20"/>
-      </w:rPr>
-    </w:lvl>
-  </w:abstractNum>
-  <w:abstractNum w:abstractNumId="31" w15:restartNumberingAfterBreak="0">
-    <w:nsid w:val="72AC090E"/>
-    <w:multiLevelType w:val="multilevel"/>
-    <w:tmpl w:val="054449E2"/>
-    <w:lvl w:ilvl="0">
-      <w:start w:val="1"/>
-      <w:numFmt w:val="bullet"/>
-      <w:lvlText w:val=""/>
-      <w:lvlJc w:val="left"/>
-      <w:pPr>
-        <w:tabs>
-          <w:tab w:val="num" w:pos="720"/>
-        </w:tabs>
-        <w:ind w:left="720" w:hanging="360"/>
-      </w:pPr>
-      <w:rPr>
-        <w:rFonts w:ascii="Symbol" w:hAnsi="Symbol" w:hint="default"/>
-        <w:sz w:val="20"/>
-      </w:rPr>
-    </w:lvl>
-    <w:lvl w:ilvl="1">
-      <w:start w:val="1"/>
-      <w:numFmt w:val="bullet"/>
-      <w:lvlText w:val=""/>
-      <w:lvlJc w:val="left"/>
-      <w:pPr>
-        <w:tabs>
-          <w:tab w:val="num" w:pos="1440"/>
-        </w:tabs>
-        <w:ind w:left="1440" w:hanging="360"/>
-      </w:pPr>
-      <w:rPr>
-        <w:rFonts w:ascii="Symbol" w:hAnsi="Symbol" w:hint="default"/>
-        <w:sz w:val="20"/>
-      </w:rPr>
-    </w:lvl>
-    <w:lvl w:ilvl="2" w:tentative="1">
-      <w:start w:val="1"/>
-      <w:numFmt w:val="bullet"/>
-      <w:lvlText w:val=""/>
-      <w:lvlJc w:val="left"/>
-      <w:pPr>
-        <w:tabs>
-          <w:tab w:val="num" w:pos="2160"/>
-        </w:tabs>
-        <w:ind w:left="2160" w:hanging="360"/>
-      </w:pPr>
-      <w:rPr>
-        <w:rFonts w:ascii="Symbol" w:hAnsi="Symbol" w:hint="default"/>
-        <w:sz w:val="20"/>
-      </w:rPr>
-    </w:lvl>
-    <w:lvl w:ilvl="3" w:tentative="1">
-      <w:start w:val="1"/>
-      <w:numFmt w:val="bullet"/>
-      <w:lvlText w:val=""/>
-      <w:lvlJc w:val="left"/>
-      <w:pPr>
-        <w:tabs>
-          <w:tab w:val="num" w:pos="2880"/>
-        </w:tabs>
-        <w:ind w:left="2880" w:hanging="360"/>
-      </w:pPr>
-      <w:rPr>
-        <w:rFonts w:ascii="Symbol" w:hAnsi="Symbol" w:hint="default"/>
-        <w:sz w:val="20"/>
-      </w:rPr>
-    </w:lvl>
-    <w:lvl w:ilvl="4" w:tentative="1">
-      <w:start w:val="1"/>
-      <w:numFmt w:val="bullet"/>
-      <w:lvlText w:val=""/>
-      <w:lvlJc w:val="left"/>
-      <w:pPr>
-        <w:tabs>
-          <w:tab w:val="num" w:pos="3600"/>
-        </w:tabs>
-        <w:ind w:left="3600" w:hanging="360"/>
-      </w:pPr>
-      <w:rPr>
-        <w:rFonts w:ascii="Symbol" w:hAnsi="Symbol" w:hint="default"/>
-        <w:sz w:val="20"/>
-      </w:rPr>
-    </w:lvl>
-    <w:lvl w:ilvl="5" w:tentative="1">
-      <w:start w:val="1"/>
-      <w:numFmt w:val="bullet"/>
-      <w:lvlText w:val=""/>
-      <w:lvlJc w:val="left"/>
-      <w:pPr>
-        <w:tabs>
-          <w:tab w:val="num" w:pos="4320"/>
-        </w:tabs>
-        <w:ind w:left="4320" w:hanging="360"/>
-      </w:pPr>
-      <w:rPr>
-        <w:rFonts w:ascii="Symbol" w:hAnsi="Symbol" w:hint="default"/>
-        <w:sz w:val="20"/>
-      </w:rPr>
-    </w:lvl>
-    <w:lvl w:ilvl="6" w:tentative="1">
-      <w:start w:val="1"/>
-      <w:numFmt w:val="bullet"/>
-      <w:lvlText w:val=""/>
-      <w:lvlJc w:val="left"/>
-      <w:pPr>
-        <w:tabs>
-          <w:tab w:val="num" w:pos="5040"/>
-        </w:tabs>
-        <w:ind w:left="5040" w:hanging="360"/>
-      </w:pPr>
-      <w:rPr>
-        <w:rFonts w:ascii="Symbol" w:hAnsi="Symbol" w:hint="default"/>
-        <w:sz w:val="20"/>
-      </w:rPr>
-    </w:lvl>
-    <w:lvl w:ilvl="7" w:tentative="1">
-      <w:start w:val="1"/>
-      <w:numFmt w:val="bullet"/>
-      <w:lvlText w:val=""/>
-      <w:lvlJc w:val="left"/>
-      <w:pPr>
-        <w:tabs>
-          <w:tab w:val="num" w:pos="5760"/>
-        </w:tabs>
-        <w:ind w:left="5760" w:hanging="360"/>
-      </w:pPr>
-      <w:rPr>
-        <w:rFonts w:ascii="Symbol" w:hAnsi="Symbol" w:hint="default"/>
-        <w:sz w:val="20"/>
-      </w:rPr>
-    </w:lvl>
-    <w:lvl w:ilvl="8" w:tentative="1">
-      <w:start w:val="1"/>
-      <w:numFmt w:val="bullet"/>
-      <w:lvlText w:val=""/>
-      <w:lvlJc w:val="left"/>
-      <w:pPr>
-        <w:tabs>
-          <w:tab w:val="num" w:pos="6480"/>
-        </w:tabs>
-        <w:ind w:left="6480" w:hanging="360"/>
-      </w:pPr>
-      <w:rPr>
-        <w:rFonts w:ascii="Symbol" w:hAnsi="Symbol" w:hint="default"/>
-        <w:sz w:val="20"/>
-      </w:rPr>
-    </w:lvl>
-  </w:abstractNum>
-  <w:abstractNum w:abstractNumId="32" w15:restartNumberingAfterBreak="0">
-    <w:nsid w:val="754F2A07"/>
-    <w:multiLevelType w:val="multilevel"/>
-    <w:tmpl w:val="EFFE8530"/>
-    <w:lvl w:ilvl="0">
-      <w:start w:val="1"/>
-      <w:numFmt w:val="bullet"/>
-      <w:lvlText w:val=""/>
-      <w:lvlJc w:val="left"/>
-      <w:pPr>
-        <w:tabs>
-          <w:tab w:val="num" w:pos="720"/>
-        </w:tabs>
-        <w:ind w:left="720" w:hanging="360"/>
-      </w:pPr>
-      <w:rPr>
-        <w:rFonts w:ascii="Symbol" w:hAnsi="Symbol" w:hint="default"/>
-        <w:sz w:val="20"/>
-      </w:rPr>
-    </w:lvl>
-    <w:lvl w:ilvl="1" w:tentative="1">
-      <w:start w:val="1"/>
-      <w:numFmt w:val="bullet"/>
-      <w:lvlText w:val=""/>
-      <w:lvlJc w:val="left"/>
-      <w:pPr>
-        <w:tabs>
-          <w:tab w:val="num" w:pos="1440"/>
-        </w:tabs>
-        <w:ind w:left="1440" w:hanging="360"/>
-      </w:pPr>
-      <w:rPr>
-        <w:rFonts w:ascii="Symbol" w:hAnsi="Symbol" w:hint="default"/>
-        <w:sz w:val="20"/>
-      </w:rPr>
-    </w:lvl>
-    <w:lvl w:ilvl="2" w:tentative="1">
-      <w:start w:val="1"/>
-      <w:numFmt w:val="bullet"/>
-      <w:lvlText w:val=""/>
-      <w:lvlJc w:val="left"/>
-      <w:pPr>
-        <w:tabs>
-          <w:tab w:val="num" w:pos="2160"/>
-        </w:tabs>
-        <w:ind w:left="2160" w:hanging="360"/>
-      </w:pPr>
-      <w:rPr>
-        <w:rFonts w:ascii="Symbol" w:hAnsi="Symbol" w:hint="default"/>
-        <w:sz w:val="20"/>
-      </w:rPr>
-    </w:lvl>
-    <w:lvl w:ilvl="3" w:tentative="1">
-      <w:start w:val="1"/>
-      <w:numFmt w:val="bullet"/>
-      <w:lvlText w:val=""/>
-      <w:lvlJc w:val="left"/>
-      <w:pPr>
-        <w:tabs>
-          <w:tab w:val="num" w:pos="2880"/>
-        </w:tabs>
-        <w:ind w:left="2880" w:hanging="360"/>
-      </w:pPr>
-      <w:rPr>
-        <w:rFonts w:ascii="Symbol" w:hAnsi="Symbol" w:hint="default"/>
-        <w:sz w:val="20"/>
-      </w:rPr>
-    </w:lvl>
-    <w:lvl w:ilvl="4" w:tentative="1">
-      <w:start w:val="1"/>
-      <w:numFmt w:val="bullet"/>
-      <w:lvlText w:val=""/>
-      <w:lvlJc w:val="left"/>
-      <w:pPr>
-        <w:tabs>
-          <w:tab w:val="num" w:pos="3600"/>
-        </w:tabs>
-        <w:ind w:left="3600" w:hanging="360"/>
-      </w:pPr>
-      <w:rPr>
-        <w:rFonts w:ascii="Symbol" w:hAnsi="Symbol" w:hint="default"/>
-        <w:sz w:val="20"/>
-      </w:rPr>
-    </w:lvl>
-    <w:lvl w:ilvl="5" w:tentative="1">
-      <w:start w:val="1"/>
-      <w:numFmt w:val="bullet"/>
-      <w:lvlText w:val=""/>
-      <w:lvlJc w:val="left"/>
-      <w:pPr>
-        <w:tabs>
-          <w:tab w:val="num" w:pos="4320"/>
-        </w:tabs>
-        <w:ind w:left="4320" w:hanging="360"/>
-      </w:pPr>
-      <w:rPr>
-        <w:rFonts w:ascii="Symbol" w:hAnsi="Symbol" w:hint="default"/>
-        <w:sz w:val="20"/>
-      </w:rPr>
-    </w:lvl>
-    <w:lvl w:ilvl="6" w:tentative="1">
-      <w:start w:val="1"/>
-      <w:numFmt w:val="bullet"/>
-      <w:lvlText w:val=""/>
-      <w:lvlJc w:val="left"/>
-      <w:pPr>
-        <w:tabs>
-          <w:tab w:val="num" w:pos="5040"/>
-        </w:tabs>
-        <w:ind w:left="5040" w:hanging="360"/>
-      </w:pPr>
-      <w:rPr>
-        <w:rFonts w:ascii="Symbol" w:hAnsi="Symbol" w:hint="default"/>
-        <w:sz w:val="20"/>
-      </w:rPr>
-    </w:lvl>
-    <w:lvl w:ilvl="7" w:tentative="1">
-      <w:start w:val="1"/>
-      <w:numFmt w:val="bullet"/>
-      <w:lvlText w:val=""/>
-      <w:lvlJc w:val="left"/>
-      <w:pPr>
-        <w:tabs>
-          <w:tab w:val="num" w:pos="5760"/>
-        </w:tabs>
-        <w:ind w:left="5760" w:hanging="360"/>
-      </w:pPr>
-      <w:rPr>
-        <w:rFonts w:ascii="Symbol" w:hAnsi="Symbol" w:hint="default"/>
-        <w:sz w:val="20"/>
-      </w:rPr>
-    </w:lvl>
-    <w:lvl w:ilvl="8" w:tentative="1">
-      <w:start w:val="1"/>
-      <w:numFmt w:val="bullet"/>
-      <w:lvlText w:val=""/>
-      <w:lvlJc w:val="left"/>
-      <w:pPr>
-        <w:tabs>
-          <w:tab w:val="num" w:pos="6480"/>
-        </w:tabs>
-        <w:ind w:left="6480" w:hanging="360"/>
-      </w:pPr>
-      <w:rPr>
-        <w:rFonts w:ascii="Symbol" w:hAnsi="Symbol" w:hint="default"/>
-        <w:sz w:val="20"/>
-      </w:rPr>
-    </w:lvl>
-  </w:abstractNum>
-  <w:abstractNum w:abstractNumId="33" w15:restartNumberingAfterBreak="0">
-    <w:nsid w:val="75F917F3"/>
-    <w:multiLevelType w:val="multilevel"/>
-    <w:tmpl w:val="D74AB94E"/>
-    <w:lvl w:ilvl="0">
-      <w:start w:val="1"/>
-      <w:numFmt w:val="bullet"/>
-      <w:lvlText w:val=""/>
-      <w:lvlJc w:val="left"/>
-      <w:pPr>
-        <w:tabs>
-          <w:tab w:val="num" w:pos="720"/>
-        </w:tabs>
-        <w:ind w:left="720" w:hanging="360"/>
-      </w:pPr>
-      <w:rPr>
-        <w:rFonts w:ascii="Symbol" w:hAnsi="Symbol" w:hint="default"/>
-        <w:sz w:val="20"/>
-      </w:rPr>
-    </w:lvl>
-    <w:lvl w:ilvl="1" w:tentative="1">
-      <w:start w:val="1"/>
-      <w:numFmt w:val="bullet"/>
-      <w:lvlText w:val=""/>
-      <w:lvlJc w:val="left"/>
-      <w:pPr>
-        <w:tabs>
-          <w:tab w:val="num" w:pos="1440"/>
-        </w:tabs>
-        <w:ind w:left="1440" w:hanging="360"/>
-      </w:pPr>
-      <w:rPr>
-        <w:rFonts w:ascii="Symbol" w:hAnsi="Symbol" w:hint="default"/>
-        <w:sz w:val="20"/>
-      </w:rPr>
-    </w:lvl>
-    <w:lvl w:ilvl="2" w:tentative="1">
-      <w:start w:val="1"/>
-      <w:numFmt w:val="bullet"/>
-      <w:lvlText w:val=""/>
-      <w:lvlJc w:val="left"/>
-      <w:pPr>
-        <w:tabs>
-          <w:tab w:val="num" w:pos="2160"/>
-        </w:tabs>
-        <w:ind w:left="2160" w:hanging="360"/>
-      </w:pPr>
-      <w:rPr>
-        <w:rFonts w:ascii="Symbol" w:hAnsi="Symbol" w:hint="default"/>
-        <w:sz w:val="20"/>
-      </w:rPr>
-    </w:lvl>
-    <w:lvl w:ilvl="3" w:tentative="1">
-      <w:start w:val="1"/>
-      <w:numFmt w:val="bullet"/>
-      <w:lvlText w:val=""/>
-      <w:lvlJc w:val="left"/>
-      <w:pPr>
-        <w:tabs>
-          <w:tab w:val="num" w:pos="2880"/>
-        </w:tabs>
-        <w:ind w:left="2880" w:hanging="360"/>
-      </w:pPr>
-      <w:rPr>
-        <w:rFonts w:ascii="Symbol" w:hAnsi="Symbol" w:hint="default"/>
-        <w:sz w:val="20"/>
-      </w:rPr>
-    </w:lvl>
-    <w:lvl w:ilvl="4" w:tentative="1">
-      <w:start w:val="1"/>
-      <w:numFmt w:val="bullet"/>
-      <w:lvlText w:val=""/>
-      <w:lvlJc w:val="left"/>
-      <w:pPr>
-        <w:tabs>
-          <w:tab w:val="num" w:pos="3600"/>
-        </w:tabs>
-        <w:ind w:left="3600" w:hanging="360"/>
-      </w:pPr>
-      <w:rPr>
-        <w:rFonts w:ascii="Symbol" w:hAnsi="Symbol" w:hint="default"/>
-        <w:sz w:val="20"/>
-      </w:rPr>
-    </w:lvl>
-    <w:lvl w:ilvl="5" w:tentative="1">
-      <w:start w:val="1"/>
-      <w:numFmt w:val="bullet"/>
-      <w:lvlText w:val=""/>
-      <w:lvlJc w:val="left"/>
-      <w:pPr>
-        <w:tabs>
-          <w:tab w:val="num" w:pos="4320"/>
-        </w:tabs>
-        <w:ind w:left="4320" w:hanging="360"/>
-      </w:pPr>
-      <w:rPr>
-        <w:rFonts w:ascii="Symbol" w:hAnsi="Symbol" w:hint="default"/>
-        <w:sz w:val="20"/>
-      </w:rPr>
-    </w:lvl>
-    <w:lvl w:ilvl="6" w:tentative="1">
-      <w:start w:val="1"/>
-      <w:numFmt w:val="bullet"/>
-      <w:lvlText w:val=""/>
-      <w:lvlJc w:val="left"/>
-      <w:pPr>
-        <w:tabs>
-          <w:tab w:val="num" w:pos="5040"/>
-        </w:tabs>
-        <w:ind w:left="5040" w:hanging="360"/>
-      </w:pPr>
-      <w:rPr>
-        <w:rFonts w:ascii="Symbol" w:hAnsi="Symbol" w:hint="default"/>
-        <w:sz w:val="20"/>
-      </w:rPr>
-    </w:lvl>
-    <w:lvl w:ilvl="7" w:tentative="1">
-      <w:start w:val="1"/>
-      <w:numFmt w:val="bullet"/>
-      <w:lvlText w:val=""/>
-      <w:lvlJc w:val="left"/>
-      <w:pPr>
-        <w:tabs>
-          <w:tab w:val="num" w:pos="5760"/>
-        </w:tabs>
-        <w:ind w:left="5760" w:hanging="360"/>
-      </w:pPr>
-      <w:rPr>
-        <w:rFonts w:ascii="Symbol" w:hAnsi="Symbol" w:hint="default"/>
-        <w:sz w:val="20"/>
-      </w:rPr>
-    </w:lvl>
-    <w:lvl w:ilvl="8" w:tentative="1">
-      <w:start w:val="1"/>
-      <w:numFmt w:val="bullet"/>
-      <w:lvlText w:val=""/>
-      <w:lvlJc w:val="left"/>
-      <w:pPr>
-        <w:tabs>
-          <w:tab w:val="num" w:pos="6480"/>
-        </w:tabs>
-        <w:ind w:left="6480" w:hanging="360"/>
-      </w:pPr>
-      <w:rPr>
-        <w:rFonts w:ascii="Symbol" w:hAnsi="Symbol" w:hint="default"/>
-        <w:sz w:val="20"/>
-      </w:rPr>
-    </w:lvl>
-  </w:abstractNum>
-  <w:abstractNum w:abstractNumId="34" w15:restartNumberingAfterBreak="0">
-    <w:nsid w:val="79447C12"/>
-    <w:multiLevelType w:val="multilevel"/>
-    <w:tmpl w:val="0DD29448"/>
-    <w:lvl w:ilvl="0">
-      <w:start w:val="1"/>
-      <w:numFmt w:val="bullet"/>
-      <w:lvlText w:val=""/>
-      <w:lvlJc w:val="left"/>
-      <w:pPr>
-        <w:tabs>
-          <w:tab w:val="num" w:pos="720"/>
-        </w:tabs>
-        <w:ind w:left="720" w:hanging="360"/>
-      </w:pPr>
-      <w:rPr>
-        <w:rFonts w:ascii="Symbol" w:hAnsi="Symbol" w:hint="default"/>
-        <w:sz w:val="20"/>
-      </w:rPr>
-    </w:lvl>
-    <w:lvl w:ilvl="1">
-      <w:start w:val="1"/>
-      <w:numFmt w:val="bullet"/>
-      <w:lvlText w:val=""/>
-      <w:lvlJc w:val="left"/>
-      <w:pPr>
-        <w:tabs>
-          <w:tab w:val="num" w:pos="1440"/>
-        </w:tabs>
-        <w:ind w:left="1440" w:hanging="360"/>
-      </w:pPr>
-      <w:rPr>
-        <w:rFonts w:ascii="Symbol" w:hAnsi="Symbol" w:hint="default"/>
-        <w:sz w:val="20"/>
-      </w:rPr>
-    </w:lvl>
-    <w:lvl w:ilvl="2" w:tentative="1">
-      <w:start w:val="1"/>
-      <w:numFmt w:val="bullet"/>
-      <w:lvlText w:val=""/>
-      <w:lvlJc w:val="left"/>
-      <w:pPr>
-        <w:tabs>
-          <w:tab w:val="num" w:pos="2160"/>
-        </w:tabs>
-        <w:ind w:left="2160" w:hanging="360"/>
-      </w:pPr>
-      <w:rPr>
-        <w:rFonts w:ascii="Symbol" w:hAnsi="Symbol" w:hint="default"/>
-        <w:sz w:val="20"/>
-      </w:rPr>
-    </w:lvl>
-    <w:lvl w:ilvl="3" w:tentative="1">
-      <w:start w:val="1"/>
-      <w:numFmt w:val="bullet"/>
-      <w:lvlText w:val=""/>
-      <w:lvlJc w:val="left"/>
-      <w:pPr>
-        <w:tabs>
-          <w:tab w:val="num" w:pos="2880"/>
-        </w:tabs>
-        <w:ind w:left="2880" w:hanging="360"/>
-      </w:pPr>
-      <w:rPr>
-        <w:rFonts w:ascii="Symbol" w:hAnsi="Symbol" w:hint="default"/>
-        <w:sz w:val="20"/>
-      </w:rPr>
-    </w:lvl>
-    <w:lvl w:ilvl="4" w:tentative="1">
-      <w:start w:val="1"/>
-      <w:numFmt w:val="bullet"/>
-      <w:lvlText w:val=""/>
-      <w:lvlJc w:val="left"/>
-      <w:pPr>
-        <w:tabs>
-          <w:tab w:val="num" w:pos="3600"/>
-        </w:tabs>
-        <w:ind w:left="3600" w:hanging="360"/>
-      </w:pPr>
-      <w:rPr>
-        <w:rFonts w:ascii="Symbol" w:hAnsi="Symbol" w:hint="default"/>
-        <w:sz w:val="20"/>
-      </w:rPr>
-    </w:lvl>
-    <w:lvl w:ilvl="5" w:tentative="1">
-      <w:start w:val="1"/>
-      <w:numFmt w:val="bullet"/>
-      <w:lvlText w:val=""/>
-      <w:lvlJc w:val="left"/>
-      <w:pPr>
-        <w:tabs>
-          <w:tab w:val="num" w:pos="4320"/>
-        </w:tabs>
-        <w:ind w:left="4320" w:hanging="360"/>
-      </w:pPr>
-      <w:rPr>
-        <w:rFonts w:ascii="Symbol" w:hAnsi="Symbol" w:hint="default"/>
-        <w:sz w:val="20"/>
-      </w:rPr>
-    </w:lvl>
-    <w:lvl w:ilvl="6" w:tentative="1">
-      <w:start w:val="1"/>
-      <w:numFmt w:val="bullet"/>
-      <w:lvlText w:val=""/>
-      <w:lvlJc w:val="left"/>
-      <w:pPr>
-        <w:tabs>
-          <w:tab w:val="num" w:pos="5040"/>
-        </w:tabs>
-        <w:ind w:left="5040" w:hanging="360"/>
-      </w:pPr>
-      <w:rPr>
-        <w:rFonts w:ascii="Symbol" w:hAnsi="Symbol" w:hint="default"/>
-        <w:sz w:val="20"/>
-      </w:rPr>
-    </w:lvl>
-    <w:lvl w:ilvl="7" w:tentative="1">
-      <w:start w:val="1"/>
-      <w:numFmt w:val="bullet"/>
-      <w:lvlText w:val=""/>
-      <w:lvlJc w:val="left"/>
-      <w:pPr>
-        <w:tabs>
-          <w:tab w:val="num" w:pos="5760"/>
-        </w:tabs>
-        <w:ind w:left="5760" w:hanging="360"/>
-      </w:pPr>
-      <w:rPr>
-        <w:rFonts w:ascii="Symbol" w:hAnsi="Symbol" w:hint="default"/>
-        <w:sz w:val="20"/>
-      </w:rPr>
-    </w:lvl>
-    <w:lvl w:ilvl="8" w:tentative="1">
-      <w:start w:val="1"/>
-      <w:numFmt w:val="bullet"/>
-      <w:lvlText w:val=""/>
-      <w:lvlJc w:val="left"/>
-      <w:pPr>
-        <w:tabs>
-          <w:tab w:val="num" w:pos="6480"/>
-        </w:tabs>
-        <w:ind w:left="6480" w:hanging="360"/>
-      </w:pPr>
-      <w:rPr>
-        <w:rFonts w:ascii="Symbol" w:hAnsi="Symbol" w:hint="default"/>
-        <w:sz w:val="20"/>
-      </w:rPr>
-    </w:lvl>
-  </w:abstractNum>
-  <w:abstractNum w:abstractNumId="35" w15:restartNumberingAfterBreak="0">
-    <w:nsid w:val="794B176F"/>
-    <w:multiLevelType w:val="multilevel"/>
-    <w:tmpl w:val="67884306"/>
-    <w:lvl w:ilvl="0">
-      <w:start w:val="1"/>
-      <w:numFmt w:val="bullet"/>
-      <w:lvlText w:val=""/>
-      <w:lvlJc w:val="left"/>
-      <w:pPr>
-        <w:tabs>
-          <w:tab w:val="num" w:pos="720"/>
-        </w:tabs>
-        <w:ind w:left="720" w:hanging="360"/>
-      </w:pPr>
-      <w:rPr>
-        <w:rFonts w:ascii="Symbol" w:hAnsi="Symbol" w:hint="default"/>
-        <w:sz w:val="20"/>
-      </w:rPr>
-    </w:lvl>
-    <w:lvl w:ilvl="1">
-      <w:start w:val="1"/>
-      <w:numFmt w:val="bullet"/>
-      <w:lvlText w:val=""/>
-      <w:lvlJc w:val="left"/>
-      <w:pPr>
-        <w:tabs>
-          <w:tab w:val="num" w:pos="1440"/>
-        </w:tabs>
-        <w:ind w:left="1440" w:hanging="360"/>
-      </w:pPr>
-      <w:rPr>
-        <w:rFonts w:ascii="Symbol" w:hAnsi="Symbol" w:hint="default"/>
-        <w:sz w:val="20"/>
-      </w:rPr>
-    </w:lvl>
-    <w:lvl w:ilvl="2" w:tentative="1">
-      <w:start w:val="1"/>
-      <w:numFmt w:val="bullet"/>
-      <w:lvlText w:val=""/>
-      <w:lvlJc w:val="left"/>
-      <w:pPr>
-        <w:tabs>
-          <w:tab w:val="num" w:pos="2160"/>
-        </w:tabs>
-        <w:ind w:left="2160" w:hanging="360"/>
-      </w:pPr>
-      <w:rPr>
-        <w:rFonts w:ascii="Symbol" w:hAnsi="Symbol" w:hint="default"/>
-        <w:sz w:val="20"/>
-      </w:rPr>
-    </w:lvl>
-    <w:lvl w:ilvl="3" w:tentative="1">
-      <w:start w:val="1"/>
-      <w:numFmt w:val="bullet"/>
-      <w:lvlText w:val=""/>
-      <w:lvlJc w:val="left"/>
-      <w:pPr>
-        <w:tabs>
-          <w:tab w:val="num" w:pos="2880"/>
-        </w:tabs>
-        <w:ind w:left="2880" w:hanging="360"/>
-      </w:pPr>
-      <w:rPr>
-        <w:rFonts w:ascii="Symbol" w:hAnsi="Symbol" w:hint="default"/>
-        <w:sz w:val="20"/>
-      </w:rPr>
-    </w:lvl>
-    <w:lvl w:ilvl="4" w:tentative="1">
-      <w:start w:val="1"/>
-      <w:numFmt w:val="bullet"/>
-      <w:lvlText w:val=""/>
-      <w:lvlJc w:val="left"/>
-      <w:pPr>
-        <w:tabs>
-          <w:tab w:val="num" w:pos="3600"/>
-        </w:tabs>
-        <w:ind w:left="3600" w:hanging="360"/>
-      </w:pPr>
-      <w:rPr>
-        <w:rFonts w:ascii="Symbol" w:hAnsi="Symbol" w:hint="default"/>
-        <w:sz w:val="20"/>
-      </w:rPr>
-    </w:lvl>
-    <w:lvl w:ilvl="5" w:tentative="1">
-      <w:start w:val="1"/>
-      <w:numFmt w:val="bullet"/>
-      <w:lvlText w:val=""/>
-      <w:lvlJc w:val="left"/>
-      <w:pPr>
-        <w:tabs>
-          <w:tab w:val="num" w:pos="4320"/>
-        </w:tabs>
-        <w:ind w:left="4320" w:hanging="360"/>
-      </w:pPr>
-      <w:rPr>
-        <w:rFonts w:ascii="Symbol" w:hAnsi="Symbol" w:hint="default"/>
-        <w:sz w:val="20"/>
-      </w:rPr>
-    </w:lvl>
-    <w:lvl w:ilvl="6" w:tentative="1">
-      <w:start w:val="1"/>
-      <w:numFmt w:val="bullet"/>
-      <w:lvlText w:val=""/>
-      <w:lvlJc w:val="left"/>
-      <w:pPr>
-        <w:tabs>
-          <w:tab w:val="num" w:pos="5040"/>
-        </w:tabs>
-        <w:ind w:left="5040" w:hanging="360"/>
-      </w:pPr>
-      <w:rPr>
-        <w:rFonts w:ascii="Symbol" w:hAnsi="Symbol" w:hint="default"/>
-        <w:sz w:val="20"/>
-      </w:rPr>
-    </w:lvl>
-    <w:lvl w:ilvl="7" w:tentative="1">
-      <w:start w:val="1"/>
-      <w:numFmt w:val="bullet"/>
-      <w:lvlText w:val=""/>
-      <w:lvlJc w:val="left"/>
-      <w:pPr>
-        <w:tabs>
-          <w:tab w:val="num" w:pos="5760"/>
-        </w:tabs>
-        <w:ind w:left="5760" w:hanging="360"/>
-      </w:pPr>
-      <w:rPr>
-        <w:rFonts w:ascii="Symbol" w:hAnsi="Symbol" w:hint="default"/>
-        <w:sz w:val="20"/>
-      </w:rPr>
-    </w:lvl>
-    <w:lvl w:ilvl="8" w:tentative="1">
-      <w:start w:val="1"/>
-      <w:numFmt w:val="bullet"/>
-      <w:lvlText w:val=""/>
-      <w:lvlJc w:val="left"/>
-      <w:pPr>
-        <w:tabs>
-          <w:tab w:val="num" w:pos="6480"/>
-        </w:tabs>
-        <w:ind w:left="6480" w:hanging="360"/>
-      </w:pPr>
-      <w:rPr>
-        <w:rFonts w:ascii="Symbol" w:hAnsi="Symbol" w:hint="default"/>
-        <w:sz w:val="20"/>
-      </w:rPr>
-    </w:lvl>
-  </w:abstractNum>
-  <w:abstractNum w:abstractNumId="36" w15:restartNumberingAfterBreak="0">
-    <w:nsid w:val="7A2E1AA2"/>
-    <w:multiLevelType w:val="multilevel"/>
-    <w:tmpl w:val="C93CB8E4"/>
-    <w:lvl w:ilvl="0">
-      <w:start w:val="1"/>
-      <w:numFmt w:val="bullet"/>
-      <w:lvlText w:val=""/>
-      <w:lvlJc w:val="left"/>
-      <w:pPr>
-        <w:tabs>
-          <w:tab w:val="num" w:pos="720"/>
-        </w:tabs>
-        <w:ind w:left="720" w:hanging="360"/>
-      </w:pPr>
-      <w:rPr>
-        <w:rFonts w:ascii="Symbol" w:hAnsi="Symbol" w:hint="default"/>
-        <w:sz w:val="20"/>
-      </w:rPr>
-    </w:lvl>
-    <w:lvl w:ilvl="1">
-      <w:start w:val="1"/>
-      <w:numFmt w:val="bullet"/>
-      <w:lvlText w:val=""/>
-      <w:lvlJc w:val="left"/>
-      <w:pPr>
-        <w:tabs>
-          <w:tab w:val="num" w:pos="1440"/>
-        </w:tabs>
-        <w:ind w:left="1440" w:hanging="360"/>
-      </w:pPr>
-      <w:rPr>
-        <w:rFonts w:ascii="Symbol" w:hAnsi="Symbol" w:hint="default"/>
-        <w:sz w:val="20"/>
-      </w:rPr>
-    </w:lvl>
-    <w:lvl w:ilvl="2" w:tentative="1">
-      <w:start w:val="1"/>
-      <w:numFmt w:val="bullet"/>
-      <w:lvlText w:val=""/>
-      <w:lvlJc w:val="left"/>
-      <w:pPr>
-        <w:tabs>
-          <w:tab w:val="num" w:pos="2160"/>
-        </w:tabs>
-        <w:ind w:left="2160" w:hanging="360"/>
-      </w:pPr>
-      <w:rPr>
-        <w:rFonts w:ascii="Symbol" w:hAnsi="Symbol" w:hint="default"/>
-        <w:sz w:val="20"/>
-      </w:rPr>
-    </w:lvl>
-    <w:lvl w:ilvl="3" w:tentative="1">
-      <w:start w:val="1"/>
-      <w:numFmt w:val="bullet"/>
-      <w:lvlText w:val=""/>
-      <w:lvlJc w:val="left"/>
-      <w:pPr>
-        <w:tabs>
-          <w:tab w:val="num" w:pos="2880"/>
-        </w:tabs>
-        <w:ind w:left="2880" w:hanging="360"/>
-      </w:pPr>
-      <w:rPr>
-        <w:rFonts w:ascii="Symbol" w:hAnsi="Symbol" w:hint="default"/>
-        <w:sz w:val="20"/>
-      </w:rPr>
-    </w:lvl>
-    <w:lvl w:ilvl="4" w:tentative="1">
-      <w:start w:val="1"/>
-      <w:numFmt w:val="bullet"/>
-      <w:lvlText w:val=""/>
-      <w:lvlJc w:val="left"/>
-      <w:pPr>
-        <w:tabs>
-          <w:tab w:val="num" w:pos="3600"/>
-        </w:tabs>
-        <w:ind w:left="3600" w:hanging="360"/>
-      </w:pPr>
-      <w:rPr>
-        <w:rFonts w:ascii="Symbol" w:hAnsi="Symbol" w:hint="default"/>
-        <w:sz w:val="20"/>
-      </w:rPr>
-    </w:lvl>
-    <w:lvl w:ilvl="5" w:tentative="1">
-      <w:start w:val="1"/>
-      <w:numFmt w:val="bullet"/>
-      <w:lvlText w:val=""/>
-      <w:lvlJc w:val="left"/>
-      <w:pPr>
-        <w:tabs>
-          <w:tab w:val="num" w:pos="4320"/>
-        </w:tabs>
-        <w:ind w:left="4320" w:hanging="360"/>
-      </w:pPr>
-      <w:rPr>
-        <w:rFonts w:ascii="Symbol" w:hAnsi="Symbol" w:hint="default"/>
-        <w:sz w:val="20"/>
-      </w:rPr>
-    </w:lvl>
-    <w:lvl w:ilvl="6" w:tentative="1">
-      <w:start w:val="1"/>
-      <w:numFmt w:val="bullet"/>
-      <w:lvlText w:val=""/>
-      <w:lvlJc w:val="left"/>
-      <w:pPr>
-        <w:tabs>
-          <w:tab w:val="num" w:pos="5040"/>
-        </w:tabs>
-        <w:ind w:left="5040" w:hanging="360"/>
-      </w:pPr>
-      <w:rPr>
-        <w:rFonts w:ascii="Symbol" w:hAnsi="Symbol" w:hint="default"/>
-        <w:sz w:val="20"/>
-      </w:rPr>
-    </w:lvl>
-    <w:lvl w:ilvl="7" w:tentative="1">
-      <w:start w:val="1"/>
-      <w:numFmt w:val="bullet"/>
-      <w:lvlText w:val=""/>
-      <w:lvlJc w:val="left"/>
-      <w:pPr>
-        <w:tabs>
-          <w:tab w:val="num" w:pos="5760"/>
-        </w:tabs>
-        <w:ind w:left="5760" w:hanging="360"/>
-      </w:pPr>
-      <w:rPr>
-        <w:rFonts w:ascii="Symbol" w:hAnsi="Symbol" w:hint="default"/>
-        <w:sz w:val="20"/>
-      </w:rPr>
-    </w:lvl>
-    <w:lvl w:ilvl="8" w:tentative="1">
-      <w:start w:val="1"/>
-      <w:numFmt w:val="bullet"/>
-      <w:lvlText w:val=""/>
-      <w:lvlJc w:val="left"/>
-      <w:pPr>
-        <w:tabs>
-          <w:tab w:val="num" w:pos="6480"/>
-        </w:tabs>
-        <w:ind w:left="6480" w:hanging="360"/>
-      </w:pPr>
-      <w:rPr>
-        <w:rFonts w:ascii="Symbol" w:hAnsi="Symbol" w:hint="default"/>
-        <w:sz w:val="20"/>
-      </w:rPr>
-    </w:lvl>
-  </w:abstractNum>
-  <w:abstractNum w:abstractNumId="37" w15:restartNumberingAfterBreak="0">
-    <w:nsid w:val="7A932A9C"/>
-    <w:multiLevelType w:val="multilevel"/>
-    <w:tmpl w:val="B9CAF478"/>
-    <w:lvl w:ilvl="0">
-      <w:start w:val="1"/>
-      <w:numFmt w:val="bullet"/>
-      <w:lvlText w:val=""/>
-      <w:lvlJc w:val="left"/>
-      <w:pPr>
-        <w:tabs>
-          <w:tab w:val="num" w:pos="720"/>
-        </w:tabs>
-        <w:ind w:left="720" w:hanging="360"/>
-      </w:pPr>
-      <w:rPr>
-        <w:rFonts w:ascii="Symbol" w:hAnsi="Symbol" w:hint="default"/>
-        <w:sz w:val="20"/>
-      </w:rPr>
-    </w:lvl>
-    <w:lvl w:ilvl="1" w:tentative="1">
-      <w:start w:val="1"/>
-      <w:numFmt w:val="bullet"/>
-      <w:lvlText w:val=""/>
-      <w:lvlJc w:val="left"/>
-      <w:pPr>
-        <w:tabs>
-          <w:tab w:val="num" w:pos="1440"/>
-        </w:tabs>
-        <w:ind w:left="1440" w:hanging="360"/>
-      </w:pPr>
-      <w:rPr>
-        <w:rFonts w:ascii="Symbol" w:hAnsi="Symbol" w:hint="default"/>
-        <w:sz w:val="20"/>
-      </w:rPr>
-    </w:lvl>
-    <w:lvl w:ilvl="2" w:tentative="1">
-      <w:start w:val="1"/>
-      <w:numFmt w:val="bullet"/>
-      <w:lvlText w:val=""/>
-      <w:lvlJc w:val="left"/>
-      <w:pPr>
-        <w:tabs>
-          <w:tab w:val="num" w:pos="2160"/>
-        </w:tabs>
-        <w:ind w:left="2160" w:hanging="360"/>
-      </w:pPr>
-      <w:rPr>
-        <w:rFonts w:ascii="Symbol" w:hAnsi="Symbol" w:hint="default"/>
-        <w:sz w:val="20"/>
-      </w:rPr>
-    </w:lvl>
-    <w:lvl w:ilvl="3" w:tentative="1">
-      <w:start w:val="1"/>
-      <w:numFmt w:val="bullet"/>
-      <w:lvlText w:val=""/>
-      <w:lvlJc w:val="left"/>
-      <w:pPr>
-        <w:tabs>
-          <w:tab w:val="num" w:pos="2880"/>
-        </w:tabs>
-        <w:ind w:left="2880" w:hanging="360"/>
-      </w:pPr>
-      <w:rPr>
-        <w:rFonts w:ascii="Symbol" w:hAnsi="Symbol" w:hint="default"/>
-        <w:sz w:val="20"/>
-      </w:rPr>
-    </w:lvl>
-    <w:lvl w:ilvl="4" w:tentative="1">
-      <w:start w:val="1"/>
-      <w:numFmt w:val="bullet"/>
-      <w:lvlText w:val=""/>
-      <w:lvlJc w:val="left"/>
-      <w:pPr>
-        <w:tabs>
-          <w:tab w:val="num" w:pos="3600"/>
-        </w:tabs>
-        <w:ind w:left="3600" w:hanging="360"/>
-      </w:pPr>
-      <w:rPr>
-        <w:rFonts w:ascii="Symbol" w:hAnsi="Symbol" w:hint="default"/>
-        <w:sz w:val="20"/>
-      </w:rPr>
-    </w:lvl>
-    <w:lvl w:ilvl="5" w:tentative="1">
-      <w:start w:val="1"/>
-      <w:numFmt w:val="bullet"/>
-      <w:lvlText w:val=""/>
-      <w:lvlJc w:val="left"/>
-      <w:pPr>
-        <w:tabs>
-          <w:tab w:val="num" w:pos="4320"/>
-        </w:tabs>
-        <w:ind w:left="4320" w:hanging="360"/>
-      </w:pPr>
-      <w:rPr>
-        <w:rFonts w:ascii="Symbol" w:hAnsi="Symbol" w:hint="default"/>
-        <w:sz w:val="20"/>
-      </w:rPr>
-    </w:lvl>
-    <w:lvl w:ilvl="6" w:tentative="1">
-      <w:start w:val="1"/>
-      <w:numFmt w:val="bullet"/>
-      <w:lvlText w:val=""/>
-      <w:lvlJc w:val="left"/>
-      <w:pPr>
-        <w:tabs>
-          <w:tab w:val="num" w:pos="5040"/>
-        </w:tabs>
-        <w:ind w:left="5040" w:hanging="360"/>
-      </w:pPr>
-      <w:rPr>
-        <w:rFonts w:ascii="Symbol" w:hAnsi="Symbol" w:hint="default"/>
-        <w:sz w:val="20"/>
-      </w:rPr>
-    </w:lvl>
-    <w:lvl w:ilvl="7" w:tentative="1">
-      <w:start w:val="1"/>
-      <w:numFmt w:val="bullet"/>
-      <w:lvlText w:val=""/>
-      <w:lvlJc w:val="left"/>
-      <w:pPr>
-        <w:tabs>
-          <w:tab w:val="num" w:pos="5760"/>
-        </w:tabs>
-        <w:ind w:left="5760" w:hanging="360"/>
-      </w:pPr>
-      <w:rPr>
-        <w:rFonts w:ascii="Symbol" w:hAnsi="Symbol" w:hint="default"/>
-        <w:sz w:val="20"/>
-      </w:rPr>
-    </w:lvl>
-    <w:lvl w:ilvl="8" w:tentative="1">
-      <w:start w:val="1"/>
-      <w:numFmt w:val="bullet"/>
-      <w:lvlText w:val=""/>
-      <w:lvlJc w:val="left"/>
-      <w:pPr>
-        <w:tabs>
-          <w:tab w:val="num" w:pos="6480"/>
-        </w:tabs>
-        <w:ind w:left="6480" w:hanging="360"/>
-      </w:pPr>
-      <w:rPr>
-        <w:rFonts w:ascii="Symbol" w:hAnsi="Symbol" w:hint="default"/>
-        <w:sz w:val="20"/>
-      </w:rPr>
-    </w:lvl>
-  </w:abstractNum>
-  <w:abstractNum w:abstractNumId="38" w15:restartNumberingAfterBreak="0">
-    <w:nsid w:val="7D4F088C"/>
-    <w:multiLevelType w:val="multilevel"/>
-    <w:tmpl w:val="466C0294"/>
-    <w:lvl w:ilvl="0">
-      <w:start w:val="1"/>
-      <w:numFmt w:val="bullet"/>
-      <w:lvlText w:val=""/>
-      <w:lvlJc w:val="left"/>
-      <w:pPr>
-        <w:tabs>
-          <w:tab w:val="num" w:pos="720"/>
-        </w:tabs>
-        <w:ind w:left="720" w:hanging="360"/>
-      </w:pPr>
-      <w:rPr>
-        <w:rFonts w:ascii="Symbol" w:hAnsi="Symbol" w:hint="default"/>
-        <w:sz w:val="20"/>
-      </w:rPr>
-    </w:lvl>
-    <w:lvl w:ilvl="1">
-      <w:start w:val="1"/>
-      <w:numFmt w:val="decimal"/>
-      <w:lvlText w:val="%2."/>
-      <w:lvlJc w:val="left"/>
-      <w:pPr>
-        <w:tabs>
-          <w:tab w:val="num" w:pos="1440"/>
-        </w:tabs>
-        <w:ind w:left="1440" w:hanging="360"/>
-      </w:pPr>
-    </w:lvl>
-    <w:lvl w:ilvl="2">
-      <w:start w:val="1"/>
-      <w:numFmt w:val="bullet"/>
-      <w:lvlText w:val=""/>
-      <w:lvlJc w:val="left"/>
-      <w:pPr>
-        <w:tabs>
-          <w:tab w:val="num" w:pos="2160"/>
-        </w:tabs>
-        <w:ind w:left="2160" w:hanging="360"/>
-      </w:pPr>
-      <w:rPr>
-        <w:rFonts w:ascii="Symbol" w:hAnsi="Symbol" w:hint="default"/>
-        <w:sz w:val="20"/>
-      </w:rPr>
-    </w:lvl>
-    <w:lvl w:ilvl="3" w:tentative="1">
-      <w:start w:val="1"/>
-      <w:numFmt w:val="bullet"/>
-      <w:lvlText w:val=""/>
-      <w:lvlJc w:val="left"/>
-      <w:pPr>
-        <w:tabs>
-          <w:tab w:val="num" w:pos="2880"/>
-        </w:tabs>
-        <w:ind w:left="2880" w:hanging="360"/>
-      </w:pPr>
-      <w:rPr>
-        <w:rFonts w:ascii="Symbol" w:hAnsi="Symbol" w:hint="default"/>
-        <w:sz w:val="20"/>
-      </w:rPr>
-    </w:lvl>
-    <w:lvl w:ilvl="4" w:tentative="1">
-      <w:start w:val="1"/>
-      <w:numFmt w:val="bullet"/>
-      <w:lvlText w:val=""/>
-      <w:lvlJc w:val="left"/>
-      <w:pPr>
-        <w:tabs>
-          <w:tab w:val="num" w:pos="3600"/>
-        </w:tabs>
-        <w:ind w:left="3600" w:hanging="360"/>
-      </w:pPr>
-      <w:rPr>
-        <w:rFonts w:ascii="Symbol" w:hAnsi="Symbol" w:hint="default"/>
-        <w:sz w:val="20"/>
-      </w:rPr>
-    </w:lvl>
-    <w:lvl w:ilvl="5" w:tentative="1">
-      <w:start w:val="1"/>
-      <w:numFmt w:val="bullet"/>
-      <w:lvlText w:val=""/>
-      <w:lvlJc w:val="left"/>
-      <w:pPr>
-        <w:tabs>
-          <w:tab w:val="num" w:pos="4320"/>
-        </w:tabs>
-        <w:ind w:left="4320" w:hanging="360"/>
-      </w:pPr>
-      <w:rPr>
-        <w:rFonts w:ascii="Symbol" w:hAnsi="Symbol" w:hint="default"/>
-        <w:sz w:val="20"/>
-      </w:rPr>
-    </w:lvl>
-    <w:lvl w:ilvl="6" w:tentative="1">
-      <w:start w:val="1"/>
-      <w:numFmt w:val="bullet"/>
-      <w:lvlText w:val=""/>
-      <w:lvlJc w:val="left"/>
-      <w:pPr>
-        <w:tabs>
-          <w:tab w:val="num" w:pos="5040"/>
-        </w:tabs>
-        <w:ind w:left="5040" w:hanging="360"/>
-      </w:pPr>
-      <w:rPr>
-        <w:rFonts w:ascii="Symbol" w:hAnsi="Symbol" w:hint="default"/>
-        <w:sz w:val="20"/>
-      </w:rPr>
-    </w:lvl>
-    <w:lvl w:ilvl="7" w:tentative="1">
-      <w:start w:val="1"/>
-      <w:numFmt w:val="bullet"/>
-      <w:lvlText w:val=""/>
-      <w:lvlJc w:val="left"/>
-      <w:pPr>
-        <w:tabs>
-          <w:tab w:val="num" w:pos="5760"/>
-        </w:tabs>
-        <w:ind w:left="5760" w:hanging="360"/>
-      </w:pPr>
-      <w:rPr>
-        <w:rFonts w:ascii="Symbol" w:hAnsi="Symbol" w:hint="default"/>
-        <w:sz w:val="20"/>
-      </w:rPr>
-    </w:lvl>
-    <w:lvl w:ilvl="8" w:tentative="1">
-      <w:start w:val="1"/>
-      <w:numFmt w:val="bullet"/>
-      <w:lvlText w:val=""/>
-      <w:lvlJc w:val="left"/>
-      <w:pPr>
-        <w:tabs>
-          <w:tab w:val="num" w:pos="6480"/>
-        </w:tabs>
-        <w:ind w:left="6480" w:hanging="360"/>
-      </w:pPr>
-      <w:rPr>
-        <w:rFonts w:ascii="Symbol" w:hAnsi="Symbol" w:hint="default"/>
-        <w:sz w:val="20"/>
-      </w:rPr>
-    </w:lvl>
-  </w:abstractNum>
-  <w:abstractNum w:abstractNumId="39" w15:restartNumberingAfterBreak="0">
-    <w:nsid w:val="7ED63DDB"/>
-    <w:multiLevelType w:val="multilevel"/>
-    <w:tmpl w:val="84C275EE"/>
-    <w:lvl w:ilvl="0">
-      <w:start w:val="1"/>
-      <w:numFmt w:val="bullet"/>
-      <w:lvlText w:val=""/>
-      <w:lvlJc w:val="left"/>
-      <w:pPr>
-        <w:tabs>
-          <w:tab w:val="num" w:pos="720"/>
-        </w:tabs>
-        <w:ind w:left="720" w:hanging="360"/>
-      </w:pPr>
-      <w:rPr>
-        <w:rFonts w:ascii="Symbol" w:hAnsi="Symbol" w:hint="default"/>
-        <w:sz w:val="20"/>
-      </w:rPr>
-    </w:lvl>
-    <w:lvl w:ilvl="1" w:tentative="1">
-      <w:start w:val="1"/>
-      <w:numFmt w:val="bullet"/>
-      <w:lvlText w:val=""/>
-      <w:lvlJc w:val="left"/>
-      <w:pPr>
-        <w:tabs>
-          <w:tab w:val="num" w:pos="1440"/>
-        </w:tabs>
-        <w:ind w:left="1440" w:hanging="360"/>
-      </w:pPr>
-      <w:rPr>
-        <w:rFonts w:ascii="Symbol" w:hAnsi="Symbol" w:hint="default"/>
-        <w:sz w:val="20"/>
-      </w:rPr>
-    </w:lvl>
-    <w:lvl w:ilvl="2" w:tentative="1">
-      <w:start w:val="1"/>
-      <w:numFmt w:val="bullet"/>
-      <w:lvlText w:val=""/>
-      <w:lvlJc w:val="left"/>
-      <w:pPr>
-        <w:tabs>
-          <w:tab w:val="num" w:pos="2160"/>
-        </w:tabs>
-        <w:ind w:left="2160" w:hanging="360"/>
-      </w:pPr>
-      <w:rPr>
-        <w:rFonts w:ascii="Symbol" w:hAnsi="Symbol" w:hint="default"/>
-        <w:sz w:val="20"/>
-      </w:rPr>
-    </w:lvl>
-    <w:lvl w:ilvl="3" w:tentative="1">
-      <w:start w:val="1"/>
-      <w:numFmt w:val="bullet"/>
-      <w:lvlText w:val=""/>
-      <w:lvlJc w:val="left"/>
-      <w:pPr>
-        <w:tabs>
-          <w:tab w:val="num" w:pos="2880"/>
-        </w:tabs>
-        <w:ind w:left="2880" w:hanging="360"/>
-      </w:pPr>
-      <w:rPr>
-        <w:rFonts w:ascii="Symbol" w:hAnsi="Symbol" w:hint="default"/>
-        <w:sz w:val="20"/>
-      </w:rPr>
-    </w:lvl>
-    <w:lvl w:ilvl="4" w:tentative="1">
-      <w:start w:val="1"/>
-      <w:numFmt w:val="bullet"/>
-      <w:lvlText w:val=""/>
-      <w:lvlJc w:val="left"/>
-      <w:pPr>
-        <w:tabs>
-          <w:tab w:val="num" w:pos="3600"/>
-        </w:tabs>
-        <w:ind w:left="3600" w:hanging="360"/>
-      </w:pPr>
-      <w:rPr>
-        <w:rFonts w:ascii="Symbol" w:hAnsi="Symbol" w:hint="default"/>
-        <w:sz w:val="20"/>
-      </w:rPr>
-    </w:lvl>
-    <w:lvl w:ilvl="5" w:tentative="1">
-      <w:start w:val="1"/>
-      <w:numFmt w:val="bullet"/>
-      <w:lvlText w:val=""/>
-      <w:lvlJc w:val="left"/>
-      <w:pPr>
-        <w:tabs>
-          <w:tab w:val="num" w:pos="4320"/>
-        </w:tabs>
-        <w:ind w:left="4320" w:hanging="360"/>
-      </w:pPr>
-      <w:rPr>
-        <w:rFonts w:ascii="Symbol" w:hAnsi="Symbol" w:hint="default"/>
-        <w:sz w:val="20"/>
-      </w:rPr>
-    </w:lvl>
-    <w:lvl w:ilvl="6" w:tentative="1">
-      <w:start w:val="1"/>
-      <w:numFmt w:val="bullet"/>
-      <w:lvlText w:val=""/>
-      <w:lvlJc w:val="left"/>
-      <w:pPr>
-        <w:tabs>
-          <w:tab w:val="num" w:pos="5040"/>
-        </w:tabs>
-        <w:ind w:left="5040" w:hanging="360"/>
-      </w:pPr>
-      <w:rPr>
-        <w:rFonts w:ascii="Symbol" w:hAnsi="Symbol" w:hint="default"/>
-        <w:sz w:val="20"/>
-      </w:rPr>
-    </w:lvl>
-    <w:lvl w:ilvl="7" w:tentative="1">
-      <w:start w:val="1"/>
-      <w:numFmt w:val="bullet"/>
-      <w:lvlText w:val=""/>
-      <w:lvlJc w:val="left"/>
-      <w:pPr>
-        <w:tabs>
-          <w:tab w:val="num" w:pos="5760"/>
-        </w:tabs>
-        <w:ind w:left="5760" w:hanging="360"/>
-      </w:pPr>
-      <w:rPr>
-        <w:rFonts w:ascii="Symbol" w:hAnsi="Symbol" w:hint="default"/>
-        <w:sz w:val="20"/>
-      </w:rPr>
-    </w:lvl>
-    <w:lvl w:ilvl="8" w:tentative="1">
-      <w:start w:val="1"/>
-      <w:numFmt w:val="bullet"/>
-      <w:lvlText w:val=""/>
-      <w:lvlJc w:val="left"/>
-      <w:pPr>
-        <w:tabs>
-          <w:tab w:val="num" w:pos="6480"/>
-        </w:tabs>
-        <w:ind w:left="6480" w:hanging="360"/>
-      </w:pPr>
-      <w:rPr>
-        <w:rFonts w:ascii="Symbol" w:hAnsi="Symbol" w:hint="default"/>
-        <w:sz w:val="20"/>
-      </w:rPr>
-    </w:lvl>
-  </w:abstractNum>
-  <w:num w:numId="1" w16cid:durableId="2119835371">
+  <w:num w:numId="1" w16cid:durableId="1530802630">
+    <w:abstractNumId w:val="3"/>
+  </w:num>
+  <w:num w:numId="2" w16cid:durableId="854807545">
+    <w:abstractNumId w:val="6"/>
+  </w:num>
+  <w:num w:numId="3" w16cid:durableId="269166661">
+    <w:abstractNumId w:val="14"/>
+  </w:num>
+  <w:num w:numId="4" w16cid:durableId="2027055877">
+    <w:abstractNumId w:val="5"/>
+  </w:num>
+  <w:num w:numId="5" w16cid:durableId="2065828082">
+    <w:abstractNumId w:val="16"/>
+  </w:num>
+  <w:num w:numId="6" w16cid:durableId="969632862">
+    <w:abstractNumId w:val="12"/>
+  </w:num>
+  <w:num w:numId="7" w16cid:durableId="1272587223">
+    <w:abstractNumId w:val="0"/>
+  </w:num>
+  <w:num w:numId="8" w16cid:durableId="235172087">
+    <w:abstractNumId w:val="4"/>
+  </w:num>
+  <w:num w:numId="9" w16cid:durableId="847982226">
     <w:abstractNumId w:val="15"/>
   </w:num>
-  <w:num w:numId="2" w16cid:durableId="1644577312">
-    <w:abstractNumId w:val="18"/>
+  <w:num w:numId="10" w16cid:durableId="762072204">
+    <w:abstractNumId w:val="11"/>
   </w:num>
-  <w:num w:numId="3" w16cid:durableId="1088623612">
-    <w:abstractNumId w:val="36"/>
+  <w:num w:numId="11" w16cid:durableId="190192935">
+    <w:abstractNumId w:val="13"/>
   </w:num>
-  <w:num w:numId="4" w16cid:durableId="626276807">
-    <w:abstractNumId w:val="23"/>
-  </w:num>
-  <w:num w:numId="5" w16cid:durableId="957026056">
-    <w:abstractNumId w:val="23"/>
+  <w:num w:numId="12" w16cid:durableId="1629817381">
+    <w:abstractNumId w:val="13"/>
     <w:lvlOverride w:ilvl="1">
       <w:lvl w:ilvl="1">
         <w:numFmt w:val="bullet"/>
@@ -8083,154 +6509,25 @@
       </w:lvl>
     </w:lvlOverride>
   </w:num>
-  <w:num w:numId="6" w16cid:durableId="576130146">
+  <w:num w:numId="13" w16cid:durableId="1431075425">
+    <w:abstractNumId w:val="9"/>
+  </w:num>
+  <w:num w:numId="14" w16cid:durableId="1979800809">
+    <w:abstractNumId w:val="7"/>
+  </w:num>
+  <w:num w:numId="15" w16cid:durableId="746417380">
+    <w:abstractNumId w:val="1"/>
+  </w:num>
+  <w:num w:numId="16" w16cid:durableId="953710251">
+    <w:abstractNumId w:val="8"/>
+  </w:num>
+  <w:num w:numId="17" w16cid:durableId="1253857606">
+    <w:abstractNumId w:val="10"/>
+  </w:num>
+  <w:num w:numId="18" w16cid:durableId="177354493">
     <w:abstractNumId w:val="2"/>
   </w:num>
-  <w:num w:numId="7" w16cid:durableId="289828599">
-    <w:abstractNumId w:val="11"/>
-  </w:num>
-  <w:num w:numId="8" w16cid:durableId="216742068">
-    <w:abstractNumId w:val="19"/>
-  </w:num>
-  <w:num w:numId="9" w16cid:durableId="810488684">
-    <w:abstractNumId w:val="4"/>
-  </w:num>
-  <w:num w:numId="10" w16cid:durableId="821505055">
-    <w:abstractNumId w:val="22"/>
-  </w:num>
-  <w:num w:numId="11" w16cid:durableId="1638342431">
-    <w:abstractNumId w:val="16"/>
-  </w:num>
-  <w:num w:numId="12" w16cid:durableId="1277446069">
-    <w:abstractNumId w:val="35"/>
-  </w:num>
-  <w:num w:numId="13" w16cid:durableId="1778721285">
-    <w:abstractNumId w:val="10"/>
-  </w:num>
-  <w:num w:numId="14" w16cid:durableId="396512222">
-    <w:abstractNumId w:val="17"/>
-  </w:num>
-  <w:num w:numId="15" w16cid:durableId="1340354638">
-    <w:abstractNumId w:val="14"/>
-  </w:num>
-  <w:num w:numId="16" w16cid:durableId="1754545276">
-    <w:abstractNumId w:val="26"/>
-  </w:num>
-  <w:num w:numId="17" w16cid:durableId="144709699">
-    <w:abstractNumId w:val="12"/>
-  </w:num>
-  <w:num w:numId="18" w16cid:durableId="1646473171">
-    <w:abstractNumId w:val="31"/>
-  </w:num>
-  <w:num w:numId="19" w16cid:durableId="1034042134">
-    <w:abstractNumId w:val="25"/>
-  </w:num>
-  <w:num w:numId="20" w16cid:durableId="746609454">
-    <w:abstractNumId w:val="38"/>
-  </w:num>
-  <w:num w:numId="21" w16cid:durableId="1372998565">
-    <w:abstractNumId w:val="38"/>
-    <w:lvlOverride w:ilvl="1">
-      <w:lvl w:ilvl="1">
-        <w:numFmt w:val="bullet"/>
-        <w:lvlText w:val=""/>
-        <w:lvlJc w:val="left"/>
-        <w:pPr>
-          <w:tabs>
-            <w:tab w:val="num" w:pos="1440"/>
-          </w:tabs>
-          <w:ind w:left="1440" w:hanging="360"/>
-        </w:pPr>
-        <w:rPr>
-          <w:rFonts w:ascii="Symbol" w:hAnsi="Symbol" w:hint="default"/>
-          <w:sz w:val="20"/>
-        </w:rPr>
-      </w:lvl>
-    </w:lvlOverride>
-  </w:num>
-  <w:num w:numId="22" w16cid:durableId="1440444950">
-    <w:abstractNumId w:val="13"/>
-  </w:num>
-  <w:num w:numId="23" w16cid:durableId="1228951323">
-    <w:abstractNumId w:val="3"/>
-  </w:num>
-  <w:num w:numId="24" w16cid:durableId="761073934">
-    <w:abstractNumId w:val="33"/>
-  </w:num>
-  <w:num w:numId="25" w16cid:durableId="1129128531">
-    <w:abstractNumId w:val="27"/>
-  </w:num>
-  <w:num w:numId="26" w16cid:durableId="835455727">
-    <w:abstractNumId w:val="30"/>
-  </w:num>
-  <w:num w:numId="27" w16cid:durableId="535047131">
-    <w:abstractNumId w:val="7"/>
-  </w:num>
-  <w:num w:numId="28" w16cid:durableId="106893150">
-    <w:abstractNumId w:val="24"/>
-  </w:num>
-  <w:num w:numId="29" w16cid:durableId="369113801">
-    <w:abstractNumId w:val="8"/>
-  </w:num>
-  <w:num w:numId="30" w16cid:durableId="1493987782">
-    <w:abstractNumId w:val="29"/>
-  </w:num>
-  <w:num w:numId="31" w16cid:durableId="745802468">
-    <w:abstractNumId w:val="5"/>
-  </w:num>
-  <w:num w:numId="32" w16cid:durableId="701054352">
-    <w:abstractNumId w:val="37"/>
-  </w:num>
-  <w:num w:numId="33" w16cid:durableId="7293900">
-    <w:abstractNumId w:val="32"/>
-  </w:num>
-  <w:num w:numId="34" w16cid:durableId="610624173">
-    <w:abstractNumId w:val="1"/>
-  </w:num>
-  <w:num w:numId="35" w16cid:durableId="1921324849">
-    <w:abstractNumId w:val="21"/>
-  </w:num>
-  <w:num w:numId="36" w16cid:durableId="740761240">
-    <w:abstractNumId w:val="28"/>
-  </w:num>
-  <w:num w:numId="37" w16cid:durableId="661473309">
-    <w:abstractNumId w:val="28"/>
-    <w:lvlOverride w:ilvl="1">
-      <w:lvl w:ilvl="1">
-        <w:numFmt w:val="bullet"/>
-        <w:lvlText w:val=""/>
-        <w:lvlJc w:val="left"/>
-        <w:pPr>
-          <w:tabs>
-            <w:tab w:val="num" w:pos="1440"/>
-          </w:tabs>
-          <w:ind w:left="1440" w:hanging="360"/>
-        </w:pPr>
-        <w:rPr>
-          <w:rFonts w:ascii="Symbol" w:hAnsi="Symbol" w:hint="default"/>
-          <w:sz w:val="20"/>
-        </w:rPr>
-      </w:lvl>
-    </w:lvlOverride>
-  </w:num>
-  <w:num w:numId="38" w16cid:durableId="2063403422">
-    <w:abstractNumId w:val="0"/>
-  </w:num>
-  <w:num w:numId="39" w16cid:durableId="1662000446">
-    <w:abstractNumId w:val="9"/>
-  </w:num>
-  <w:num w:numId="40" w16cid:durableId="1262647331">
-    <w:abstractNumId w:val="39"/>
-  </w:num>
-  <w:num w:numId="41" w16cid:durableId="1463501607">
-    <w:abstractNumId w:val="6"/>
-  </w:num>
-  <w:num w:numId="42" w16cid:durableId="371198281">
-    <w:abstractNumId w:val="34"/>
-  </w:num>
-  <w:num w:numId="43" w16cid:durableId="1834027355">
-    <w:abstractNumId w:val="20"/>
-  </w:num>
+  <w:numIdMacAtCleanup w:val="18"/>
 </w:numbering>
 </file>
 
@@ -8837,6 +7134,7 @@
   <w:style w:type="character" w:default="1" w:styleId="DefaultParagraphFont">
     <w:name w:val="Default Paragraph Font"/>
     <w:uiPriority w:val="1"/>
+    <w:semiHidden/>
     <w:unhideWhenUsed/>
   </w:style>
   <w:style w:type="table" w:default="1" w:styleId="TableNormal">
@@ -9150,6 +7448,54 @@
       <w:spacing w:val="5"/>
     </w:rPr>
   </w:style>
+  <w:style w:type="table" w:styleId="TableGrid">
+    <w:name w:val="Table Grid"/>
+    <w:basedOn w:val="TableNormal"/>
+    <w:uiPriority w:val="39"/>
+    <w:rsid w:val="00E67A51"/>
+    <w:pPr>
+      <w:spacing w:after="0" w:line="240" w:lineRule="auto"/>
+    </w:pPr>
+    <w:tblPr>
+      <w:tblBorders>
+        <w:top w:val="single" w:sz="4" w:space="0" w:color="auto"/>
+        <w:left w:val="single" w:sz="4" w:space="0" w:color="auto"/>
+        <w:bottom w:val="single" w:sz="4" w:space="0" w:color="auto"/>
+        <w:right w:val="single" w:sz="4" w:space="0" w:color="auto"/>
+        <w:insideH w:val="single" w:sz="4" w:space="0" w:color="auto"/>
+        <w:insideV w:val="single" w:sz="4" w:space="0" w:color="auto"/>
+      </w:tblBorders>
+    </w:tblPr>
+  </w:style>
+  <w:style w:type="character" w:customStyle="1" w:styleId="token">
+    <w:name w:val="token"/>
+    <w:basedOn w:val="DefaultParagraphFont"/>
+    <w:rsid w:val="004B2704"/>
+  </w:style>
+  <w:style w:type="paragraph" w:customStyle="1" w:styleId="pdq2pgselectionanchorcontainer">
+    <w:name w:val="pdq2pg_selectionanchorcontainer"/>
+    <w:basedOn w:val="Normal"/>
+    <w:rsid w:val="007A5830"/>
+    <w:pPr>
+      <w:spacing w:before="100" w:beforeAutospacing="1" w:after="100" w:afterAutospacing="1" w:line="240" w:lineRule="auto"/>
+    </w:pPr>
+    <w:rPr>
+      <w:rFonts w:ascii="Times New Roman" w:eastAsia="Times New Roman" w:hAnsi="Times New Roman" w:cs="Times New Roman"/>
+      <w:kern w:val="0"/>
+      <w14:ligatures w14:val="none"/>
+    </w:rPr>
+  </w:style>
+  <w:style w:type="character" w:styleId="Strong">
+    <w:name w:val="Strong"/>
+    <w:basedOn w:val="DefaultParagraphFont"/>
+    <w:uiPriority w:val="22"/>
+    <w:qFormat/>
+    <w:rsid w:val="007A5830"/>
+    <w:rPr>
+      <w:b/>
+      <w:bCs/>
+    </w:rPr>
+  </w:style>
 </w:styles>
 </file>
 
